--- a/paper/research_paper.docx
+++ b/paper/research_paper.docx
@@ -9993,7 +9993,7 @@
         <w:rFonts w:ascii="Times New Roman" w:hAnsi="Times New Roman"/>
         <w:sz w:val="22"/>
       </w:rPr>
-      <w:t>Aarav Vaidha, [Your School], [Street Address], [City, State ZIP], USA. aaravvaidha69@gmail.com</w:t>
+      <w:t>Aarav Vaidha, MOT Charter High School, 1275 Cedar Lane Rd, Middletown, DE 19709, USA. aaravvaidha69@gmail.com</w:t>
     </w:r>
   </w:p>
 </w:ftr>

--- a/paper/research_paper.docx
+++ b/paper/research_paper.docx
@@ -124,7 +124,7 @@
           <w:b/>
           <w:sz w:val="24"/>
         </w:rPr>
-        <w:t>Guidance from [Mentor / Advisor]</w:t>
+        <w:t>Guidance from Dr. Madjid Tavana, Distinguished Chair &amp; Professor of Business Analytics, La Salle University</w:t>
       </w:r>
     </w:p>
     <w:p>

--- a/paper/research_paper.docx
+++ b/paper/research_paper.docx
@@ -13,7 +13,7 @@
         <w:rPr>
           <w:rFonts w:ascii="Times New Roman" w:hAnsi="Times New Roman"/>
           <w:b w:val="0"/>
-          <w:sz w:val="24"/>
+          <w:sz w:val="22"/>
         </w:rPr>
         <w:t>Cross-Sector Correlation Regimes and Their Impact on the Predictive Accuracy of Equity Price Forecasting Models</w:t>
       </w:r>
@@ -84,7 +84,7 @@
         <w:rPr>
           <w:rFonts w:ascii="Times New Roman" w:hAnsi="Times New Roman"/>
           <w:b w:val="0"/>
-          <w:sz w:val="24"/>
+          <w:sz w:val="22"/>
         </w:rPr>
         <w:t>Cross-Sector Correlation Regimes and Their Impact on the Predictive Accuracy of Equity Price Forecasting Models</w:t>
       </w:r>
@@ -99,14 +99,14 @@
         <w:rPr>
           <w:rFonts w:ascii="Times New Roman" w:hAnsi="Times New Roman"/>
           <w:b w:val="0"/>
-          <w:sz w:val="24"/>
+          <w:sz w:val="22"/>
         </w:rPr>
         <w:t>Aarav Vaidha</w:t>
       </w:r>
       <w:r>
         <w:rPr>
           <w:rFonts w:ascii="Times New Roman" w:hAnsi="Times New Roman"/>
-          <w:sz w:val="24"/>
+          <w:sz w:val="22"/>
           <w:vertAlign w:val="superscript"/>
         </w:rPr>
         <w:t>1</w:t>
@@ -122,7 +122,7 @@
         <w:rPr>
           <w:rFonts w:ascii="Times New Roman" w:hAnsi="Times New Roman"/>
           <w:b/>
-          <w:sz w:val="24"/>
+          <w:sz w:val="22"/>
         </w:rPr>
         <w:t>Guidance from Dr. Madjid Tavana, Distinguished Chair &amp; Professor of Business Analytics, La Salle University</w:t>
       </w:r>
@@ -158,14 +158,14 @@
         <w:rPr>
           <w:rFonts w:ascii="Times New Roman" w:hAnsi="Times New Roman"/>
           <w:b/>
-          <w:sz w:val="24"/>
+          <w:sz w:val="22"/>
         </w:rPr>
         <w:t xml:space="preserve">Keywords: </w:t>
       </w:r>
       <w:r>
         <w:rPr>
           <w:rFonts w:ascii="Times New Roman" w:hAnsi="Times New Roman"/>
-          <w:sz w:val="24"/>
+          <w:sz w:val="22"/>
         </w:rPr>
         <w:t>cross-sector correlation, realized volatility, regime analysis, out-of-sample forecasting, return predictability, volatility confound, Newey–West standard errors</w:t>
       </w:r>
@@ -10028,7 +10028,7 @@
     <w:r>
       <w:rPr>
         <w:rFonts w:ascii="Times New Roman" w:hAnsi="Times New Roman"/>
-        <w:sz w:val="24"/>
+        <w:sz w:val="22"/>
       </w:rPr>
       <w:fldChar w:fldCharType="begin"/>
       <w:instrText xml:space="preserve"> PAGE </w:instrText>
@@ -10741,7 +10741,7 @@
     <w:rPr>
       <w:rFonts w:ascii="Times New Roman" w:cs="Times New Roman" w:hAnsi="Times New Roman"/>
       <w:b w:val="0"/>
-      <w:sz w:val="24"/>
+      <w:sz w:val="22"/>
     </w:rPr>
   </w:style>
   <w:style w:styleId="Header" w:type="paragraph">
@@ -10808,7 +10808,7 @@
       <w:rFonts w:ascii="Times New Roman" w:asciiTheme="majorHAnsi" w:cs="Times New Roman" w:cstheme="majorBidi" w:eastAsiaTheme="majorEastAsia" w:hAnsi="Times New Roman" w:hAnsiTheme="majorHAnsi"/>
       <w:b/>
       <w:bCs/>
-      <w:sz w:val="24"/>
+      <w:sz w:val="22"/>
       <w:szCs w:val="28"/>
       <w:color w:val="000000"/>
     </w:rPr>
@@ -10834,7 +10834,7 @@
       <w:rFonts w:ascii="Times New Roman" w:asciiTheme="majorHAnsi" w:cs="Times New Roman" w:cstheme="majorBidi" w:eastAsiaTheme="majorEastAsia" w:hAnsi="Times New Roman" w:hAnsiTheme="majorHAnsi"/>
       <w:b/>
       <w:bCs/>
-      <w:sz w:val="24"/>
+      <w:sz w:val="22"/>
       <w:szCs w:val="26"/>
       <w:color w:val="000000"/>
     </w:rPr>
@@ -10860,7 +10860,7 @@
       <w:rFonts w:ascii="Times New Roman" w:asciiTheme="majorHAnsi" w:cs="Times New Roman" w:cstheme="majorBidi" w:eastAsiaTheme="majorEastAsia" w:hAnsi="Times New Roman" w:hAnsiTheme="majorHAnsi"/>
       <w:b/>
       <w:bCs/>
-      <w:sz w:val="24"/>
+      <w:sz w:val="22"/>
       <w:color w:val="000000"/>
     </w:rPr>
   </w:style>
@@ -10888,7 +10888,7 @@
       <w:bCs/>
       <w:i/>
       <w:iCs/>
-      <w:sz w:val="24"/>
+      <w:sz w:val="22"/>
       <w:color w:val="000000"/>
     </w:rPr>
   </w:style>

--- a/paper/research_paper.docx
+++ b/paper/research_paper.docx
@@ -193,346 +193,7 @@
         <w:pStyle w:val="FirstParagraph"/>
       </w:pPr>
       <w:r>
-        <w:t xml:space="preserve">This study asks whether the accuracy of short-horizon equity price forecasting</w:t>
-      </w:r>
-      <w:r>
-        <w:t xml:space="preserve"> </w:t>
-      </w:r>
-      <w:r>
-        <w:t xml:space="preserve">models depends on the prevailing cross-sector correlation regime, and — crucially</w:t>
-      </w:r>
-      <w:r>
-        <w:t xml:space="preserve"> </w:t>
-      </w:r>
-      <w:r>
-        <w:t xml:space="preserve">— whether any such dependence survives once market volatility is controlled for.</w:t>
-      </w:r>
-      <w:r>
-        <w:t xml:space="preserve"> </w:t>
-      </w:r>
-      <w:r>
-        <w:t xml:space="preserve">Using more than eleven years of daily data for four S&amp;P 500 sector ETFs</w:t>
-      </w:r>
-      <w:r>
-        <w:t xml:space="preserve"> </w:t>
-      </w:r>
-      <w:r>
-        <w:t xml:space="preserve">(Technology, Health Care, Energy, Financials) and the broad-market SPY ETF, we</w:t>
-      </w:r>
-      <w:r>
-        <w:t xml:space="preserve"> </w:t>
-      </w:r>
-      <w:r>
-        <w:t xml:space="preserve">build a rolling measure of average pairwise sector correlation, classify each day</w:t>
-      </w:r>
-      <w:r>
-        <w:t xml:space="preserve"> </w:t>
-      </w:r>
-      <w:r>
-        <w:t xml:space="preserve">into a high-, low-, or mid-correlation regime by quartiles, and evaluate five</w:t>
-      </w:r>
-      <w:r>
-        <w:t xml:space="preserve"> </w:t>
-      </w:r>
-      <w:r>
-        <w:t xml:space="preserve">one-step-ahead forecasting models (a naive random walk, an AR(1), a linear</w:t>
-      </w:r>
-      <w:r>
-        <w:t xml:space="preserve"> </w:t>
-      </w:r>
-      <w:r>
-        <w:t xml:space="preserve">regression on lagged returns, and Ridge and Lasso regressions) in a strict</w:t>
-      </w:r>
-      <w:r>
-        <w:t xml:space="preserve"> </w:t>
-      </w:r>
-      <w:r>
-        <w:t xml:space="preserve">walk-forward, out-of-sample design.</w:t>
-      </w:r>
-    </w:p>
-    <w:p>
-      <w:pPr>
-        <w:pStyle w:val="BodyText"/>
-      </w:pPr>
-      <w:r>
-        <w:t xml:space="preserve">We find a strong</w:t>
-      </w:r>
-      <w:r>
-        <w:t xml:space="preserve"> </w:t>
-      </w:r>
-      <w:r>
-        <w:rPr>
-          <w:b/>
-          <w:bCs/>
-        </w:rPr>
-        <w:t xml:space="preserve">descriptive</w:t>
-      </w:r>
-      <w:r>
-        <w:t xml:space="preserve"> </w:t>
-      </w:r>
-      <w:r>
-        <w:t xml:space="preserve">result: absolute return-forecast errors are</w:t>
-      </w:r>
-      <w:r>
-        <w:t xml:space="preserve"> </w:t>
-      </w:r>
-      <w:r>
-        <w:t xml:space="preserve">roughly 58–62% larger in high-correlation regimes than in low-correlation</w:t>
-      </w:r>
-      <w:r>
-        <w:t xml:space="preserve"> </w:t>
-      </w:r>
-      <w:r>
-        <w:t xml:space="preserve">regimes, and both parametric and non-parametric tests reject the hypothesis that</w:t>
-      </w:r>
-      <w:r>
-        <w:t xml:space="preserve"> </w:t>
-      </w:r>
-      <w:r>
-        <w:t xml:space="preserve">accuracy is independent of the correlation regime (p ≪ 0.001 for every model).</w:t>
-      </w:r>
-      <w:r>
-        <w:t xml:space="preserve"> </w:t>
-      </w:r>
-      <w:r>
-        <w:rPr>
-          <w:b/>
-          <w:bCs/>
-        </w:rPr>
-        <w:t xml:space="preserve">However, this association does not represent an independent correlation</w:t>
-      </w:r>
-      <w:r>
-        <w:rPr>
-          <w:b/>
-          <w:bCs/>
-        </w:rPr>
-        <w:t xml:space="preserve"> </w:t>
-      </w:r>
-      <w:r>
-        <w:rPr>
-          <w:b/>
-          <w:bCs/>
-        </w:rPr>
-        <w:t xml:space="preserve">effect.</w:t>
-      </w:r>
-      <w:r>
-        <w:t xml:space="preserve"> </w:t>
-      </w:r>
-      <w:r>
-        <w:t xml:space="preserve">High correlation is collinear with high volatility in our sample</w:t>
-      </w:r>
-      <w:r>
-        <w:t xml:space="preserve"> </w:t>
-      </w:r>
-      <w:r>
-        <w:t xml:space="preserve">(r = 0.64). When the daily mean absolute error is regressed on both the lagged</w:t>
-      </w:r>
-      <w:r>
-        <w:t xml:space="preserve"> </w:t>
-      </w:r>
-      <w:r>
-        <w:t xml:space="preserve">correlation and a lagged volatility proxy (90-day realized volatility of SPY,</w:t>
-      </w:r>
-      <w:r>
-        <w:t xml:space="preserve"> </w:t>
-      </w:r>
-      <w:r>
-        <w:t xml:space="preserve">Newey–West standard errors), the correlation coefficient collapses from</w:t>
-      </w:r>
-      <w:r>
-        <w:t xml:space="preserve"> </w:t>
-      </w:r>
-      <w:r>
-        <w:t xml:space="preserve">significant (p ≈ 0.017) to indistinguishable from zero (p ≈ 0.72–0.79) and even</w:t>
-      </w:r>
-      <w:r>
-        <w:t xml:space="preserve"> </w:t>
-      </w:r>
-      <w:r>
-        <w:t xml:space="preserve">changes sign, while volatility remains strongly significant (p ≈ 3×10⁻⁶) and</w:t>
-      </w:r>
-      <w:r>
-        <w:t xml:space="preserve"> </w:t>
-      </w:r>
-      <w:r>
-        <w:t xml:space="preserve">absorbs essentially all of the explanatory power (R² essentially unchanged,</w:t>
-      </w:r>
-      <w:r>
-        <w:t xml:space="preserve"> </w:t>
-      </w:r>
-      <w:r>
-        <w:t xml:space="preserve">≈ 0.11–0.12 across models). A 2×2 double sort confirms this: within a fixed</w:t>
-      </w:r>
-      <w:r>
-        <w:t xml:space="preserve"> </w:t>
-      </w:r>
-      <w:r>
-        <w:t xml:space="preserve">volatility bucket the correlation effect is small and flips sign. The correlation</w:t>
-      </w:r>
-      <w:r>
-        <w:t xml:space="preserve"> </w:t>
-      </w:r>
-      <w:r>
-        <w:t xml:space="preserve">regime therefore appears to matter</w:t>
-      </w:r>
-      <w:r>
-        <w:t xml:space="preserve"> </w:t>
-      </w:r>
-      <w:r>
-        <w:rPr>
-          <w:b/>
-          <w:bCs/>
-        </w:rPr>
-        <w:t xml:space="preserve">only because it proxies for volatility</w:t>
-      </w:r>
-      <w:r>
-        <w:t xml:space="preserve"> </w:t>
-      </w:r>
-      <w:r>
-        <w:t xml:space="preserve">—</w:t>
-      </w:r>
-      <w:r>
-        <w:t xml:space="preserve"> </w:t>
-      </w:r>
-      <w:r>
-        <w:t xml:space="preserve">consistent with Forbes and Rigobon (2002), who show that measured correlation is</w:t>
-      </w:r>
-      <w:r>
-        <w:t xml:space="preserve"> </w:t>
-      </w:r>
-      <w:r>
-        <w:t xml:space="preserve">itself inflated by volatility.</w:t>
-      </w:r>
-    </w:p>
-    <w:p>
-      <w:pPr>
-        <w:pStyle w:val="BodyText"/>
-      </w:pPr>
-      <w:r>
-        <w:t xml:space="preserve">We are equally candid about the volatility half of the story. Because our models</w:t>
-      </w:r>
-      <w:r>
-        <w:t xml:space="preserve"> </w:t>
-      </w:r>
-      <w:r>
-        <w:t xml:space="preserve">predict returns near zero, absolute error is nearly equal to the size of the move,</w:t>
-      </w:r>
-      <w:r>
-        <w:t xml:space="preserve"> </w:t>
-      </w:r>
-      <w:r>
-        <w:t xml:space="preserve">so the</w:t>
-      </w:r>
-      <w:r>
-        <w:t xml:space="preserve"> </w:t>
-      </w:r>
-      <w:r>
-        <w:t xml:space="preserve">“volatility explains the error”</w:t>
-      </w:r>
-      <w:r>
-        <w:t xml:space="preserve"> </w:t>
-      </w:r>
-      <w:r>
-        <w:t xml:space="preserve">result is partly</w:t>
-      </w:r>
-      <w:r>
-        <w:t xml:space="preserve"> </w:t>
-      </w:r>
-      <w:r>
-        <w:rPr>
-          <w:i/>
-          <w:iCs/>
-        </w:rPr>
-        <w:t xml:space="preserve">mechanical</w:t>
-      </w:r>
-      <w:r>
-        <w:t xml:space="preserve"> </w:t>
-      </w:r>
-      <w:r>
-        <w:t xml:space="preserve">rather than a</w:t>
-      </w:r>
-      <w:r>
-        <w:t xml:space="preserve"> </w:t>
-      </w:r>
-      <w:r>
-        <w:t xml:space="preserve">discovery. The honest test is</w:t>
-      </w:r>
-      <w:r>
-        <w:t xml:space="preserve"> </w:t>
-      </w:r>
-      <w:r>
-        <w:rPr>
-          <w:b/>
-          <w:bCs/>
-        </w:rPr>
-        <w:t xml:space="preserve">directional accuracy</w:t>
-      </w:r>
-      <w:r>
-        <w:t xml:space="preserve">, a scale-free metric that</w:t>
-      </w:r>
-      <w:r>
-        <w:t xml:space="preserve"> </w:t>
-      </w:r>
-      <w:r>
-        <w:t xml:space="preserve">does not inflate with volatility — and there we find that predictive skill is weak</w:t>
-      </w:r>
-      <w:r>
-        <w:t xml:space="preserve"> </w:t>
-      </w:r>
-      <w:r>
-        <w:t xml:space="preserve">in</w:t>
-      </w:r>
-      <w:r>
-        <w:t xml:space="preserve"> </w:t>
-      </w:r>
-      <w:r>
-        <w:rPr>
-          <w:i/>
-          <w:iCs/>
-        </w:rPr>
-        <w:t xml:space="preserve">every</w:t>
-      </w:r>
-      <w:r>
-        <w:t xml:space="preserve"> </w:t>
-      </w:r>
-      <w:r>
-        <w:t xml:space="preserve">cell of the double sort (45–54%, hovering near the 50% coin-flip), with</w:t>
-      </w:r>
-      <w:r>
-        <w:t xml:space="preserve"> </w:t>
-      </w:r>
-      <w:r>
-        <w:t xml:space="preserve">no clean ordering by either volatility or correlation. The paper’s real</w:t>
-      </w:r>
-      <w:r>
-        <w:t xml:space="preserve"> </w:t>
-      </w:r>
-      <w:r>
-        <w:t xml:space="preserve">contribution is therefore methodological: an effect that looks statistically</w:t>
-      </w:r>
-      <w:r>
-        <w:t xml:space="preserve"> </w:t>
-      </w:r>
-      <w:r>
-        <w:t xml:space="preserve">bulletproof on a scale-dependent metric (p ≪ 0.001, every model, two tests) can be</w:t>
-      </w:r>
-      <w:r>
-        <w:t xml:space="preserve"> </w:t>
-      </w:r>
-      <w:r>
-        <w:t xml:space="preserve">a volatility shadow, and the cure — add one lagged volatility control and read the</w:t>
-      </w:r>
-      <w:r>
-        <w:t xml:space="preserve"> </w:t>
-      </w:r>
-      <w:r>
-        <w:t xml:space="preserve">coefficient, then re-check on a scale-free metric — is cheap and decisive. A tiny</w:t>
-      </w:r>
-      <w:r>
-        <w:t xml:space="preserve"> </w:t>
-      </w:r>
-      <w:r>
-        <w:t xml:space="preserve">p-value certifies neither a real effect nor genuine forecast skill.</w:t>
+        <w:t xml:space="preserve">This study tests whether the accuracy of one-day-ahead equity forecasts depends on the cross-sector correlation regime, and whether any such dependence holds once market volatility is controlled for. It uses daily data from January 2015 to June 2026 for four S&amp;P 500 sector ETFs (technology, health care, energy, financials) and SPY. A 90-day rolling average of the pairwise sector correlations defines high, low, and mid regimes by quartile. Five walk-forward models are tested: a random walk, an AR(1), a linear regression on five lagged returns, and Ridge and Lasso versions of that regression. Absolute return errors are 58 to 62 percent larger in the high-correlation regime, and both a t-test and a Mann–Whitney test reject equal accuracy across regimes (p &lt; 0.001 for every model). Correlation and volatility move together in the sample, with a correlation of 0.64. When forecast error is regressed on lagged correlation and lagged volatility together, the correlation term is not significant (p = 0.72 to 0.79) while volatility is (p ≈ 6×10⁻⁶), and the fit does not improve when correlation is added. Directional accuracy stays between 45 and 54 percent in every regime. The regime result is a volatility effect, not a correlation effect.</w:t>
       </w:r>
     </w:p>
     <w:p>
@@ -549,7 +210,7 @@
         <w:pStyle w:val="Heading2"/>
       </w:pPr>
       <w:r>
-        <w:t xml:space="preserve">1. Introduction</w:t>
+        <w:t xml:space="preserve">Introduction</w:t>
       </w:r>
     </w:p>
     <w:p>
@@ -557,68 +218,7 @@
         <w:pStyle w:val="FirstParagraph"/>
       </w:pPr>
       <w:r>
-        <w:t xml:space="preserve">A recurring theme in empirical finance is that the statistical structure of</w:t>
-      </w:r>
-      <w:r>
-        <w:t xml:space="preserve"> </w:t>
-      </w:r>
-      <w:r>
-        <w:t xml:space="preserve">markets is not constant — it shifts between regimes (Hamilton, 1989). One of the</w:t>
-      </w:r>
-      <w:r>
-        <w:t xml:space="preserve"> </w:t>
-      </w:r>
-      <w:r>
-        <w:t xml:space="preserve">most studied regime variables is</w:t>
-      </w:r>
-      <w:r>
-        <w:t xml:space="preserve"> </w:t>
-      </w:r>
-      <w:r>
-        <w:rPr>
-          <w:b/>
-          <w:bCs/>
-        </w:rPr>
-        <w:t xml:space="preserve">cross-asset correlation</w:t>
-      </w:r>
-      <w:r>
-        <w:t xml:space="preserve">: in calm markets,</w:t>
-      </w:r>
-      <w:r>
-        <w:t xml:space="preserve"> </w:t>
-      </w:r>
-      <w:r>
-        <w:t xml:space="preserve">individual sectors are driven largely by their own sector-specific news, whereas</w:t>
-      </w:r>
-      <w:r>
-        <w:t xml:space="preserve"> </w:t>
-      </w:r>
-      <w:r>
-        <w:t xml:space="preserve">in crises a single systematic factor dominates and</w:t>
-      </w:r>
-      <w:r>
-        <w:t xml:space="preserve"> </w:t>
-      </w:r>
-      <w:r>
-        <w:t xml:space="preserve">“everything moves together”</w:t>
-      </w:r>
-      <w:r>
-        <w:t xml:space="preserve"> </w:t>
-      </w:r>
-      <w:r>
-        <w:t xml:space="preserve">(Ang and Bekaert, 2002; Ang and Chen, 2002). This phenomenon — higher co-movement</w:t>
-      </w:r>
-      <w:r>
-        <w:t xml:space="preserve"> </w:t>
-      </w:r>
-      <w:r>
-        <w:t xml:space="preserve">precisely when diversification is most needed — has direct consequences for risk</w:t>
-      </w:r>
-      <w:r>
-        <w:t xml:space="preserve"> </w:t>
-      </w:r>
-      <w:r>
-        <w:t xml:space="preserve">management and, potentially, for forecasting.</w:t>
+        <w:t xml:space="preserve">Market structure is not fixed. Correlations, volatility, and return behavior shift over time, and one common way to describe this is through regimes (Hamilton, 1989). Cross-asset correlation is one such regime variable. In calm markets, sectors are driven mostly by their own news; in stressed markets, a single systematic factor dominates and sectors move together (Ang and Bekaert, 2002; Ang and Chen, 2002).</w:t>
       </w:r>
     </w:p>
     <w:p>
@@ -626,49 +226,7 @@
         <w:pStyle w:val="BodyText"/>
       </w:pPr>
       <w:r>
-        <w:t xml:space="preserve">It is worth stating the backdrop plainly: short-horizon equity return</w:t>
-      </w:r>
-      <w:r>
-        <w:t xml:space="preserve"> </w:t>
-      </w:r>
-      <w:r>
-        <w:t xml:space="preserve">predictability is weak to begin with. Welch and Goyal (2008) show that popular</w:t>
-      </w:r>
-      <w:r>
-        <w:t xml:space="preserve"> </w:t>
-      </w:r>
-      <w:r>
-        <w:t xml:space="preserve">predictors struggle to beat the historical mean out of sample, and Campbell and</w:t>
-      </w:r>
-      <w:r>
-        <w:t xml:space="preserve"> </w:t>
-      </w:r>
-      <w:r>
-        <w:t xml:space="preserve">Thompson (2008) find that even statistically detectable predictability translates</w:t>
-      </w:r>
-      <w:r>
-        <w:t xml:space="preserve"> </w:t>
-      </w:r>
-      <w:r>
-        <w:t xml:space="preserve">into only slim out-of-sample gains. Any regime-conditional</w:t>
-      </w:r>
-      <w:r>
-        <w:t xml:space="preserve"> </w:t>
-      </w:r>
-      <w:r>
-        <w:t xml:space="preserve">“edge”</w:t>
-      </w:r>
-      <w:r>
-        <w:t xml:space="preserve"> </w:t>
-      </w:r>
-      <w:r>
-        <w:t xml:space="preserve">must be read</w:t>
-      </w:r>
-      <w:r>
-        <w:t xml:space="preserve"> </w:t>
-      </w:r>
-      <w:r>
-        <w:t xml:space="preserve">against this low baseline — a point that becomes central to our conclusions.</w:t>
+        <w:t xml:space="preserve">Short-horizon equity returns are hard to predict to begin with. Welch and Goyal (2008) find that standard predictors rarely beat the historical mean out of sample, and Campbell and Thompson (2008) find that detectable predictability produces only small out-of-sample gains. Combining predictors can add modest out-of-sample value (Rapach, Strauss, and Zhou, 2010), but the baseline is low, and any regime-conditional result has to be read against it.</w:t>
       </w:r>
     </w:p>
     <w:p>
@@ -676,81 +234,7 @@
         <w:pStyle w:val="BodyText"/>
       </w:pPr>
       <w:r>
-        <w:rPr>
-          <w:b/>
-          <w:bCs/>
-        </w:rPr>
-        <w:t xml:space="preserve">A signal-to-noise view.</w:t>
-      </w:r>
-      <w:r>
-        <w:t xml:space="preserve"> </w:t>
-      </w:r>
-      <w:r>
-        <w:t xml:space="preserve">Short-horizon linear forecasting models exploit weak,</w:t>
-      </w:r>
-      <w:r>
-        <w:t xml:space="preserve"> </w:t>
-      </w:r>
-      <w:r>
-        <w:t xml:space="preserve">sector-specific structure in returns — mild autocorrelation and cross-sector</w:t>
-      </w:r>
-      <w:r>
-        <w:t xml:space="preserve"> </w:t>
-      </w:r>
-      <w:r>
-        <w:t xml:space="preserve">lead–lag relationships. In low-correlation regimes, prices track sector-specific</w:t>
-      </w:r>
-      <w:r>
-        <w:t xml:space="preserve"> </w:t>
-      </w:r>
-      <w:r>
-        <w:t xml:space="preserve">fundamentals, and that idiosyncratic structure is exactly the signal a linear</w:t>
-      </w:r>
-      <w:r>
-        <w:t xml:space="preserve"> </w:t>
-      </w:r>
-      <w:r>
-        <w:t xml:space="preserve">model can pick up. In high-correlation regimes, a single systematic factor</w:t>
-      </w:r>
-      <w:r>
-        <w:t xml:space="preserve"> </w:t>
-      </w:r>
-      <w:r>
-        <w:t xml:space="preserve">dominates the cross-section, the sector-specific component of returns shrinks</w:t>
-      </w:r>
-      <w:r>
-        <w:t xml:space="preserve"> </w:t>
-      </w:r>
-      <w:r>
-        <w:t xml:space="preserve">relative to common market noise, and the signal the model relies on collapses.</w:t>
-      </w:r>
-      <w:r>
-        <w:t xml:space="preserve"> </w:t>
-      </w:r>
-      <w:r>
-        <w:t xml:space="preserve">This intuition predicts that models should forecast</w:t>
-      </w:r>
-      <w:r>
-        <w:t xml:space="preserve"> </w:t>
-      </w:r>
-      <w:r>
-        <w:rPr>
-          <w:i/>
-          <w:iCs/>
-        </w:rPr>
-        <w:t xml:space="preserve">less</w:t>
-      </w:r>
-      <w:r>
-        <w:t xml:space="preserve"> </w:t>
-      </w:r>
-      <w:r>
-        <w:t xml:space="preserve">accurately when</w:t>
-      </w:r>
-      <w:r>
-        <w:t xml:space="preserve"> </w:t>
-      </w:r>
-      <w:r>
-        <w:t xml:space="preserve">cross-sector correlation is high.</w:t>
+        <w:t xml:space="preserve">The starting idea is a signal-to-noise argument. Linear forecasting models rely on weak sector-specific structure, such as mild autocorrelation and lead–lag effects between sectors. When correlation is low, that structure is visible. When correlation is high, one factor dominates the cross-section and the sector-specific part of returns shrinks. So models should forecast less accurately when cross-sector correlation is high.</w:t>
       </w:r>
     </w:p>
     <w:p>
@@ -758,182 +242,31 @@
         <w:pStyle w:val="BodyText"/>
       </w:pPr>
       <w:r>
-        <w:t xml:space="preserve">This paper tests that prediction — and then interrogates it. The hypothesis is:</w:t>
-      </w:r>
-    </w:p>
-    <w:p>
-      <w:pPr>
-        <w:pStyle w:val="Compact"/>
-        <w:numPr>
-          <w:ilvl w:val="0"/>
-          <w:numId w:val="1001"/>
-        </w:numPr>
-      </w:pPr>
-      <w:r>
-        <w:rPr>
-          <w:b/>
-          <w:bCs/>
-        </w:rPr>
-        <w:t xml:space="preserve">H₀ (null):</w:t>
+        <w:t xml:space="preserve">This study tests that prediction and then checks it against a confound. High correlation tends to occur when volatility is high, and Forbes and Rigobon (2002) show that estimated correlations are themselves inflated during high-volatility periods. A result that</w:t>
       </w:r>
       <w:r>
         <w:t xml:space="preserve"> </w:t>
       </w:r>
       <w:r>
-        <w:t xml:space="preserve">Prediction accuracy is independent of the correlation regime.</w:t>
-      </w:r>
-    </w:p>
-    <w:p>
-      <w:pPr>
-        <w:pStyle w:val="Compact"/>
-        <w:numPr>
-          <w:ilvl w:val="0"/>
-          <w:numId w:val="1001"/>
-        </w:numPr>
-      </w:pPr>
-      <w:r>
-        <w:rPr>
-          <w:b/>
-          <w:bCs/>
-        </w:rPr>
-        <w:t xml:space="preserve">H₁ (alternative):</w:t>
+        <w:t xml:space="preserve">“accuracy is worse in high-correlation regimes”</w:t>
       </w:r>
       <w:r>
         <w:t xml:space="preserve"> </w:t>
       </w:r>
       <w:r>
-        <w:t xml:space="preserve">Prediction accuracy differs between the high- and</w:t>
+        <w:t xml:space="preserve">could simply mean</w:t>
       </w:r>
       <w:r>
         <w:t xml:space="preserve"> </w:t>
       </w:r>
       <w:r>
-        <w:t xml:space="preserve">low-correlation regimes.</w:t>
-      </w:r>
-    </w:p>
-    <w:p>
-      <w:pPr>
-        <w:pStyle w:val="FirstParagraph"/>
-      </w:pPr>
-      <w:r>
-        <w:t xml:space="preserve">Testing H₁ alone, however, is not enough, and this is the central methodological</w:t>
+        <w:t xml:space="preserve">“accuracy is worse when moves are large.”</w:t>
       </w:r>
       <w:r>
         <w:t xml:space="preserve"> </w:t>
       </w:r>
       <w:r>
-        <w:t xml:space="preserve">point of the paper. High correlation and high volatility are tightly linked, and</w:t>
-      </w:r>
-      <w:r>
-        <w:t xml:space="preserve"> </w:t>
-      </w:r>
-      <w:r>
-        <w:t xml:space="preserve">Forbes and Rigobon (2002) show that estimated correlation coefficients are</w:t>
-      </w:r>
-      <w:r>
-        <w:t xml:space="preserve"> </w:t>
-      </w:r>
-      <w:r>
-        <w:t xml:space="preserve">themselves mechanically inflated during high-volatility periods. A naive finding</w:t>
-      </w:r>
-      <w:r>
-        <w:t xml:space="preserve"> </w:t>
-      </w:r>
-      <w:r>
-        <w:t xml:space="preserve">that</w:t>
-      </w:r>
-      <w:r>
-        <w:t xml:space="preserve"> </w:t>
-      </w:r>
-      <w:r>
-        <w:t xml:space="preserve">“accuracy is worse in high-correlation regimes”</w:t>
-      </w:r>
-      <w:r>
-        <w:t xml:space="preserve"> </w:t>
-      </w:r>
-      <w:r>
-        <w:t xml:space="preserve">could therefore be nothing</w:t>
-      </w:r>
-      <w:r>
-        <w:t xml:space="preserve"> </w:t>
-      </w:r>
-      <w:r>
-        <w:t xml:space="preserve">more than</w:t>
-      </w:r>
-      <w:r>
-        <w:t xml:space="preserve"> </w:t>
-      </w:r>
-      <w:r>
-        <w:t xml:space="preserve">“accuracy is worse when moves are large.”</w:t>
-      </w:r>
-      <w:r>
-        <w:t xml:space="preserve"> </w:t>
-      </w:r>
-      <w:r>
-        <w:t xml:space="preserve">We confront this confound</w:t>
-      </w:r>
-      <w:r>
-        <w:t xml:space="preserve"> </w:t>
-      </w:r>
-      <w:r>
-        <w:t xml:space="preserve">head-on by asking a sharper question:</w:t>
-      </w:r>
-    </w:p>
-    <w:p>
-      <w:pPr>
-        <w:pStyle w:val="BlockText"/>
-      </w:pPr>
-      <w:r>
-        <w:t xml:space="preserve">Does the correlation regime carry any information about forecast accuracy</w:t>
-      </w:r>
-      <w:r>
-        <w:t xml:space="preserve"> </w:t>
-      </w:r>
-      <w:r>
-        <w:rPr>
-          <w:i/>
-          <w:iCs/>
-        </w:rPr>
-        <w:t xml:space="preserve">beyond</w:t>
-      </w:r>
-      <w:r>
-        <w:t xml:space="preserve"> </w:t>
-      </w:r>
-      <w:r>
-        <w:t xml:space="preserve">what volatility already explains?</w:t>
-      </w:r>
-    </w:p>
-    <w:p>
-      <w:pPr>
-        <w:pStyle w:val="FirstParagraph"/>
-      </w:pPr>
-      <w:r>
-        <w:t xml:space="preserve">As we report below, the answer in our sample is essentially</w:t>
-      </w:r>
-      <w:r>
-        <w:t xml:space="preserve"> </w:t>
-      </w:r>
-      <w:r>
-        <w:rPr>
-          <w:b/>
-          <w:bCs/>
-        </w:rPr>
-        <w:t xml:space="preserve">no</w:t>
-      </w:r>
-      <w:r>
-        <w:t xml:space="preserve">. We present</w:t>
-      </w:r>
-      <w:r>
-        <w:t xml:space="preserve"> </w:t>
-      </w:r>
-      <w:r>
-        <w:t xml:space="preserve">the descriptive regime result in full, and then show honestly that it is a</w:t>
-      </w:r>
-      <w:r>
-        <w:t xml:space="preserve"> </w:t>
-      </w:r>
-      <w:r>
-        <w:t xml:space="preserve">volatility artifact.</w:t>
+        <w:t xml:space="preserve">The question is therefore narrower: does the correlation regime say anything about forecast accuracy beyond what volatility already explains? In this sample, it does not.</w:t>
       </w:r>
     </w:p>
     <w:p>
@@ -944,13 +277,13 @@
       </w:r>
     </w:p>
     <w:bookmarkEnd w:id="20"/>
-    <w:bookmarkStart w:id="27" w:name="data"/>
+    <w:bookmarkStart w:id="24" w:name="data"/>
     <w:p>
       <w:pPr>
         <w:pStyle w:val="Heading2"/>
       </w:pPr>
       <w:r>
-        <w:t xml:space="preserve">2. Data</w:t>
+        <w:t xml:space="preserve">Data</w:t>
       </w:r>
     </w:p>
     <w:p>
@@ -958,49 +291,20 @@
         <w:pStyle w:val="FirstParagraph"/>
       </w:pPr>
       <w:r>
-        <w:t xml:space="preserve">We use daily adjusted-close prices (which account for dividends and splits) from</w:t>
-      </w:r>
-      <w:r>
-        <w:t xml:space="preserve"> </w:t>
-      </w:r>
-      <w:r>
-        <w:t xml:space="preserve">Yahoo Finance for</w:t>
-      </w:r>
-      <w:r>
-        <w:t xml:space="preserve"> </w:t>
-      </w:r>
-      <w:r>
-        <w:rPr>
-          <w:b/>
-          <w:bCs/>
-        </w:rPr>
-        <w:t xml:space="preserve">2 January 2015 – 12 June 2026</w:t>
-      </w:r>
-      <w:r>
-        <w:t xml:space="preserve"> </w:t>
-      </w:r>
-      <w:r>
-        <w:t xml:space="preserve">(2,878 trading days). The</w:t>
-      </w:r>
-      <w:r>
-        <w:t xml:space="preserve"> </w:t>
-      </w:r>
-      <w:r>
-        <w:t xml:space="preserve">universe is:</w:t>
+        <w:t xml:space="preserve">The data are daily adjusted-close prices from Yahoo Finance for 2 January 2015 to 12 June 2026, which is 2,878 trading days. Adjusted close accounts for splits and dividends. The universe is four sector ETFs and the broad market:</w:t>
       </w:r>
     </w:p>
     <w:tbl>
       <w:tblPr>
         <w:tblStyle w:val="Table"/>
-        <w:tblW w:type="pct" w:w="5000"/>
-        <w:tblLayout w:type="fixed"/>
+        <w:tblW w:type="auto" w:w="0"/>
         <w:tblLook w:firstRow="1" w:lastRow="0" w:firstColumn="0" w:lastColumn="0" w:noHBand="0" w:noVBand="0" w:val="0020"/>
       </w:tblPr>
       <w:tblGrid>
-        <w:gridCol w:w="1508"/>
-        <w:gridCol w:w="1508"/>
-        <w:gridCol w:w="3771"/>
-        <w:gridCol w:w="1131"/>
+        <w:gridCol w:w="1980"/>
+        <w:gridCol w:w="1980"/>
+        <w:gridCol w:w="1980"/>
+        <w:gridCol w:w="1980"/>
       </w:tblGrid>
       <w:tr>
         <w:trPr>
@@ -1070,7 +374,7 @@
               <w:pStyle w:val="Compact"/>
             </w:pPr>
             <w:r>
-              <w:t xml:space="preserve">Technology Select Sector SPDR</w:t>
+              <w:t xml:space="preserve">Technology</w:t>
             </w:r>
           </w:p>
         </w:tc>
@@ -1116,7 +420,7 @@
               <w:pStyle w:val="Compact"/>
             </w:pPr>
             <w:r>
-              <w:t xml:space="preserve">Health Care Select Sector SPDR</w:t>
+              <w:t xml:space="preserve">Health care</w:t>
             </w:r>
           </w:p>
         </w:tc>
@@ -1162,18 +466,18 @@
               <w:pStyle w:val="Compact"/>
             </w:pPr>
             <w:r>
-              <w:t xml:space="preserve">Energy Select Sector SPDR</w:t>
-            </w:r>
-          </w:p>
-        </w:tc>
-        <w:tc>
-          <w:tcPr/>
-          <w:p>
-            <w:pPr>
-              <w:pStyle w:val="Compact"/>
-            </w:pPr>
-            <w:r>
-              <w:t xml:space="preserve">Inflation / commodity-sensitive</w:t>
+              <w:t xml:space="preserve">Energy</w:t>
+            </w:r>
+          </w:p>
+        </w:tc>
+        <w:tc>
+          <w:tcPr/>
+          <w:p>
+            <w:pPr>
+              <w:pStyle w:val="Compact"/>
+            </w:pPr>
+            <w:r>
+              <w:t xml:space="preserve">Inflation and commodity sensitive</w:t>
             </w:r>
           </w:p>
         </w:tc>
@@ -1208,18 +512,18 @@
               <w:pStyle w:val="Compact"/>
             </w:pPr>
             <w:r>
-              <w:t xml:space="preserve">Financials Select Sector SPDR</w:t>
-            </w:r>
-          </w:p>
-        </w:tc>
-        <w:tc>
-          <w:tcPr/>
-          <w:p>
-            <w:pPr>
-              <w:pStyle w:val="Compact"/>
-            </w:pPr>
-            <w:r>
-              <w:t xml:space="preserve">Interest-rate-sensitive, cyclical</w:t>
+              <w:t xml:space="preserve">Financials</w:t>
+            </w:r>
+          </w:p>
+        </w:tc>
+        <w:tc>
+          <w:tcPr/>
+          <w:p>
+            <w:pPr>
+              <w:pStyle w:val="Compact"/>
+            </w:pPr>
+            <w:r>
+              <w:t xml:space="preserve">Rate sensitive, cyclical</w:t>
             </w:r>
           </w:p>
         </w:tc>
@@ -1254,7 +558,7 @@
               <w:pStyle w:val="Compact"/>
             </w:pPr>
             <w:r>
-              <w:t xml:space="preserve">SPDR S&amp;P 500 ETF</w:t>
+              <w:t xml:space="preserve">S&amp;P 500</w:t>
             </w:r>
           </w:p>
         </w:tc>
@@ -1276,7 +580,7 @@
               <w:pStyle w:val="Compact"/>
             </w:pPr>
             <w:r>
-              <w:t xml:space="preserve">Market / target</w:t>
+              <w:t xml:space="preserve">Market and target</w:t>
             </w:r>
           </w:p>
         </w:tc>
@@ -1287,79 +591,7 @@
         <w:pStyle w:val="BodyText"/>
       </w:pPr>
       <w:r>
-        <w:t xml:space="preserve">These four sectors are deliberately chosen to span distinct macro drivers —</w:t>
-      </w:r>
-      <w:r>
-        <w:t xml:space="preserve"> </w:t>
-      </w:r>
-      <w:r>
-        <w:t xml:space="preserve">secular growth (Tech), rate sensitivity (Financials), inflation/commodity</w:t>
-      </w:r>
-      <w:r>
-        <w:t xml:space="preserve"> </w:t>
-      </w:r>
-      <w:r>
-        <w:t xml:space="preserve">exposure (Energy), and defensive growth (Health Care). Because they respond to</w:t>
-      </w:r>
-      <w:r>
-        <w:t xml:space="preserve"> </w:t>
-      </w:r>
-      <w:r>
-        <w:t xml:space="preserve">different forces, their pairwise correlations vary meaningfully over the cycle,</w:t>
-      </w:r>
-      <w:r>
-        <w:t xml:space="preserve"> </w:t>
-      </w:r>
-      <w:r>
-        <w:t xml:space="preserve">which is exactly what makes them a useful laboratory for a</w:t>
-      </w:r>
-      <w:r>
-        <w:t xml:space="preserve"> </w:t>
-      </w:r>
-      <w:r>
-        <w:rPr>
-          <w:i/>
-          <w:iCs/>
-        </w:rPr>
-        <w:t xml:space="preserve">correlation-regime</w:t>
-      </w:r>
-      <w:r>
-        <w:t xml:space="preserve"> </w:t>
-      </w:r>
-      <w:r>
-        <w:t xml:space="preserve">study. SPY serves as a broad-market reference and an additional forecasting</w:t>
-      </w:r>
-      <w:r>
-        <w:t xml:space="preserve"> </w:t>
-      </w:r>
-      <w:r>
-        <w:t xml:space="preserve">target.</w:t>
-      </w:r>
-    </w:p>
-    <w:p>
-      <w:pPr>
-        <w:pStyle w:val="BodyText"/>
-      </w:pPr>
-      <w:r>
-        <w:t xml:space="preserve">Series are aligned on common trading dates, short internal gaps are</w:t>
-      </w:r>
-      <w:r>
-        <w:t xml:space="preserve"> </w:t>
-      </w:r>
-      <w:r>
-        <w:t xml:space="preserve">forward-filled, and any remaining missing rows are dropped, yielding a fully</w:t>
-      </w:r>
-      <w:r>
-        <w:t xml:space="preserve"> </w:t>
-      </w:r>
-      <w:r>
-        <w:t xml:space="preserve">populated common window. Prices are converted to continuously compounded (log)</w:t>
-      </w:r>
-      <w:r>
-        <w:t xml:space="preserve"> </w:t>
-      </w:r>
-      <w:r>
-        <w:t xml:space="preserve">returns:</w:t>
+        <w:t xml:space="preserve">The four sectors respond to different drivers, so their pairwise correlations vary over the cycle. Prices are aligned on common trading dates, short internal gaps are forward-filled, and any remaining missing rows are dropped. Prices are converted to log returns:</w:t>
       </w:r>
     </w:p>
     <w:p>
@@ -1464,29 +696,7 @@
         <w:pStyle w:val="FirstParagraph"/>
       </w:pPr>
       <w:r>
-        <w:rPr>
-          <w:b/>
-          <w:bCs/>
-        </w:rPr>
-        <w:t xml:space="preserve">Descriptive statistics (annualized).</w:t>
-      </w:r>
-      <w:r>
-        <w:t xml:space="preserve"> </w:t>
-      </w:r>
-      <w:r>
-        <w:t xml:space="preserve">Technology was the strongest and Energy</w:t>
-      </w:r>
-      <w:r>
-        <w:t xml:space="preserve"> </w:t>
-      </w:r>
-      <w:r>
-        <w:t xml:space="preserve">the weakest sector; all series show the negative skew and heavy tails that are</w:t>
-      </w:r>
-      <w:r>
-        <w:t xml:space="preserve"> </w:t>
-      </w:r>
-      <w:r>
-        <w:t xml:space="preserve">among the well-documented stylized facts of asset returns (Cont, 2001).</w:t>
+        <w:t xml:space="preserve">Technology was the strongest sector over the period and energy the weakest. All five series have negative skew and heavy tails, which are standard features of equity returns (Cont, 2001).</w:t>
       </w:r>
     </w:p>
     <w:tbl>
@@ -1497,12 +707,12 @@
         <w:tblLook w:firstRow="1" w:lastRow="0" w:firstColumn="0" w:lastColumn="0" w:noHBand="0" w:noVBand="0" w:val="0020"/>
       </w:tblPr>
       <w:tblGrid>
-        <w:gridCol w:w="710"/>
-        <w:gridCol w:w="1523"/>
-        <w:gridCol w:w="1929"/>
-        <w:gridCol w:w="1421"/>
-        <w:gridCol w:w="609"/>
-        <w:gridCol w:w="1726"/>
+        <w:gridCol w:w="770"/>
+        <w:gridCol w:w="1650"/>
+        <w:gridCol w:w="2090"/>
+        <w:gridCol w:w="880"/>
+        <w:gridCol w:w="660"/>
+        <w:gridCol w:w="1870"/>
       </w:tblGrid>
       <w:tr>
         <w:trPr>
@@ -1551,7 +761,7 @@
               <w:jc w:val="right"/>
             </w:pPr>
             <w:r>
-              <w:t xml:space="preserve">Naive Sharpe</w:t>
+              <w:t xml:space="preserve">Sharpe</w:t>
             </w:r>
           </w:p>
         </w:tc>
@@ -1588,7 +798,7 @@
               <w:pStyle w:val="Compact"/>
             </w:pPr>
             <w:r>
-              <w:t xml:space="preserve">XLK (Tech)</w:t>
+              <w:t xml:space="preserve">XLK</w:t>
             </w:r>
           </w:p>
         </w:tc>
@@ -1661,7 +871,7 @@
               <w:pStyle w:val="Compact"/>
             </w:pPr>
             <w:r>
-              <w:t xml:space="preserve">XLV (Health)</w:t>
+              <w:t xml:space="preserve">XLV</w:t>
             </w:r>
           </w:p>
         </w:tc>
@@ -1734,7 +944,7 @@
               <w:pStyle w:val="Compact"/>
             </w:pPr>
             <w:r>
-              <w:t xml:space="preserve">XLE (Energy)</w:t>
+              <w:t xml:space="preserve">XLE</w:t>
             </w:r>
           </w:p>
         </w:tc>
@@ -1807,7 +1017,7 @@
               <w:pStyle w:val="Compact"/>
             </w:pPr>
             <w:r>
-              <w:t xml:space="preserve">XLF (Financials)</w:t>
+              <w:t xml:space="preserve">XLF</w:t>
             </w:r>
           </w:p>
         </w:tc>
@@ -1880,7 +1090,7 @@
               <w:pStyle w:val="Compact"/>
             </w:pPr>
             <w:r>
-              <w:t xml:space="preserve">SPY (S&amp;P 500)</w:t>
+              <w:t xml:space="preserve">SPY</w:t>
             </w:r>
           </w:p>
         </w:tc>
@@ -2002,168 +1212,60 @@
       </w:r>
     </w:p>
     <w:p>
+      <w:r>
+        <w:pict>
+          <v:rect style="width:0;height:1.5pt" o:hralign="center" o:hrstd="t" o:hr="t"/>
+        </w:pict>
+      </w:r>
+    </w:p>
+    <w:bookmarkEnd w:id="24"/>
+    <w:bookmarkStart w:id="38" w:name="methods"/>
+    <w:p>
+      <w:pPr>
+        <w:pStyle w:val="Heading2"/>
+      </w:pPr>
+      <w:r>
+        <w:t xml:space="preserve">Methods</w:t>
+      </w:r>
+    </w:p>
+    <w:bookmarkStart w:id="34" w:name="correlation-and-regimes"/>
+    <w:p>
+      <w:pPr>
+        <w:pStyle w:val="Heading3"/>
+      </w:pPr>
+      <w:r>
+        <w:t xml:space="preserve">Correlation and regimes</w:t>
+      </w:r>
+    </w:p>
+    <w:p>
+      <w:pPr>
+        <w:pStyle w:val="FirstParagraph"/>
+      </w:pPr>
+      <w:r>
+        <w:t xml:space="preserve">For each day, the Pearson correlation between every pair of the four sector ETFs is estimated over a trailing 90-day window. There are six pairs, and their mean is the day’s average pairwise correlation. The full-sample correlations are shown in Figure 2.</w:t>
+      </w:r>
+    </w:p>
+    <w:p>
       <w:pPr>
         <w:pStyle w:val="CaptionedFigure"/>
       </w:pPr>
       <w:r>
         <w:drawing>
           <wp:inline>
-            <wp:extent cx="5486400" cy="5025511"/>
+            <wp:extent cx="5486400" cy="4426609"/>
             <wp:effectExtent b="0" l="0" r="0" t="0"/>
-            <wp:docPr descr="Figure 2. Daily log returns by asset." title="" id="25" name="Picture"/>
+            <wp:docPr descr="Figure 2. Full-sample return correlation matrix." title="" id="26" name="Picture"/>
             <a:graphic>
               <a:graphicData uri="http://schemas.openxmlformats.org/drawingml/2006/picture">
                 <pic:pic>
                   <pic:nvPicPr>
-                    <pic:cNvPr descr="../figures/02_return_series.png" id="26" name="Picture"/>
+                    <pic:cNvPr descr="../figures/03_correlation_heatmap.png" id="27" name="Picture"/>
                     <pic:cNvPicPr>
                       <a:picLocks noChangeArrowheads="1" noChangeAspect="1"/>
                     </pic:cNvPicPr>
                   </pic:nvPicPr>
                   <pic:blipFill>
-                    <a:blip r:embed="rId24"/>
-                    <a:stretch>
-                      <a:fillRect/>
-                    </a:stretch>
-                  </pic:blipFill>
-                  <pic:spPr bwMode="auto">
-                    <a:xfrm>
-                      <a:off x="0" y="0"/>
-                      <a:ext cx="5486400" cy="5025511"/>
-                    </a:xfrm>
-                    <a:prstGeom prst="rect">
-                      <a:avLst/>
-                    </a:prstGeom>
-                    <a:noFill/>
-                    <a:ln w="9525">
-                      <a:noFill/>
-                      <a:headEnd/>
-                      <a:tailEnd/>
-                    </a:ln>
-                  </pic:spPr>
-                </pic:pic>
-              </a:graphicData>
-            </a:graphic>
-          </wp:inline>
-        </w:drawing>
-      </w:r>
-    </w:p>
-    <w:p>
-      <w:pPr>
-        <w:pStyle w:val="ImageCaption"/>
-      </w:pPr>
-      <w:r>
-        <w:t xml:space="preserve">Figure 2. Daily log returns by asset.</w:t>
-      </w:r>
-    </w:p>
-    <w:p>
-      <w:r>
-        <w:pict>
-          <v:rect style="width:0;height:1.5pt" o:hralign="center" o:hrstd="t" o:hr="t"/>
-        </w:pict>
-      </w:r>
-    </w:p>
-    <w:bookmarkEnd w:id="27"/>
-    <w:bookmarkStart w:id="45" w:name="methodology"/>
-    <w:p>
-      <w:pPr>
-        <w:pStyle w:val="Heading2"/>
-      </w:pPr>
-      <w:r>
-        <w:t xml:space="preserve">3. Methodology</w:t>
-      </w:r>
-    </w:p>
-    <w:bookmarkStart w:id="40" w:name="correlation-structure-analysis"/>
-    <w:p>
-      <w:pPr>
-        <w:pStyle w:val="Heading3"/>
-      </w:pPr>
-      <w:r>
-        <w:t xml:space="preserve">3.1 Correlation-structure analysis</w:t>
-      </w:r>
-    </w:p>
-    <w:p>
-      <w:pPr>
-        <w:pStyle w:val="FirstParagraph"/>
-      </w:pPr>
-      <w:r>
-        <w:t xml:space="preserve">For each trading day we estimate the Pearson correlation between every pair of the</w:t>
-      </w:r>
-      <w:r>
-        <w:t xml:space="preserve"> </w:t>
-      </w:r>
-      <w:r>
-        <w:t xml:space="preserve">four sector ETFs over a trailing</w:t>
-      </w:r>
-      <w:r>
-        <w:t xml:space="preserve"> </w:t>
-      </w:r>
-      <w:r>
-        <w:rPr>
-          <w:b/>
-          <w:bCs/>
-        </w:rPr>
-        <w:t xml:space="preserve">90-day window</w:t>
-      </w:r>
-      <w:r>
-        <w:t xml:space="preserve"> </w:t>
-      </w:r>
-      <w:r>
-        <w:t xml:space="preserve">(within the 60–120-day range</w:t>
-      </w:r>
-      <w:r>
-        <w:t xml:space="preserve"> </w:t>
-      </w:r>
-      <w:r>
-        <w:t xml:space="preserve">common in the literature). With four sectors there are C(4,2) = 6 pairs; their</w:t>
-      </w:r>
-      <w:r>
-        <w:t xml:space="preserve"> </w:t>
-      </w:r>
-      <w:r>
-        <w:t xml:space="preserve">mean is the day’s</w:t>
-      </w:r>
-      <w:r>
-        <w:t xml:space="preserve"> </w:t>
-      </w:r>
-      <w:r>
-        <w:rPr>
-          <w:b/>
-          <w:bCs/>
-        </w:rPr>
-        <w:t xml:space="preserve">average pairwise cross-sector correlation</w:t>
-      </w:r>
-      <w:r>
-        <w:t xml:space="preserve">. Over the full</w:t>
-      </w:r>
-      <w:r>
-        <w:t xml:space="preserve"> </w:t>
-      </w:r>
-      <w:r>
-        <w:t xml:space="preserve">sample the sectors are strongly co-moving (Figure 3).</w:t>
-      </w:r>
-    </w:p>
-    <w:p>
-      <w:pPr>
-        <w:pStyle w:val="CaptionedFigure"/>
-      </w:pPr>
-      <w:r>
-        <w:drawing>
-          <wp:inline>
-            <wp:extent cx="5486400" cy="4426609"/>
-            <wp:effectExtent b="0" l="0" r="0" t="0"/>
-            <wp:docPr descr="Figure 3. Full-sample return correlation matrix." title="" id="29" name="Picture"/>
-            <a:graphic>
-              <a:graphicData uri="http://schemas.openxmlformats.org/drawingml/2006/picture">
-                <pic:pic>
-                  <pic:nvPicPr>
-                    <pic:cNvPr descr="../figures/03_correlation_heatmap.png" id="30" name="Picture"/>
-                    <pic:cNvPicPr>
-                      <a:picLocks noChangeArrowheads="1" noChangeAspect="1"/>
-                    </pic:cNvPicPr>
-                  </pic:nvPicPr>
-                  <pic:blipFill>
-                    <a:blip r:embed="rId28"/>
+                    <a:blip r:embed="rId25"/>
                     <a:stretch>
                       <a:fillRect/>
                     </a:stretch>
@@ -2195,7 +1297,7 @@
         <w:pStyle w:val="ImageCaption"/>
       </w:pPr>
       <w:r>
-        <w:t xml:space="preserve">Figure 3. Full-sample return correlation matrix.</w:t>
+        <w:t xml:space="preserve">Figure 2. Full-sample return correlation matrix.</w:t>
       </w:r>
     </w:p>
     <w:p>
@@ -2203,104 +1305,7 @@
         <w:pStyle w:val="BodyText"/>
       </w:pPr>
       <w:r>
-        <w:rPr>
-          <w:b/>
-          <w:bCs/>
-        </w:rPr>
-        <w:t xml:space="preserve">Regime classification.</w:t>
-      </w:r>
-      <w:r>
-        <w:t xml:space="preserve"> </w:t>
-      </w:r>
-      <w:r>
-        <w:t xml:space="preserve">Using the empirical distribution of the average</w:t>
-      </w:r>
-      <w:r>
-        <w:t xml:space="preserve"> </w:t>
-      </w:r>
-      <w:r>
-        <w:t xml:space="preserve">correlation over the full sample, we label each day</w:t>
-      </w:r>
-      <w:r>
-        <w:t xml:space="preserve"> </w:t>
-      </w:r>
-      <w:r>
-        <w:rPr>
-          <w:b/>
-          <w:bCs/>
-        </w:rPr>
-        <w:t xml:space="preserve">high</w:t>
-      </w:r>
-      <w:r>
-        <w:t xml:space="preserve"> </w:t>
-      </w:r>
-      <w:r>
-        <w:t xml:space="preserve">(≥ 75th percentile,</w:t>
-      </w:r>
-      <w:r>
-        <w:t xml:space="preserve"> </w:t>
-      </w:r>
-      <w:r>
-        <w:t xml:space="preserve">threshold ≈ 0.670),</w:t>
-      </w:r>
-      <w:r>
-        <w:t xml:space="preserve"> </w:t>
-      </w:r>
-      <w:r>
-        <w:rPr>
-          <w:b/>
-          <w:bCs/>
-        </w:rPr>
-        <w:t xml:space="preserve">low</w:t>
-      </w:r>
-      <w:r>
-        <w:t xml:space="preserve"> </w:t>
-      </w:r>
-      <w:r>
-        <w:t xml:space="preserve">(≤ 25th percentile, threshold ≈ 0.337), or</w:t>
-      </w:r>
-      <w:r>
-        <w:t xml:space="preserve"> </w:t>
-      </w:r>
-      <w:r>
-        <w:rPr>
-          <w:b/>
-          <w:bCs/>
-        </w:rPr>
-        <w:t xml:space="preserve">mid</w:t>
-      </w:r>
-      <w:r>
-        <w:t xml:space="preserve">.</w:t>
-      </w:r>
-      <w:r>
-        <w:t xml:space="preserve"> </w:t>
-      </w:r>
-      <w:r>
-        <w:t xml:space="preserve">This yields 697 high, 697 low, and 1,394 mid days. Figure 4 shows the correlation</w:t>
-      </w:r>
-      <w:r>
-        <w:t xml:space="preserve"> </w:t>
-      </w:r>
-      <w:r>
-        <w:t xml:space="preserve">series with the regime bands; high-correlation episodes cluster around well-known</w:t>
-      </w:r>
-      <w:r>
-        <w:t xml:space="preserve"> </w:t>
-      </w:r>
-      <w:r>
-        <w:t xml:space="preserve">stress periods (the 2018 volatility spike, the 2020 COVID crash, the 2022</w:t>
-      </w:r>
-      <w:r>
-        <w:t xml:space="preserve"> </w:t>
-      </w:r>
-      <w:r>
-        <w:t xml:space="preserve">drawdown), while the later part of the sample is markedly less correlated. Figure 5</w:t>
-      </w:r>
-      <w:r>
-        <w:t xml:space="preserve"> </w:t>
-      </w:r>
-      <w:r>
-        <w:t xml:space="preserve">shows the resulting regime label for each day.</w:t>
+        <w:t xml:space="preserve">Each day is labeled by quartile of the average correlation: high if at or above the 75th percentile (0.670), low if at or below the 25th percentile (0.337), and mid otherwise. This gives 697 high days, 697 low days, and 1,394 mid days. High-correlation periods line up with known stress episodes, including the 2018 volatility spike, the 2020 COVID crash, and the 2022 drawdown (Figure 3).</w:t>
       </w:r>
     </w:p>
     <w:p>
@@ -2312,18 +1317,18 @@
           <wp:inline>
             <wp:extent cx="5486400" cy="2862898"/>
             <wp:effectExtent b="0" l="0" r="0" t="0"/>
-            <wp:docPr descr="Figure 4. Rolling average cross-sector correlation with high/low regime shading." title="" id="32" name="Picture"/>
+            <wp:docPr descr="Figure 3. Rolling average cross-sector correlation with high and low regime shading." title="" id="29" name="Picture"/>
             <a:graphic>
               <a:graphicData uri="http://schemas.openxmlformats.org/drawingml/2006/picture">
                 <pic:pic>
                   <pic:nvPicPr>
-                    <pic:cNvPr descr="../figures/04_rolling_corr_regimes.png" id="33" name="Picture"/>
+                    <pic:cNvPr descr="../figures/04_rolling_corr_regimes.png" id="30" name="Picture"/>
                     <pic:cNvPicPr>
                       <a:picLocks noChangeArrowheads="1" noChangeAspect="1"/>
                     </pic:cNvPicPr>
                   </pic:nvPicPr>
                   <pic:blipFill>
-                    <a:blip r:embed="rId31"/>
+                    <a:blip r:embed="rId28"/>
                     <a:stretch>
                       <a:fillRect/>
                     </a:stretch>
@@ -2355,151 +1360,38 @@
         <w:pStyle w:val="ImageCaption"/>
       </w:pPr>
       <w:r>
-        <w:t xml:space="preserve">Figure 4. Rolling average cross-sector correlation with high/low regime shading.</w:t>
+        <w:t xml:space="preserve">Figure 3. Rolling average cross-sector correlation with high and low regime shading.</w:t>
       </w:r>
     </w:p>
     <w:p>
       <w:pPr>
+        <w:pStyle w:val="BodyText"/>
+      </w:pPr>
+      <w:r>
+        <w:t xml:space="preserve">As a check on co-movement, PCA is run on the standardized sector returns. The first principal component explains 69.3 percent of the variance, and the first two explain 85.0 percent (Figure 4). A single factor accounts for most of the joint variation.</w:t>
+      </w:r>
+    </w:p>
+    <w:p>
+      <w:pPr>
         <w:pStyle w:val="CaptionedFigure"/>
       </w:pPr>
       <w:r>
         <w:drawing>
           <wp:inline>
-            <wp:extent cx="5486400" cy="1822134"/>
+            <wp:extent cx="5486400" cy="2283540"/>
             <wp:effectExtent b="0" l="0" r="0" t="0"/>
-            <wp:docPr descr="Figure 5. Correlation regime classification over time." title="" id="35" name="Picture"/>
+            <wp:docPr descr="Figure 4. PCA explained variance and rolling first-component share." title="" id="32" name="Picture"/>
             <a:graphic>
               <a:graphicData uri="http://schemas.openxmlformats.org/drawingml/2006/picture">
                 <pic:pic>
                   <pic:nvPicPr>
-                    <pic:cNvPr descr="../figures/05_regime_timeline.png" id="36" name="Picture"/>
+                    <pic:cNvPr descr="../figures/06_pca_analysis.png" id="33" name="Picture"/>
                     <pic:cNvPicPr>
                       <a:picLocks noChangeArrowheads="1" noChangeAspect="1"/>
                     </pic:cNvPicPr>
                   </pic:nvPicPr>
                   <pic:blipFill>
-                    <a:blip r:embed="rId34"/>
-                    <a:stretch>
-                      <a:fillRect/>
-                    </a:stretch>
-                  </pic:blipFill>
-                  <pic:spPr bwMode="auto">
-                    <a:xfrm>
-                      <a:off x="0" y="0"/>
-                      <a:ext cx="5486400" cy="1822134"/>
-                    </a:xfrm>
-                    <a:prstGeom prst="rect">
-                      <a:avLst/>
-                    </a:prstGeom>
-                    <a:noFill/>
-                    <a:ln w="9525">
-                      <a:noFill/>
-                      <a:headEnd/>
-                      <a:tailEnd/>
-                    </a:ln>
-                  </pic:spPr>
-                </pic:pic>
-              </a:graphicData>
-            </a:graphic>
-          </wp:inline>
-        </w:drawing>
-      </w:r>
-    </w:p>
-    <w:p>
-      <w:pPr>
-        <w:pStyle w:val="ImageCaption"/>
-      </w:pPr>
-      <w:r>
-        <w:t xml:space="preserve">Figure 5. Correlation regime classification over time.</w:t>
-      </w:r>
-    </w:p>
-    <w:p>
-      <w:pPr>
-        <w:pStyle w:val="BodyText"/>
-      </w:pPr>
-      <w:r>
-        <w:rPr>
-          <w:b/>
-          <w:bCs/>
-        </w:rPr>
-        <w:t xml:space="preserve">Principal Component Analysis.</w:t>
-      </w:r>
-      <w:r>
-        <w:t xml:space="preserve"> </w:t>
-      </w:r>
-      <w:r>
-        <w:t xml:space="preserve">As a complementary market-wide co-movement gauge</w:t>
-      </w:r>
-      <w:r>
-        <w:t xml:space="preserve"> </w:t>
-      </w:r>
-      <w:r>
-        <w:t xml:space="preserve">we run PCA on the standardized sector returns. Over the full sample the</w:t>
-      </w:r>
-      <w:r>
-        <w:t xml:space="preserve"> </w:t>
-      </w:r>
-      <w:r>
-        <w:rPr>
-          <w:b/>
-          <w:bCs/>
-        </w:rPr>
-        <w:t xml:space="preserve">first</w:t>
-      </w:r>
-      <w:r>
-        <w:rPr>
-          <w:b/>
-          <w:bCs/>
-        </w:rPr>
-        <w:t xml:space="preserve"> </w:t>
-      </w:r>
-      <w:r>
-        <w:rPr>
-          <w:b/>
-          <w:bCs/>
-        </w:rPr>
-        <w:t xml:space="preserve">principal component explains 69.3%</w:t>
-      </w:r>
-      <w:r>
-        <w:t xml:space="preserve"> </w:t>
-      </w:r>
-      <w:r>
-        <w:t xml:space="preserve">of total variance (PC1+PC2 = 85.0%),</w:t>
-      </w:r>
-      <w:r>
-        <w:t xml:space="preserve"> </w:t>
-      </w:r>
-      <w:r>
-        <w:t xml:space="preserve">confirming a single dominant systematic factor. A rolling PC1 variance share</w:t>
-      </w:r>
-      <w:r>
-        <w:t xml:space="preserve"> </w:t>
-      </w:r>
-      <w:r>
-        <w:t xml:space="preserve">(Figure 6) tracks the average correlation closely.</w:t>
-      </w:r>
-    </w:p>
-    <w:p>
-      <w:pPr>
-        <w:pStyle w:val="CaptionedFigure"/>
-      </w:pPr>
-      <w:r>
-        <w:drawing>
-          <wp:inline>
-            <wp:extent cx="5486400" cy="2283540"/>
-            <wp:effectExtent b="0" l="0" r="0" t="0"/>
-            <wp:docPr descr="Figure 6. PCA explained variance (scree) and rolling PC1 co-movement." title="" id="38" name="Picture"/>
-            <a:graphic>
-              <a:graphicData uri="http://schemas.openxmlformats.org/drawingml/2006/picture">
-                <pic:pic>
-                  <pic:nvPicPr>
-                    <pic:cNvPr descr="../figures/06_pca_analysis.png" id="39" name="Picture"/>
-                    <pic:cNvPicPr>
-                      <a:picLocks noChangeArrowheads="1" noChangeAspect="1"/>
-                    </pic:cNvPicPr>
-                  </pic:nvPicPr>
-                  <pic:blipFill>
-                    <a:blip r:embed="rId37"/>
+                    <a:blip r:embed="rId31"/>
                     <a:stretch>
                       <a:fillRect/>
                     </a:stretch>
@@ -2531,17 +1423,17 @@
         <w:pStyle w:val="ImageCaption"/>
       </w:pPr>
       <w:r>
-        <w:t xml:space="preserve">Figure 6. PCA explained variance (scree) and rolling PC1 co-movement.</w:t>
+        <w:t xml:space="preserve">Figure 4. PCA explained variance and rolling first-component share.</w:t>
       </w:r>
     </w:p>
-    <w:bookmarkEnd w:id="40"/>
-    <w:bookmarkStart w:id="41" w:name="forecasting-models"/>
+    <w:bookmarkEnd w:id="34"/>
+    <w:bookmarkStart w:id="35" w:name="forecasting-models"/>
     <w:p>
       <w:pPr>
         <w:pStyle w:val="Heading3"/>
       </w:pPr>
       <w:r>
-        <w:t xml:space="preserve">3.2 Forecasting models</w:t>
+        <w:t xml:space="preserve">Forecasting models</w:t>
       </w:r>
     </w:p>
     <w:p>
@@ -2549,23 +1441,7 @@
         <w:pStyle w:val="FirstParagraph"/>
       </w:pPr>
       <w:r>
-        <w:t xml:space="preserve">All models generate</w:t>
-      </w:r>
-      <w:r>
-        <w:t xml:space="preserve"> </w:t>
-      </w:r>
-      <w:r>
-        <w:rPr>
-          <w:b/>
-          <w:bCs/>
-        </w:rPr>
-        <w:t xml:space="preserve">one-step-ahead, walk-forward, out-of-sample</w:t>
-      </w:r>
-      <w:r>
-        <w:t xml:space="preserve"> </w:t>
-      </w:r>
-      <w:r>
-        <w:t xml:space="preserve">forecasts.</w:t>
+        <w:t xml:space="preserve">All forecasts are one step ahead and out of sample. For each day the model is fit only on data through the previous day, using a 252-day rolling window. The rolling correlation, the training window, and the regime thresholds all use data through the previous day, so nothing from day t enters the forecast for day t.</w:t>
       </w:r>
     </w:p>
     <w:tbl>
@@ -2614,79 +1490,18 @@
               <w:pStyle w:val="Compact"/>
             </w:pPr>
             <w:r>
-              <w:rPr>
-                <w:b/>
-                <w:bCs/>
-              </w:rPr>
-              <w:t xml:space="preserve">RandomWalk</w:t>
-            </w:r>
-            <w:r>
-              <w:t xml:space="preserve"> </w:t>
-            </w:r>
-            <w:r>
-              <w:t xml:space="preserve">(Model A)</w:t>
-            </w:r>
-          </w:p>
-        </w:tc>
-        <w:tc>
-          <w:tcPr/>
-          <w:p>
-            <w:pPr>
-              <w:pStyle w:val="Compact"/>
-            </w:pPr>
-            <m:oMath>
-              <m:sSub>
-                <m:e>
-                  <m:acc>
-                    <m:accPr>
-                      <m:chr m:val="̂"/>
-                    </m:accPr>
-                    <m:e>
-                      <m:r>
-                        <m:t>P</m:t>
-                      </m:r>
-                    </m:e>
-                  </m:acc>
-                </m:e>
-                <m:sub>
-                  <m:r>
-                    <m:t>t</m:t>
-                  </m:r>
-                </m:sub>
-              </m:sSub>
-              <m:r>
-                <m:rPr>
-                  <m:sty m:val="p"/>
-                </m:rPr>
-                <m:t>=</m:t>
-              </m:r>
-              <m:sSub>
-                <m:e>
-                  <m:r>
-                    <m:t>P</m:t>
-                  </m:r>
-                </m:e>
-                <m:sub>
-                  <m:r>
-                    <m:t>t</m:t>
-                  </m:r>
-                  <m:r>
-                    <m:rPr>
-                      <m:sty m:val="p"/>
-                    </m:rPr>
-                    <m:t>−</m:t>
-                  </m:r>
-                  <m:r>
-                    <m:t>1</m:t>
-                  </m:r>
-                </m:sub>
-              </m:sSub>
-            </m:oMath>
-            <w:r>
-              <w:t xml:space="preserve"> </w:t>
-            </w:r>
-            <w:r>
-              <w:t xml:space="preserve">(predicted return = 0); naive direction = sign of the previous return</w:t>
+              <w:t xml:space="preserve">Random walk</w:t>
+            </w:r>
+          </w:p>
+        </w:tc>
+        <w:tc>
+          <w:tcPr/>
+          <w:p>
+            <w:pPr>
+              <w:pStyle w:val="Compact"/>
+            </w:pPr>
+            <w:r>
+              <w:t xml:space="preserve">Predicted return is zero, so the price forecast equals the previous close; naive direction is the sign of the previous return</w:t>
             </w:r>
           </w:p>
         </w:tc>
@@ -2699,72 +1514,19 @@
               <w:pStyle w:val="Compact"/>
             </w:pPr>
             <w:r>
-              <w:rPr>
-                <w:b/>
-                <w:bCs/>
-              </w:rPr>
               <w:t xml:space="preserve">AR(1)</w:t>
             </w:r>
-            <w:r>
-              <w:t xml:space="preserve"> </w:t>
-            </w:r>
-            <w:r>
-              <w:t xml:space="preserve">(Model B)</w:t>
-            </w:r>
-          </w:p>
-        </w:tc>
-        <w:tc>
-          <w:tcPr/>
-          <w:p>
-            <w:pPr>
-              <w:pStyle w:val="Compact"/>
-            </w:pPr>
-            <m:oMath>
-              <m:sSub>
-                <m:e>
-                  <m:r>
-                    <m:t>r</m:t>
-                  </m:r>
-                </m:e>
-                <m:sub>
-                  <m:r>
-                    <m:t>t</m:t>
-                  </m:r>
-                </m:sub>
-              </m:sSub>
-            </m:oMath>
-            <w:r>
-              <w:t xml:space="preserve"> </w:t>
-            </w:r>
-            <w:r>
-              <w:t xml:space="preserve">on a single lag</w:t>
-            </w:r>
-            <w:r>
-              <w:t xml:space="preserve"> </w:t>
-            </w:r>
-            <m:oMath>
-              <m:sSub>
-                <m:e>
-                  <m:r>
-                    <m:t>r</m:t>
-                  </m:r>
-                </m:e>
-                <m:sub>
-                  <m:r>
-                    <m:t>t</m:t>
-                  </m:r>
-                  <m:r>
-                    <m:rPr>
-                      <m:sty m:val="p"/>
-                    </m:rPr>
-                    <m:t>−</m:t>
-                  </m:r>
-                  <m:r>
-                    <m:t>1</m:t>
-                  </m:r>
-                </m:sub>
-              </m:sSub>
-            </m:oMath>
+          </w:p>
+        </w:tc>
+        <w:tc>
+          <w:tcPr/>
+          <w:p>
+            <w:pPr>
+              <w:pStyle w:val="Compact"/>
+            </w:pPr>
+            <w:r>
+              <w:t xml:space="preserve">Return on one lag</w:t>
+            </w:r>
           </w:p>
         </w:tc>
       </w:tr>
@@ -2776,111 +1538,19 @@
               <w:pStyle w:val="Compact"/>
             </w:pPr>
             <w:r>
-              <w:rPr>
-                <w:b/>
-                <w:bCs/>
-              </w:rPr>
-              <w:t xml:space="preserve">LinearRegression</w:t>
-            </w:r>
-            <w:r>
-              <w:t xml:space="preserve"> </w:t>
-            </w:r>
-            <w:r>
-              <w:t xml:space="preserve">(Model C)</w:t>
-            </w:r>
-          </w:p>
-        </w:tc>
-        <w:tc>
-          <w:tcPr/>
-          <w:p>
-            <w:pPr>
-              <w:pStyle w:val="Compact"/>
-            </w:pPr>
-            <m:oMath>
-              <m:sSub>
-                <m:e>
-                  <m:r>
-                    <m:t>r</m:t>
-                  </m:r>
-                </m:e>
-                <m:sub>
-                  <m:r>
-                    <m:t>t</m:t>
-                  </m:r>
-                </m:sub>
-              </m:sSub>
-            </m:oMath>
-            <w:r>
-              <w:t xml:space="preserve"> </w:t>
-            </w:r>
-            <w:r>
-              <w:t xml:space="preserve">on lags</w:t>
-            </w:r>
-            <w:r>
-              <w:t xml:space="preserve"> </w:t>
-            </w:r>
-            <m:oMath>
-              <m:sSub>
-                <m:e>
-                  <m:r>
-                    <m:t>r</m:t>
-                  </m:r>
-                </m:e>
-                <m:sub>
-                  <m:r>
-                    <m:t>t</m:t>
-                  </m:r>
-                  <m:r>
-                    <m:rPr>
-                      <m:sty m:val="p"/>
-                    </m:rPr>
-                    <m:t>−</m:t>
-                  </m:r>
-                  <m:r>
-                    <m:t>1</m:t>
-                  </m:r>
-                </m:sub>
-              </m:sSub>
-              <m:r>
-                <m:rPr>
-                  <m:sty m:val="p"/>
-                </m:rPr>
-                <m:t>,</m:t>
-              </m:r>
-              <m:r>
-                <m:rPr>
-                  <m:sty m:val="p"/>
-                </m:rPr>
-                <m:t>…</m:t>
-              </m:r>
-              <m:r>
-                <m:rPr>
-                  <m:sty m:val="p"/>
-                </m:rPr>
-                <m:t>,</m:t>
-              </m:r>
-              <m:sSub>
-                <m:e>
-                  <m:r>
-                    <m:t>r</m:t>
-                  </m:r>
-                </m:e>
-                <m:sub>
-                  <m:r>
-                    <m:t>t</m:t>
-                  </m:r>
-                  <m:r>
-                    <m:rPr>
-                      <m:sty m:val="p"/>
-                    </m:rPr>
-                    <m:t>−</m:t>
-                  </m:r>
-                  <m:r>
-                    <m:t>5</m:t>
-                  </m:r>
-                </m:sub>
-              </m:sSub>
-            </m:oMath>
+              <w:t xml:space="preserve">Linear regression</w:t>
+            </w:r>
+          </w:p>
+        </w:tc>
+        <w:tc>
+          <w:tcPr/>
+          <w:p>
+            <w:pPr>
+              <w:pStyle w:val="Compact"/>
+            </w:pPr>
+            <w:r>
+              <w:t xml:space="preserve">Return on lags 1 through 5</w:t>
+            </w:r>
           </w:p>
         </w:tc>
       </w:tr>
@@ -2892,28 +1562,18 @@
               <w:pStyle w:val="Compact"/>
             </w:pPr>
             <w:r>
-              <w:rPr>
-                <w:b/>
-                <w:bCs/>
-              </w:rPr>
               <w:t xml:space="preserve">Ridge</w:t>
             </w:r>
-            <w:r>
-              <w:t xml:space="preserve"> </w:t>
-            </w:r>
-            <w:r>
-              <w:t xml:space="preserve">(extension)</w:t>
-            </w:r>
-          </w:p>
-        </w:tc>
-        <w:tc>
-          <w:tcPr/>
-          <w:p>
-            <w:pPr>
-              <w:pStyle w:val="Compact"/>
-            </w:pPr>
-            <w:r>
-              <w:t xml:space="preserve">Model C’s design matrix with an L2 penalty (α = 1.0)</w:t>
+          </w:p>
+        </w:tc>
+        <w:tc>
+          <w:tcPr/>
+          <w:p>
+            <w:pPr>
+              <w:pStyle w:val="Compact"/>
+            </w:pPr>
+            <w:r>
+              <w:t xml:space="preserve">Linear regression with an L2 penalty, α = 1.0</w:t>
             </w:r>
           </w:p>
         </w:tc>
@@ -2926,28 +1586,18 @@
               <w:pStyle w:val="Compact"/>
             </w:pPr>
             <w:r>
-              <w:rPr>
-                <w:b/>
-                <w:bCs/>
-              </w:rPr>
               <w:t xml:space="preserve">Lasso</w:t>
             </w:r>
-            <w:r>
-              <w:t xml:space="preserve"> </w:t>
-            </w:r>
-            <w:r>
-              <w:t xml:space="preserve">(extension)</w:t>
-            </w:r>
-          </w:p>
-        </w:tc>
-        <w:tc>
-          <w:tcPr/>
-          <w:p>
-            <w:pPr>
-              <w:pStyle w:val="Compact"/>
-            </w:pPr>
-            <w:r>
-              <w:t xml:space="preserve">Model C’s design matrix with an L1 penalty (α = 5×10⁻⁴)</w:t>
+          </w:p>
+        </w:tc>
+        <w:tc>
+          <w:tcPr/>
+          <w:p>
+            <w:pPr>
+              <w:pStyle w:val="Compact"/>
+            </w:pPr>
+            <w:r>
+              <w:t xml:space="preserve">Linear regression with an L1 penalty, α = 5×10⁻⁴</w:t>
             </w:r>
           </w:p>
         </w:tc>
@@ -2958,240 +1608,25 @@
         <w:pStyle w:val="BodyText"/>
       </w:pPr>
       <w:r>
-        <w:t xml:space="preserve">Predicted returns are converted to a price forecast via</w:t>
-      </w:r>
-      <w:r>
-        <w:t xml:space="preserve"> </w:t>
-      </w:r>
-      <m:oMath>
-        <m:sSub>
-          <m:e>
-            <m:acc>
-              <m:accPr>
-                <m:chr m:val="̂"/>
-              </m:accPr>
-              <m:e>
-                <m:r>
-                  <m:t>P</m:t>
-                </m:r>
-              </m:e>
-            </m:acc>
-          </m:e>
-          <m:sub>
-            <m:r>
-              <m:t>t</m:t>
-            </m:r>
-          </m:sub>
-        </m:sSub>
-        <m:r>
-          <m:rPr>
-            <m:sty m:val="p"/>
-          </m:rPr>
-          <m:t>=</m:t>
-        </m:r>
-        <m:sSub>
-          <m:e>
-            <m:r>
-              <m:t>P</m:t>
-            </m:r>
-          </m:e>
-          <m:sub>
-            <m:r>
-              <m:t>t</m:t>
-            </m:r>
-            <m:r>
-              <m:rPr>
-                <m:sty m:val="p"/>
-              </m:rPr>
-              <m:t>−</m:t>
-            </m:r>
-            <m:r>
-              <m:t>1</m:t>
-            </m:r>
-          </m:sub>
-        </m:sSub>
-        <m:r>
-          <m:t> </m:t>
-        </m:r>
-        <m:sSup>
-          <m:e>
-            <m:r>
-              <m:t>e</m:t>
-            </m:r>
-          </m:e>
-          <m:sup>
-            <m:sSub>
-              <m:e>
-                <m:acc>
-                  <m:accPr>
-                    <m:chr m:val="̂"/>
-                  </m:accPr>
-                  <m:e>
-                    <m:r>
-                      <m:t>r</m:t>
-                    </m:r>
-                  </m:e>
-                </m:acc>
-              </m:e>
-              <m:sub>
-                <m:r>
-                  <m:t>t</m:t>
-                </m:r>
-              </m:sub>
-            </m:sSub>
-          </m:sup>
-        </m:sSup>
-      </m:oMath>
-      <w:r>
-        <w:t xml:space="preserve">. The random walk is a deliberately demanding</w:t>
-      </w:r>
-      <w:r>
-        <w:t xml:space="preserve"> </w:t>
-      </w:r>
-      <w:r>
-        <w:t xml:space="preserve">benchmark: beating a no-change forecast out of sample is known to be hard for</w:t>
-      </w:r>
-      <w:r>
-        <w:t xml:space="preserve"> </w:t>
-      </w:r>
-      <w:r>
-        <w:t xml:space="preserve">short-horizon equity returns (Campbell and Thompson, 2008).</w:t>
+        <w:t xml:space="preserve">The random walk is a hard benchmark; beating a no-change forecast out of sample is difficult for short-horizon returns (Campbell and Thompson, 2008). Ridge and Lasso are standard linear benchmarks in this setting, where shrinkage methods are evaluated alongside nonlinear ones that can do better (Gu, Kelly, and Xiu, 2020). The penalties are fixed at conventional defaults rather than tuned, because the sample starts in January 2015 and there is no earlier period to tune on without look-ahead. A penalty grid is reported below.</w:t>
+      </w:r>
+    </w:p>
+    <w:bookmarkEnd w:id="35"/>
+    <w:bookmarkStart w:id="36" w:name="evaluation"/>
+    <w:p>
+      <w:pPr>
+        <w:pStyle w:val="Heading3"/>
+      </w:pPr>
+      <w:r>
+        <w:t xml:space="preserve">Evaluation</w:t>
       </w:r>
     </w:p>
     <w:p>
       <w:pPr>
-        <w:pStyle w:val="BodyText"/>
-      </w:pPr>
-      <w:r>
-        <w:rPr>
-          <w:b/>
-          <w:bCs/>
-        </w:rPr>
-        <w:t xml:space="preserve">No look-ahead bias.</w:t>
-      </w:r>
-      <w:r>
-        <w:t xml:space="preserve"> </w:t>
-      </w:r>
-      <w:r>
-        <w:t xml:space="preserve">For each day</w:t>
-      </w:r>
-      <w:r>
-        <w:t xml:space="preserve"> </w:t>
-      </w:r>
-      <w:r>
-        <w:rPr>
-          <w:i/>
-          <w:iCs/>
-        </w:rPr>
-        <w:t xml:space="preserve">t</w:t>
-      </w:r>
-      <w:r>
-        <w:t xml:space="preserve"> </w:t>
-      </w:r>
-      <w:r>
-        <w:t xml:space="preserve">the model is fit only on data through</w:t>
-      </w:r>
-      <w:r>
-        <w:t xml:space="preserve"> </w:t>
-      </w:r>
-      <w:r>
-        <w:rPr>
-          <w:i/>
-          <w:iCs/>
-        </w:rPr>
-        <w:t xml:space="preserve">t−1</w:t>
-      </w:r>
-      <w:r>
-        <w:t xml:space="preserve"> </w:t>
-      </w:r>
-      <w:r>
-        <w:t xml:space="preserve">using a</w:t>
-      </w:r>
-      <w:r>
-        <w:t xml:space="preserve"> </w:t>
-      </w:r>
-      <w:r>
-        <w:rPr>
-          <w:b/>
-          <w:bCs/>
-        </w:rPr>
-        <w:t xml:space="preserve">252-day rolling training window</w:t>
-      </w:r>
-      <w:r>
-        <w:t xml:space="preserve"> </w:t>
-      </w:r>
-      <w:r>
-        <w:t xml:space="preserve">(≈ one trading year). The</w:t>
-      </w:r>
-      <w:r>
-        <w:t xml:space="preserve"> </w:t>
-      </w:r>
-      <w:r>
-        <w:t xml:space="preserve">rolling correlation series, the 252-day training window, and the regime</w:t>
-      </w:r>
-      <w:r>
-        <w:t xml:space="preserve"> </w:t>
-      </w:r>
-      <w:r>
-        <w:t xml:space="preserve">boundaries are</w:t>
-      </w:r>
-      <w:r>
-        <w:t xml:space="preserve"> </w:t>
-      </w:r>
-      <w:r>
-        <w:rPr>
-          <w:b/>
-          <w:bCs/>
-        </w:rPr>
-        <w:t xml:space="preserve">all computed using data strictly up to</w:t>
-      </w:r>
-      <w:r>
-        <w:rPr>
-          <w:b/>
-          <w:bCs/>
-        </w:rPr>
-        <w:t xml:space="preserve"> </w:t>
-      </w:r>
-      <w:r>
-        <w:rPr>
-          <w:b/>
-          <w:bCs/>
-          <w:i/>
-          <w:iCs/>
-        </w:rPr>
-        <w:t xml:space="preserve">t−1</w:t>
-      </w:r>
-      <w:r>
-        <w:t xml:space="preserve">; nothing on day</w:t>
-      </w:r>
-      <w:r>
-        <w:t xml:space="preserve"> </w:t>
-      </w:r>
-      <w:r>
-        <w:rPr>
-          <w:i/>
-          <w:iCs/>
-        </w:rPr>
-        <w:t xml:space="preserve">t</w:t>
-      </w:r>
-      <w:r>
-        <w:t xml:space="preserve"> </w:t>
-      </w:r>
-      <w:r>
-        <w:t xml:space="preserve">enters any quantity used to forecast day</w:t>
-      </w:r>
-      <w:r>
-        <w:t xml:space="preserve"> </w:t>
-      </w:r>
-      <w:r>
-        <w:rPr>
-          <w:i/>
-          <w:iCs/>
-        </w:rPr>
-        <w:t xml:space="preserve">t</w:t>
-      </w:r>
-      <w:r>
-        <w:t xml:space="preserve">.</w:t>
+        <w:pStyle w:val="FirstParagraph"/>
+      </w:pPr>
+      <w:r>
+        <w:t xml:space="preserve">For each model and regime, mean absolute error (MAE) and root mean squared error (RMSE) are computed for both the return forecast and the price forecast, along with directional accuracy, which is the share of days on which the predicted return sign matches the realized sign. Days with zero realized return are dropped from the directional count.</w:t>
       </w:r>
     </w:p>
     <w:p>
@@ -3199,129 +1634,17 @@
         <w:pStyle w:val="BodyText"/>
       </w:pPr>
       <w:r>
-        <w:rPr>
-          <w:b/>
-          <w:bCs/>
-        </w:rPr>
-        <w:t xml:space="preserve">On the regularized models and their penalties.</w:t>
-      </w:r>
-      <w:r>
-        <w:t xml:space="preserve"> </w:t>
-      </w:r>
-      <w:r>
-        <w:t xml:space="preserve">Ridge and Lasso are included</w:t>
-      </w:r>
-      <w:r>
-        <w:t xml:space="preserve"> </w:t>
-      </w:r>
-      <w:r>
-        <w:t xml:space="preserve">because regularized linear models are a standard, well-motivated</w:t>
-      </w:r>
-      <w:r>
-        <w:t xml:space="preserve"> </w:t>
-      </w:r>
-      <w:r>
-        <w:rPr>
-          <w:i/>
-          <w:iCs/>
-        </w:rPr>
-        <w:t xml:space="preserve">linear</w:t>
-      </w:r>
-      <w:r>
-        <w:t xml:space="preserve"> </w:t>
-      </w:r>
-      <w:r>
-        <w:t xml:space="preserve">benchmark in empirical asset pricing, where shrinkage methods have been</w:t>
-      </w:r>
-      <w:r>
-        <w:t xml:space="preserve"> </w:t>
-      </w:r>
-      <w:r>
-        <w:t xml:space="preserve">systematically evaluated as part of the machine-learning toolkit (Gu, Kelly, and</w:t>
-      </w:r>
-      <w:r>
-        <w:t xml:space="preserve"> </w:t>
-      </w:r>
-      <w:r>
-        <w:t xml:space="preserve">Xiu, 2020, who report that nonlinear methods can improve further still). We do</w:t>
-      </w:r>
-      <w:r>
-        <w:t xml:space="preserve"> </w:t>
-      </w:r>
-      <w:r>
-        <w:rPr>
-          <w:b/>
-          <w:bCs/>
-        </w:rPr>
-        <w:t xml:space="preserve">not</w:t>
-      </w:r>
-      <w:r>
-        <w:t xml:space="preserve"> </w:t>
-      </w:r>
-      <w:r>
-        <w:t xml:space="preserve">tune</w:t>
-      </w:r>
-      <w:r>
-        <w:t xml:space="preserve"> </w:t>
-      </w:r>
-      <w:r>
-        <w:t xml:space="preserve">the penalties: the sample begins in January 2015, so there is no earlier</w:t>
-      </w:r>
-      <w:r>
-        <w:t xml:space="preserve"> </w:t>
-      </w:r>
-      <w:r>
-        <w:t xml:space="preserve">validation window to tune on without either introducing look-ahead bias or</w:t>
-      </w:r>
-      <w:r>
-        <w:t xml:space="preserve"> </w:t>
-      </w:r>
-      <w:r>
-        <w:t xml:space="preserve">sacrificing data. We therefore fix the penalties at conventional defaults</w:t>
-      </w:r>
-      <w:r>
-        <w:t xml:space="preserve"> </w:t>
-      </w:r>
-      <w:r>
-        <w:t xml:space="preserve">(Ridge α = 1.0; Lasso α = 5×10⁻⁴) and, rather than claim a tuned optimum, provide</w:t>
-      </w:r>
-      <w:r>
-        <w:t xml:space="preserve"> </w:t>
-      </w:r>
-      <w:r>
-        <w:t xml:space="preserve">an explicit</w:t>
-      </w:r>
-      <w:r>
-        <w:t xml:space="preserve"> </w:t>
-      </w:r>
-      <w:r>
-        <w:rPr>
-          <w:b/>
-          <w:bCs/>
-        </w:rPr>
-        <w:t xml:space="preserve">alpha-robustness check</w:t>
-      </w:r>
-      <w:r>
-        <w:t xml:space="preserve"> </w:t>
-      </w:r>
-      <w:r>
-        <w:t xml:space="preserve">(Section 4.6) showing the regime finding</w:t>
-      </w:r>
-      <w:r>
-        <w:t xml:space="preserve"> </w:t>
-      </w:r>
-      <w:r>
-        <w:t xml:space="preserve">does not hinge on the exact penalty.</w:t>
+        <w:t xml:space="preserve">Return MAE is the main scale for comparing regimes, because price levels drift and a price MAE would mix forecasting difficulty with the price level. One caution shapes the rest of the analysis. Because every model predicts a return near zero, the absolute return error is close to the size of the realized move, which tracks realized volatility. Volatility clusters and persists (Engle, 1982; Bollerslev, 1986), so return MAE is not independent of volatility. Directional accuracy is the metric that does not scale with move size; getting the sign right is no easier when moves are large.</w:t>
       </w:r>
     </w:p>
-    <w:bookmarkEnd w:id="41"/>
-    <w:bookmarkStart w:id="42" w:name="evaluation-metrics"/>
+    <w:bookmarkEnd w:id="36"/>
+    <w:bookmarkStart w:id="37" w:name="volatility-control"/>
     <w:p>
       <w:pPr>
         <w:pStyle w:val="Heading3"/>
       </w:pPr>
       <w:r>
-        <w:t xml:space="preserve">3.3 Evaluation metrics</w:t>
+        <w:t xml:space="preserve">Volatility control</w:t>
       </w:r>
     </w:p>
     <w:p>
@@ -3329,564 +1652,7 @@
         <w:pStyle w:val="FirstParagraph"/>
       </w:pPr>
       <w:r>
-        <w:t xml:space="preserve">For each model, regime, and asset we compute</w:t>
-      </w:r>
-      <w:r>
-        <w:t xml:space="preserve"> </w:t>
-      </w:r>
-      <w:r>
-        <w:rPr>
-          <w:b/>
-          <w:bCs/>
-        </w:rPr>
-        <w:t xml:space="preserve">MAE</w:t>
-      </w:r>
-      <w:r>
-        <w:t xml:space="preserve"> </w:t>
-      </w:r>
-      <w:r>
-        <w:t xml:space="preserve">and</w:t>
-      </w:r>
-      <w:r>
-        <w:t xml:space="preserve"> </w:t>
-      </w:r>
-      <w:r>
-        <w:rPr>
-          <w:b/>
-          <w:bCs/>
-        </w:rPr>
-        <w:t xml:space="preserve">RMSE</w:t>
-      </w:r>
-      <w:r>
-        <w:t xml:space="preserve"> </w:t>
-      </w:r>
-      <w:r>
-        <w:t xml:space="preserve">of the return</w:t>
-      </w:r>
-      <w:r>
-        <w:t xml:space="preserve"> </w:t>
-      </w:r>
-      <w:r>
-        <w:t xml:space="preserve">forecast, the same for the price forecast, and</w:t>
-      </w:r>
-      <w:r>
-        <w:t xml:space="preserve"> </w:t>
-      </w:r>
-      <w:r>
-        <w:rPr>
-          <w:b/>
-          <w:bCs/>
-        </w:rPr>
-        <w:t xml:space="preserve">directional accuracy</w:t>
-      </w:r>
-      <w:r>
-        <w:t xml:space="preserve"> </w:t>
-      </w:r>
-      <w:r>
-        <w:t xml:space="preserve">(fraction</w:t>
-      </w:r>
-      <w:r>
-        <w:t xml:space="preserve"> </w:t>
-      </w:r>
-      <w:r>
-        <w:t xml:space="preserve">of days the predicted return sign matches the realized sign; zero-return days</w:t>
-      </w:r>
-      <w:r>
-        <w:t xml:space="preserve"> </w:t>
-      </w:r>
-      <w:r>
-        <w:t xml:space="preserve">excluded). Errors are pooled across the five assets and tagged by the regime of</w:t>
-      </w:r>
-      <w:r>
-        <w:t xml:space="preserve"> </w:t>
-      </w:r>
-      <w:r>
-        <w:t xml:space="preserve">each day.</w:t>
-      </w:r>
-    </w:p>
-    <w:p>
-      <w:pPr>
-        <w:pStyle w:val="BlockText"/>
-      </w:pPr>
-      <w:r>
-        <w:rPr>
-          <w:b/>
-          <w:bCs/>
-        </w:rPr>
-        <w:t xml:space="preserve">Why return-space errors, not price-MAE?</w:t>
-      </w:r>
-      <w:r>
-        <w:t xml:space="preserve"> </w:t>
-      </w:r>
-      <w:r>
-        <w:t xml:space="preserve">Price levels drift over the sample,</w:t>
-      </w:r>
-      <w:r>
-        <w:t xml:space="preserve"> </w:t>
-      </w:r>
-      <w:r>
-        <w:t xml:space="preserve">so a raw price MAE conflates forecasting difficulty with the price level on a</w:t>
-      </w:r>
-      <w:r>
-        <w:t xml:space="preserve"> </w:t>
-      </w:r>
-      <w:r>
-        <w:t xml:space="preserve">given day. The absolute</w:t>
-      </w:r>
-      <w:r>
-        <w:t xml:space="preserve"> </w:t>
-      </w:r>
-      <w:r>
-        <w:rPr>
-          <w:i/>
-          <w:iCs/>
-        </w:rPr>
-        <w:t xml:space="preserve">return</w:t>
-      </w:r>
-      <w:r>
-        <w:t xml:space="preserve"> </w:t>
-      </w:r>
-      <w:r>
-        <w:t xml:space="preserve">error is comparable across assets and regimes.</w:t>
-      </w:r>
-    </w:p>
-    <w:p>
-      <w:pPr>
-        <w:pStyle w:val="BlockText"/>
-      </w:pPr>
-      <w:r>
-        <w:rPr>
-          <w:b/>
-          <w:bCs/>
-        </w:rPr>
-        <w:t xml:space="preserve">A caution about MAE that shapes the whole analysis.</w:t>
-      </w:r>
-      <w:r>
-        <w:t xml:space="preserve"> </w:t>
-      </w:r>
-      <w:r>
-        <w:t xml:space="preserve">Because every model</w:t>
-      </w:r>
-      <w:r>
-        <w:t xml:space="preserve"> </w:t>
-      </w:r>
-      <w:r>
-        <w:t xml:space="preserve">predicts a return close to zero (the random walk predicts exactly zero), the</w:t>
-      </w:r>
-      <w:r>
-        <w:t xml:space="preserve"> </w:t>
-      </w:r>
-      <w:r>
-        <w:t xml:space="preserve">absolute return error is nearly equal to the</w:t>
-      </w:r>
-      <w:r>
-        <w:t xml:space="preserve"> </w:t>
-      </w:r>
-      <w:r>
-        <w:rPr>
-          <w:i/>
-          <w:iCs/>
-        </w:rPr>
-        <w:t xml:space="preserve">size of the realized move</w:t>
-      </w:r>
-      <w:r>
-        <w:t xml:space="preserve"> </w:t>
-      </w:r>
-      <w:r>
-        <w:t xml:space="preserve">— i.e.</w:t>
-      </w:r>
-      <w:r>
-        <w:t xml:space="preserve"> </w:t>
-      </w:r>
-      <w:r>
-        <w:t xml:space="preserve">it tracks realized volatility almost by construction, and realized volatility is</w:t>
-      </w:r>
-      <w:r>
-        <w:t xml:space="preserve"> </w:t>
-      </w:r>
-      <w:r>
-        <w:t xml:space="preserve">itself persistent and clustered (Engle, 1982; Bollerslev, 1986). Return-MAE is</w:t>
-      </w:r>
-      <w:r>
-        <w:t xml:space="preserve"> </w:t>
-      </w:r>
-      <w:r>
-        <w:t xml:space="preserve">therefore</w:t>
-      </w:r>
-      <w:r>
-        <w:t xml:space="preserve"> </w:t>
-      </w:r>
-      <w:r>
-        <w:rPr>
-          <w:b/>
-          <w:bCs/>
-        </w:rPr>
-        <w:t xml:space="preserve">not</w:t>
-      </w:r>
-      <w:r>
-        <w:t xml:space="preserve"> </w:t>
-      </w:r>
-      <w:r>
-        <w:t xml:space="preserve">invariant to volatility, and any</w:t>
-      </w:r>
-      <w:r>
-        <w:t xml:space="preserve"> </w:t>
-      </w:r>
-      <w:r>
-        <w:t xml:space="preserve">“volatility explains the error”</w:t>
-      </w:r>
-      <w:r>
-        <w:t xml:space="preserve"> </w:t>
-      </w:r>
-      <w:r>
-        <w:t xml:space="preserve">result</w:t>
-      </w:r>
-      <w:r>
-        <w:t xml:space="preserve"> </w:t>
-      </w:r>
-      <w:r>
-        <w:t xml:space="preserve">in Section 4 is partly mechanical. The metric that is genuinely invariant to</w:t>
-      </w:r>
-      <w:r>
-        <w:t xml:space="preserve"> </w:t>
-      </w:r>
-      <w:r>
-        <w:t xml:space="preserve">move size is</w:t>
-      </w:r>
-      <w:r>
-        <w:t xml:space="preserve"> </w:t>
-      </w:r>
-      <w:r>
-        <w:rPr>
-          <w:b/>
-          <w:bCs/>
-        </w:rPr>
-        <w:t xml:space="preserve">directional accuracy</w:t>
-      </w:r>
-      <w:r>
-        <w:t xml:space="preserve">: getting the sign right is neither easier</w:t>
-      </w:r>
-      <w:r>
-        <w:t xml:space="preserve"> </w:t>
-      </w:r>
-      <w:r>
-        <w:t xml:space="preserve">nor harder simply because moves are large. We treat directional accuracy as the</w:t>
-      </w:r>
-      <w:r>
-        <w:t xml:space="preserve"> </w:t>
-      </w:r>
-      <w:r>
-        <w:t xml:space="preserve">load-bearing, non-trivial test (Section 4.5).</w:t>
-      </w:r>
-    </w:p>
-    <w:bookmarkEnd w:id="42"/>
-    <w:bookmarkStart w:id="43" w:name="hypothesis-testing"/>
-    <w:p>
-      <w:pPr>
-        <w:pStyle w:val="Heading3"/>
-      </w:pPr>
-      <w:r>
-        <w:t xml:space="preserve">3.4 Hypothesis testing</w:t>
-      </w:r>
-    </w:p>
-    <w:p>
-      <w:pPr>
-        <w:pStyle w:val="FirstParagraph"/>
-      </w:pPr>
-      <w:r>
-        <w:t xml:space="preserve">For each model we compare absolute return errors in the high vs low regime using</w:t>
-      </w:r>
-      <w:r>
-        <w:t xml:space="preserve"> </w:t>
-      </w:r>
-      <w:r>
-        <w:rPr>
-          <w:b/>
-          <w:bCs/>
-        </w:rPr>
-        <w:t xml:space="preserve">Welch’s t-test</w:t>
-      </w:r>
-      <w:r>
-        <w:t xml:space="preserve"> </w:t>
-      </w:r>
-      <w:r>
-        <w:t xml:space="preserve">(unequal variance) and the</w:t>
-      </w:r>
-      <w:r>
-        <w:t xml:space="preserve"> </w:t>
-      </w:r>
-      <w:r>
-        <w:rPr>
-          <w:b/>
-          <w:bCs/>
-        </w:rPr>
-        <w:t xml:space="preserve">Mann–Whitney U test</w:t>
-      </w:r>
-      <w:r>
-        <w:t xml:space="preserve"> </w:t>
-      </w:r>
-      <w:r>
-        <w:t xml:space="preserve">(distribution-free, robust to the heavy-tailed error distribution). More broadly,</w:t>
-      </w:r>
-      <w:r>
-        <w:t xml:space="preserve"> </w:t>
-      </w:r>
-      <w:r>
-        <w:t xml:space="preserve">formally testing whether one set of forecasts is more accurate than another is the</w:t>
-      </w:r>
-      <w:r>
-        <w:t xml:space="preserve"> </w:t>
-      </w:r>
-      <w:r>
-        <w:t xml:space="preserve">problem introduced by Diebold and Mariano (1995); here we compare a single model’s</w:t>
-      </w:r>
-      <w:r>
-        <w:t xml:space="preserve"> </w:t>
-      </w:r>
-      <w:r>
-        <w:t xml:space="preserve">errors</w:t>
-      </w:r>
-      <w:r>
-        <w:t xml:space="preserve"> </w:t>
-      </w:r>
-      <w:r>
-        <w:rPr>
-          <w:i/>
-          <w:iCs/>
-        </w:rPr>
-        <w:t xml:space="preserve">across regimes</w:t>
-      </w:r>
-      <w:r>
-        <w:t xml:space="preserve"> </w:t>
-      </w:r>
-      <w:r>
-        <w:t xml:space="preserve">rather than two models against each other. Directional</w:t>
-      </w:r>
-      <w:r>
-        <w:t xml:space="preserve"> </w:t>
-      </w:r>
-      <w:r>
-        <w:t xml:space="preserve">accuracy is compared with a</w:t>
-      </w:r>
-      <w:r>
-        <w:t xml:space="preserve"> </w:t>
-      </w:r>
-      <w:r>
-        <w:rPr>
-          <w:b/>
-          <w:bCs/>
-        </w:rPr>
-        <w:t xml:space="preserve">two-proportion z-test</w:t>
-      </w:r>
-      <w:r>
-        <w:t xml:space="preserve"> </w:t>
-      </w:r>
-      <w:r>
-        <w:t xml:space="preserve">— a simple sign-based assessment in the spirit of the</w:t>
-      </w:r>
-      <w:r>
-        <w:t xml:space="preserve"> </w:t>
-      </w:r>
-      <w:r>
-        <w:t xml:space="preserve">directional-predictability test of Pesaran and Timmermann (1992) — and we report</w:t>
-      </w:r>
-      <w:r>
-        <w:t xml:space="preserve"> </w:t>
-      </w:r>
-      <w:r>
-        <w:rPr>
-          <w:b/>
-          <w:bCs/>
-        </w:rPr>
-        <w:t xml:space="preserve">Cohen’s d</w:t>
-      </w:r>
-      <w:r>
-        <w:t xml:space="preserve"> </w:t>
-      </w:r>
-      <w:r>
-        <w:t xml:space="preserve">as a standardized effect size.</w:t>
-      </w:r>
-    </w:p>
-    <w:p>
-      <w:pPr>
-        <w:pStyle w:val="BodyText"/>
-      </w:pPr>
-      <w:r>
-        <w:rPr>
-          <w:b/>
-          <w:bCs/>
-        </w:rPr>
-        <w:t xml:space="preserve">Caveat on independence.</w:t>
-      </w:r>
-      <w:r>
-        <w:t xml:space="preserve"> </w:t>
-      </w:r>
-      <w:r>
-        <w:t xml:space="preserve">The pooled observations are</w:t>
-      </w:r>
-      <w:r>
-        <w:t xml:space="preserve"> </w:t>
-      </w:r>
-      <w:r>
-        <w:rPr>
-          <w:i/>
-          <w:iCs/>
-        </w:rPr>
-        <w:t xml:space="preserve">not</w:t>
-      </w:r>
-      <w:r>
-        <w:t xml:space="preserve"> </w:t>
-      </w:r>
-      <w:r>
-        <w:t xml:space="preserve">independent — regimes</w:t>
-      </w:r>
-      <w:r>
-        <w:t xml:space="preserve"> </w:t>
-      </w:r>
-      <w:r>
-        <w:t xml:space="preserve">persist for many consecutive days and the five assets are correlated — so the</w:t>
-      </w:r>
-      <w:r>
-        <w:t xml:space="preserve"> </w:t>
-      </w:r>
-      <w:r>
-        <w:t xml:space="preserve">extremely small p-values below overstate the true statistical certainty. We</w:t>
-      </w:r>
-      <w:r>
-        <w:t xml:space="preserve"> </w:t>
-      </w:r>
-      <w:r>
-        <w:t xml:space="preserve">report them for transparency but do not lean on their magnitude; the confound</w:t>
-      </w:r>
-      <w:r>
-        <w:t xml:space="preserve"> </w:t>
-      </w:r>
-      <w:r>
-        <w:t xml:space="preserve">analysis in Section 3.5, which uses HAC standard errors, is the more rigorous</w:t>
-      </w:r>
-      <w:r>
-        <w:t xml:space="preserve"> </w:t>
-      </w:r>
-      <w:r>
-        <w:t xml:space="preserve">inferential test.</w:t>
-      </w:r>
-    </w:p>
-    <w:bookmarkEnd w:id="43"/>
-    <w:bookmarkStart w:id="44" w:name="X859d3380a1b5b3677f36652194778b6549de1c6"/>
-    <w:p>
-      <w:pPr>
-        <w:pStyle w:val="Heading3"/>
-      </w:pPr>
-      <w:r>
-        <w:t xml:space="preserve">3.5 Confound analysis: correlation vs. volatility</w:t>
-      </w:r>
-    </w:p>
-    <w:p>
-      <w:pPr>
-        <w:pStyle w:val="FirstParagraph"/>
-      </w:pPr>
-      <w:r>
-        <w:t xml:space="preserve">This is the paper’s core robustness section. To separate a genuine correlation</w:t>
-      </w:r>
-      <w:r>
-        <w:t xml:space="preserve"> </w:t>
-      </w:r>
-      <w:r>
-        <w:t xml:space="preserve">effect from a volatility effect, we:</w:t>
-      </w:r>
-    </w:p>
-    <w:p>
-      <w:pPr>
-        <w:numPr>
-          <w:ilvl w:val="0"/>
-          <w:numId w:val="1002"/>
-        </w:numPr>
-      </w:pPr>
-      <w:r>
-        <w:rPr>
-          <w:b/>
-          <w:bCs/>
-        </w:rPr>
-        <w:t xml:space="preserve">Add a volatility proxy</w:t>
-      </w:r>
-      <w:r>
-        <w:t xml:space="preserve"> </w:t>
-      </w:r>
-      <w:r>
-        <w:t xml:space="preserve">— 90-day annualized realized volatility of SPY</w:t>
-      </w:r>
-      <w:r>
-        <w:t xml:space="preserve"> </w:t>
-      </w:r>
-      <w:r>
-        <w:t xml:space="preserve">(realized volatility in the sense of Andersen, Bollerslev, Diebold, and Labys,</w:t>
-      </w:r>
-      <w:r>
-        <w:t xml:space="preserve"> </w:t>
-      </w:r>
-      <w:r>
-        <w:t xml:space="preserve">2003), computed through day</w:t>
-      </w:r>
-      <w:r>
-        <w:t xml:space="preserve"> </w:t>
-      </w:r>
-      <w:r>
-        <w:rPr>
-          <w:i/>
-          <w:iCs/>
-        </w:rPr>
-        <w:t xml:space="preserve">t−1</w:t>
-      </w:r>
-      <w:r>
-        <w:t xml:space="preserve"> </w:t>
-      </w:r>
-      <w:r>
-        <w:t xml:space="preserve">(a VIX-based proxy was considered but is not</w:t>
-      </w:r>
-      <w:r>
-        <w:t xml:space="preserve"> </w:t>
-      </w:r>
-      <w:r>
-        <w:t xml:space="preserve">used here, to keep the pipeline fully reproducible from the price data alone).</w:t>
-      </w:r>
-    </w:p>
-    <w:p>
-      <w:pPr>
-        <w:numPr>
-          <w:ilvl w:val="0"/>
-          <w:numId w:val="1002"/>
-        </w:numPr>
-      </w:pPr>
-      <w:r>
-        <w:rPr>
-          <w:b/>
-          <w:bCs/>
-        </w:rPr>
-        <w:t xml:space="preserve">Regress the daily mean absolute error on the lagged predictors</w:t>
-      </w:r>
-      <w:r>
-        <w:t xml:space="preserve"> </w:t>
-      </w:r>
-      <w:r>
-        <w:t xml:space="preserve">(both</w:t>
-      </w:r>
-      <w:r>
-        <w:t xml:space="preserve"> </w:t>
-      </w:r>
-      <w:r>
-        <w:t xml:space="preserve">z-scored), using Newey and West (1987) heteroskedasticity- and</w:t>
-      </w:r>
-      <w:r>
-        <w:t xml:space="preserve"> </w:t>
-      </w:r>
-      <w:r>
-        <w:t xml:space="preserve">autocorrelation-consistent (HAC) standard errors with 21 lags to account for</w:t>
-      </w:r>
-      <w:r>
-        <w:t xml:space="preserve"> </w:t>
-      </w:r>
-      <w:r>
-        <w:t xml:space="preserve">the strong persistence of the series:</w:t>
+        <w:t xml:space="preserve">To separate a correlation effect from a volatility effect, a volatility proxy is added: the 90-day annualized realized volatility of SPY, computed through the previous day (Andersen, Bollerslev, Diebold, and Labys, 2003). The daily mean absolute error is regressed on the lagged correlation and the lagged volatility, each standardized, with Newey and West (1987) standard errors at 21 lags:</w:t>
       </w:r>
     </w:p>
     <w:p>
@@ -4065,108 +1831,10 @@
     </w:p>
     <w:p>
       <w:pPr>
-        <w:numPr>
-          <w:ilvl w:val="0"/>
-          <w:numId w:val="1000"/>
-        </w:numPr>
-      </w:pPr>
-      <w:r>
-        <w:t xml:space="preserve">We estimate three specifications — correlation only, volatility only, and joint</w:t>
-      </w:r>
-      <w:r>
-        <w:t xml:space="preserve"> </w:t>
-      </w:r>
-      <w:r>
-        <w:t xml:space="preserve">— so the shrinkage of</w:t>
-      </w:r>
-      <w:r>
-        <w:t xml:space="preserve"> </w:t>
-      </w:r>
-      <m:oMath>
-        <m:sSub>
-          <m:e>
-            <m:r>
-              <m:t>b</m:t>
-            </m:r>
-          </m:e>
-          <m:sub>
-            <m:r>
-              <m:t>1</m:t>
-            </m:r>
-          </m:sub>
-        </m:sSub>
-      </m:oMath>
-      <w:r>
-        <w:t xml:space="preserve"> </w:t>
-      </w:r>
-      <w:r>
-        <w:t xml:space="preserve">when volatility is added is directly visible.</w:t>
-      </w:r>
-    </w:p>
-    <w:p>
-      <w:pPr>
-        <w:numPr>
-          <w:ilvl w:val="0"/>
-          <w:numId w:val="1002"/>
-        </w:numPr>
-      </w:pPr>
-      <w:r>
-        <w:rPr>
-          <w:b/>
-          <w:bCs/>
-        </w:rPr>
-        <w:t xml:space="preserve">Build a 2×2 double sort</w:t>
-      </w:r>
-      <w:r>
-        <w:t xml:space="preserve"> </w:t>
-      </w:r>
-      <w:r>
-        <w:t xml:space="preserve">— Low/High correlation (25th/75th percentile) ×</w:t>
-      </w:r>
-      <w:r>
-        <w:t xml:space="preserve"> </w:t>
-      </w:r>
-      <w:r>
-        <w:t xml:space="preserve">Low/High volatility (median split) — and report MAE and directional accuracy in</w:t>
-      </w:r>
-      <w:r>
-        <w:t xml:space="preserve"> </w:t>
-      </w:r>
-      <w:r>
-        <w:t xml:space="preserve">each cell. The critical comparison is</w:t>
-      </w:r>
-      <w:r>
-        <w:t xml:space="preserve"> </w:t>
-      </w:r>
-      <w:r>
-        <w:rPr>
-          <w:b/>
-          <w:bCs/>
-        </w:rPr>
-        <w:t xml:space="preserve">high-volatility/low-correlation vs</w:t>
-      </w:r>
-      <w:r>
-        <w:rPr>
-          <w:b/>
-          <w:bCs/>
-        </w:rPr>
-        <w:t xml:space="preserve"> </w:t>
-      </w:r>
-      <w:r>
-        <w:rPr>
-          <w:b/>
-          <w:bCs/>
-        </w:rPr>
-        <w:t xml:space="preserve">high-volatility/high-correlation</w:t>
-      </w:r>
-      <w:r>
-        <w:t xml:space="preserve">, which isolates the correlation effect with</w:t>
-      </w:r>
-      <w:r>
-        <w:t xml:space="preserve"> </w:t>
-      </w:r>
-      <w:r>
-        <w:t xml:space="preserve">volatility held high.</w:t>
+        <w:pStyle w:val="FirstParagraph"/>
+      </w:pPr>
+      <w:r>
+        <w:t xml:space="preserve">Three versions are estimated: correlation only, volatility only, and both. A 2×2 sort on the lagged correlation quartiles and a lagged-volatility median split is also reported, so error can be read with volatility held roughly fixed.</w:t>
       </w:r>
     </w:p>
     <w:p>
@@ -4176,24 +1844,24 @@
         </w:pict>
       </w:r>
     </w:p>
-    <w:bookmarkEnd w:id="44"/>
-    <w:bookmarkEnd w:id="45"/>
-    <w:bookmarkStart w:id="67" w:name="results"/>
+    <w:bookmarkEnd w:id="37"/>
+    <w:bookmarkEnd w:id="38"/>
+    <w:bookmarkStart w:id="54" w:name="results"/>
     <w:p>
       <w:pPr>
         <w:pStyle w:val="Heading2"/>
       </w:pPr>
       <w:r>
-        <w:t xml:space="preserve">4. Results</w:t>
+        <w:t xml:space="preserve">Results</w:t>
       </w:r>
     </w:p>
-    <w:bookmarkStart w:id="49" w:name="descriptive-accuracy-by-regime"/>
+    <w:bookmarkStart w:id="39" w:name="accuracy-by-regime"/>
     <w:p>
       <w:pPr>
         <w:pStyle w:val="Heading3"/>
       </w:pPr>
       <w:r>
-        <w:t xml:space="preserve">4.1 Descriptive accuracy by regime</w:t>
+        <w:t xml:space="preserve">Accuracy by regime</w:t>
       </w:r>
     </w:p>
     <w:p>
@@ -4201,25 +1869,7 @@
         <w:pStyle w:val="FirstParagraph"/>
       </w:pPr>
       <w:r>
-        <w:t xml:space="preserve">Pooled return-error metrics and directional accuracy by model and regime (full</w:t>
-      </w:r>
-      <w:r>
-        <w:t xml:space="preserve"> </w:t>
-      </w:r>
-      <w:r>
-        <w:t xml:space="preserve">table in</w:t>
-      </w:r>
-      <w:r>
-        <w:t xml:space="preserve"> </w:t>
-      </w:r>
-      <w:r>
-        <w:rPr>
-          <w:rStyle w:val="VerbatimChar"/>
-        </w:rPr>
-        <w:t xml:space="preserve">results/metrics_by_regime.csv</w:t>
-      </w:r>
-      <w:r>
-        <w:t xml:space="preserve">):</w:t>
+        <w:t xml:space="preserve">Return errors are larger and directional accuracy is lower in the high-correlation regime for every model. The naive direction from the random walk is 46.6 percent in the high regime, below a coin flip.</w:t>
       </w:r>
     </w:p>
     <w:tbl>
@@ -4306,7 +1956,7 @@
               <w:pStyle w:val="Compact"/>
             </w:pPr>
             <w:r>
-              <w:t xml:space="preserve">RandomWalk</w:t>
+              <w:t xml:space="preserve">Random walk</w:t>
             </w:r>
           </w:p>
         </w:tc>
@@ -4366,7 +2016,7 @@
               <w:pStyle w:val="Compact"/>
             </w:pPr>
             <w:r>
-              <w:t xml:space="preserve">RandomWalk</w:t>
+              <w:t xml:space="preserve">Random walk</w:t>
             </w:r>
           </w:p>
         </w:tc>
@@ -4546,7 +2196,7 @@
               <w:pStyle w:val="Compact"/>
             </w:pPr>
             <w:r>
-              <w:t xml:space="preserve">LinearRegression</w:t>
+              <w:t xml:space="preserve">Linear regression</w:t>
             </w:r>
           </w:p>
         </w:tc>
@@ -4606,7 +2256,7 @@
               <w:pStyle w:val="Compact"/>
             </w:pPr>
             <w:r>
-              <w:t xml:space="preserve">LinearRegression</w:t>
+              <w:t xml:space="preserve">Linear regression</w:t>
             </w:r>
           </w:p>
         </w:tc>
@@ -4904,106 +2554,25 @@
         <w:pStyle w:val="BodyText"/>
       </w:pPr>
       <w:r>
-        <w:t xml:space="preserve">Descriptively, errors are</w:t>
-      </w:r>
-      <w:r>
-        <w:t xml:space="preserve"> </w:t>
-      </w:r>
-      <w:r>
-        <w:rPr>
-          <w:b/>
-          <w:bCs/>
-        </w:rPr>
-        <w:t xml:space="preserve">roughly 58–62% larger</w:t>
-      </w:r>
-      <w:r>
-        <w:t xml:space="preserve"> </w:t>
-      </w:r>
-      <w:r>
-        <w:t xml:space="preserve">in the high-correlation</w:t>
-      </w:r>
-      <w:r>
-        <w:t xml:space="preserve"> </w:t>
-      </w:r>
-      <w:r>
-        <w:t xml:space="preserve">regime for every model, and directional accuracy is lower — falling to chance or</w:t>
-      </w:r>
-      <w:r>
-        <w:t xml:space="preserve"> </w:t>
-      </w:r>
-      <w:r>
-        <w:t xml:space="preserve">below (the naive random-walk direction is 46.6%, worse than a coin flip, in the</w:t>
-      </w:r>
-      <w:r>
-        <w:t xml:space="preserve"> </w:t>
-      </w:r>
-      <w:r>
-        <w:t xml:space="preserve">high regime). Figure 7 shows a representative predicted-vs-actual price track.</w:t>
+        <w:t xml:space="preserve">Return errors are 58 to 62 percent larger in the high regime across the five models.</w:t>
+      </w:r>
+    </w:p>
+    <w:bookmarkEnd w:id="39"/>
+    <w:bookmarkStart w:id="40" w:name="regime-tests"/>
+    <w:p>
+      <w:pPr>
+        <w:pStyle w:val="Heading3"/>
+      </w:pPr>
+      <w:r>
+        <w:t xml:space="preserve">Regime tests</w:t>
       </w:r>
     </w:p>
     <w:p>
       <w:pPr>
-        <w:pStyle w:val="CaptionedFigure"/>
-      </w:pPr>
-      <w:r>
-        <w:drawing>
-          <wp:inline>
-            <wp:extent cx="5486400" cy="2844981"/>
-            <wp:effectExtent b="0" l="0" r="0" t="0"/>
-            <wp:docPr descr="Figure 7. Predicted vs actual SPY price (linear regression, last 250 trading days)." title="" id="47" name="Picture"/>
-            <a:graphic>
-              <a:graphicData uri="http://schemas.openxmlformats.org/drawingml/2006/picture">
-                <pic:pic>
-                  <pic:nvPicPr>
-                    <pic:cNvPr descr="../figures/07_prediction_vs_actual.png" id="48" name="Picture"/>
-                    <pic:cNvPicPr>
-                      <a:picLocks noChangeArrowheads="1" noChangeAspect="1"/>
-                    </pic:cNvPicPr>
-                  </pic:nvPicPr>
-                  <pic:blipFill>
-                    <a:blip r:embed="rId46"/>
-                    <a:stretch>
-                      <a:fillRect/>
-                    </a:stretch>
-                  </pic:blipFill>
-                  <pic:spPr bwMode="auto">
-                    <a:xfrm>
-                      <a:off x="0" y="0"/>
-                      <a:ext cx="5486400" cy="2844981"/>
-                    </a:xfrm>
-                    <a:prstGeom prst="rect">
-                      <a:avLst/>
-                    </a:prstGeom>
-                    <a:noFill/>
-                    <a:ln w="9525">
-                      <a:noFill/>
-                      <a:headEnd/>
-                      <a:tailEnd/>
-                    </a:ln>
-                  </pic:spPr>
-                </pic:pic>
-              </a:graphicData>
-            </a:graphic>
-          </wp:inline>
-        </w:drawing>
-      </w:r>
-    </w:p>
-    <w:p>
-      <w:pPr>
-        <w:pStyle w:val="ImageCaption"/>
-      </w:pPr>
-      <w:r>
-        <w:t xml:space="preserve">Figure 7. Predicted vs actual SPY price (linear regression, last 250 trading days).</w:t>
-      </w:r>
-    </w:p>
-    <w:bookmarkEnd w:id="49"/>
-    <w:bookmarkStart w:id="53" w:name="hypothesis-tests-high-vs-low-regime"/>
-    <w:p>
-      <w:pPr>
-        <w:pStyle w:val="Heading3"/>
-      </w:pPr>
-      <w:r>
-        <w:t xml:space="preserve">4.2 Hypothesis tests (high vs low regime)</w:t>
+        <w:pStyle w:val="FirstParagraph"/>
+      </w:pPr>
+      <w:r>
+        <w:t xml:space="preserve">For each model, absolute return errors in the high and low regimes are compared with a Welch t-test and a Mann–Whitney U test; comparing the accuracy of competing forecasts is the problem set out by Diebold and Mariano (1995). Directional accuracy is compared with a two-proportion z-test, in the spirit of the sign test of Pesaran and Timmermann (1992). The paired observations are not independent, since regimes persist and the assets are correlated, so the very small p-values overstate certainty. The regression below uses HAC standard errors and is the more reliable test.</w:t>
       </w:r>
     </w:p>
     <w:tbl>
@@ -5014,12 +2583,12 @@
         <w:tblLook w:firstRow="1" w:lastRow="0" w:firstColumn="0" w:lastColumn="0" w:noHBand="0" w:noVBand="0" w:val="0020"/>
       </w:tblPr>
       <w:tblGrid>
-        <w:gridCol w:w="589"/>
-        <w:gridCol w:w="1600"/>
-        <w:gridCol w:w="1516"/>
-        <w:gridCol w:w="1432"/>
-        <w:gridCol w:w="1853"/>
-        <w:gridCol w:w="926"/>
+        <w:gridCol w:w="684"/>
+        <w:gridCol w:w="1857"/>
+        <w:gridCol w:w="1760"/>
+        <w:gridCol w:w="977"/>
+        <w:gridCol w:w="1564"/>
+        <w:gridCol w:w="1075"/>
       </w:tblGrid>
       <w:tr>
         <w:trPr>
@@ -5068,7 +2637,7 @@
               <w:jc w:val="right"/>
             </w:pPr>
             <w:r>
-              <w:t xml:space="preserve">Welch t p-value</w:t>
+              <w:t xml:space="preserve">t-test p</w:t>
             </w:r>
           </w:p>
         </w:tc>
@@ -5080,7 +2649,7 @@
               <w:jc w:val="right"/>
             </w:pPr>
             <w:r>
-              <w:t xml:space="preserve">Mann–Whitney p-value</w:t>
+              <w:t xml:space="preserve">Mann–Whitney p</w:t>
             </w:r>
           </w:p>
         </w:tc>
@@ -5105,7 +2674,7 @@
               <w:pStyle w:val="Compact"/>
             </w:pPr>
             <w:r>
-              <w:t xml:space="preserve">RandomWalk</w:t>
+              <w:t xml:space="preserve">Random walk</w:t>
             </w:r>
           </w:p>
         </w:tc>
@@ -5251,7 +2820,7 @@
               <w:pStyle w:val="Compact"/>
             </w:pPr>
             <w:r>
-              <w:t xml:space="preserve">LinearRegression</w:t>
+              <w:t xml:space="preserve">Linear regression</w:t>
             </w:r>
           </w:p>
         </w:tc>
@@ -5468,637 +3037,48 @@
         <w:pStyle w:val="BodyText"/>
       </w:pPr>
       <w:r>
-        <w:t xml:space="preserve">Both tests reject H₀ for every model (small-to-medium effect, Cohen’s d ≈ 0.37).</w:t>
-      </w:r>
-      <w:r>
-        <w:t xml:space="preserve"> </w:t>
-      </w:r>
-      <w:r>
-        <w:t xml:space="preserve">The error distributions for the two regimes are compared in Figure 8. Taken at</w:t>
-      </w:r>
-      <w:r>
-        <w:t xml:space="preserve"> </w:t>
-      </w:r>
-      <w:r>
-        <w:t xml:space="preserve">face value this says accuracy is</w:t>
-      </w:r>
-      <w:r>
-        <w:t xml:space="preserve"> </w:t>
-      </w:r>
-      <w:r>
-        <w:rPr>
-          <w:i/>
-          <w:iCs/>
-        </w:rPr>
-        <w:t xml:space="preserve">not</w:t>
-      </w:r>
-      <w:r>
-        <w:t xml:space="preserve"> </w:t>
-      </w:r>
-      <w:r>
-        <w:t xml:space="preserve">independent of the correlation regime.</w:t>
-      </w:r>
-      <w:r>
-        <w:t xml:space="preserve"> </w:t>
-      </w:r>
-      <w:r>
-        <w:t xml:space="preserve">Section 4.3 shows why that face-value reading is misleading.</w:t>
+        <w:t xml:space="preserve">Both tests reject equal accuracy for every model, with a small-to-medium effect size. On its own this says accuracy depends on the regime.</w:t>
+      </w:r>
+    </w:p>
+    <w:bookmarkEnd w:id="40"/>
+    <w:bookmarkStart w:id="44" w:name="correlation-versus-volatility"/>
+    <w:p>
+      <w:pPr>
+        <w:pStyle w:val="Heading3"/>
+      </w:pPr>
+      <w:r>
+        <w:t xml:space="preserve">Correlation versus volatility</w:t>
       </w:r>
     </w:p>
     <w:p>
       <w:pPr>
+        <w:pStyle w:val="FirstParagraph"/>
+      </w:pPr>
+      <w:r>
+        <w:t xml:space="preserve">Lagged correlation and lagged volatility are correlated at 0.64 in the sample (Figure 5). The regression of daily mean absolute error on the two lagged predictors settles the question. The linear-regression model is shown; the other models give the same pattern (n = 2,620).</w:t>
+      </w:r>
+    </w:p>
+    <w:p>
+      <w:pPr>
         <w:pStyle w:val="CaptionedFigure"/>
       </w:pPr>
       <w:r>
         <w:drawing>
           <wp:inline>
-            <wp:extent cx="5486400" cy="2444018"/>
+            <wp:extent cx="5486400" cy="4497273"/>
             <wp:effectExtent b="0" l="0" r="0" t="0"/>
-            <wp:docPr descr="Figure 8. Absolute return-error distribution: high vs low correlation regime." title="" id="51" name="Picture"/>
+            <wp:docPr descr="Figure 5. Lagged correlation against lagged volatility." title="" id="42" name="Picture"/>
             <a:graphic>
               <a:graphicData uri="http://schemas.openxmlformats.org/drawingml/2006/picture">
                 <pic:pic>
                   <pic:nvPicPr>
-                    <pic:cNvPr descr="../figures/08_error_distribution.png" id="52" name="Picture"/>
+                    <pic:cNvPr descr="../figures/10_corr_vs_vol_scatter.png" id="43" name="Picture"/>
                     <pic:cNvPicPr>
                       <a:picLocks noChangeArrowheads="1" noChangeAspect="1"/>
                     </pic:cNvPicPr>
                   </pic:nvPicPr>
                   <pic:blipFill>
-                    <a:blip r:embed="rId50"/>
-                    <a:stretch>
-                      <a:fillRect/>
-                    </a:stretch>
-                  </pic:blipFill>
-                  <pic:spPr bwMode="auto">
-                    <a:xfrm>
-                      <a:off x="0" y="0"/>
-                      <a:ext cx="5486400" cy="2444018"/>
-                    </a:xfrm>
-                    <a:prstGeom prst="rect">
-                      <a:avLst/>
-                    </a:prstGeom>
-                    <a:noFill/>
-                    <a:ln w="9525">
-                      <a:noFill/>
-                      <a:headEnd/>
-                      <a:tailEnd/>
-                    </a:ln>
-                  </pic:spPr>
-                </pic:pic>
-              </a:graphicData>
-            </a:graphic>
-          </wp:inline>
-        </w:drawing>
-      </w:r>
-    </w:p>
-    <w:p>
-      <w:pPr>
-        <w:pStyle w:val="ImageCaption"/>
-      </w:pPr>
-      <w:r>
-        <w:t xml:space="preserve">Figure 8. Absolute return-error distribution: high vs low correlation regime.</w:t>
-      </w:r>
-    </w:p>
-    <w:bookmarkEnd w:id="53"/>
-    <w:bookmarkStart w:id="57" w:name="X567afeaa6e435e3f7311fc274d081b0d0cfbb2c"/>
-    <w:p>
-      <w:pPr>
-        <w:pStyle w:val="Heading3"/>
-      </w:pPr>
-      <w:r>
-        <w:t xml:space="preserve">4.3 The confound: correlation vs. volatility (the key result)</w:t>
-      </w:r>
-    </w:p>
-    <w:p>
-      <w:pPr>
-        <w:pStyle w:val="FirstParagraph"/>
-      </w:pPr>
-      <w:r>
-        <w:t xml:space="preserve">In our sample, lagged correlation and lagged volatility are strongly collinear:</w:t>
-      </w:r>
-      <w:r>
-        <w:t xml:space="preserve"> </w:t>
-      </w:r>
-      <w:r>
-        <w:rPr>
-          <w:b/>
-          <w:bCs/>
-        </w:rPr>
-        <w:t xml:space="preserve">r = 0.64</w:t>
-      </w:r>
-      <w:r>
-        <w:t xml:space="preserve"> </w:t>
-      </w:r>
-      <w:r>
-        <w:t xml:space="preserve">(Figure 9). The regression of daily mean</w:t>
-      </w:r>
-      <w:r>
-        <w:t xml:space="preserve"> </w:t>
-      </w:r>
-      <w:r>
-        <w:t xml:space="preserve">absolute error on the two lagged predictors (z-scored; Newey–West SE, 21 lags;</w:t>
-      </w:r>
-      <w:r>
-        <w:t xml:space="preserve"> </w:t>
-      </w:r>
-      <w:r>
-        <w:t xml:space="preserve">n = 2,620) is decisive. Results are near-identical across models; the</w:t>
-      </w:r>
-      <w:r>
-        <w:t xml:space="preserve"> </w:t>
-      </w:r>
-      <w:r>
-        <w:t xml:space="preserve">LinearRegression row is representative (full table in</w:t>
-      </w:r>
-      <w:r>
-        <w:t xml:space="preserve"> </w:t>
-      </w:r>
-      <w:r>
-        <w:rPr>
-          <w:rStyle w:val="VerbatimChar"/>
-        </w:rPr>
-        <w:t xml:space="preserve">results/confound_regression.csv</w:t>
-      </w:r>
-      <w:r>
-        <w:t xml:space="preserve">):</w:t>
-      </w:r>
-    </w:p>
-    <w:tbl>
-      <w:tblPr>
-        <w:tblStyle w:val="Table"/>
-        <w:tblW w:type="pct" w:w="5000"/>
-        <w:tblLayout w:type="fixed"/>
-        <w:tblLook w:firstRow="1" w:lastRow="0" w:firstColumn="0" w:lastColumn="0" w:noHBand="0" w:noVBand="0" w:val="0020"/>
-      </w:tblPr>
-      <w:tblGrid>
-        <w:gridCol w:w="1673"/>
-        <w:gridCol w:w="1896"/>
-        <w:gridCol w:w="1115"/>
-        <w:gridCol w:w="1784"/>
-        <w:gridCol w:w="1003"/>
-        <w:gridCol w:w="446"/>
-      </w:tblGrid>
-      <w:tr>
-        <w:trPr>
-          <w:tblHeader w:val="on"/>
-        </w:trPr>
-        <w:tc>
-          <w:tcPr/>
-          <w:p>
-            <w:pPr>
-              <w:pStyle w:val="Compact"/>
-            </w:pPr>
-            <w:r>
-              <w:t xml:space="preserve">Specification</w:t>
-            </w:r>
-          </w:p>
-        </w:tc>
-        <w:tc>
-          <w:tcPr/>
-          <w:p>
-            <w:pPr>
-              <w:pStyle w:val="Compact"/>
-              <w:jc w:val="right"/>
-            </w:pPr>
-            <w:r>
-              <w:t xml:space="preserve">b (correlation)</w:t>
-            </w:r>
-          </w:p>
-        </w:tc>
-        <w:tc>
-          <w:tcPr/>
-          <w:p>
-            <w:pPr>
-              <w:pStyle w:val="Compact"/>
-              <w:jc w:val="right"/>
-            </w:pPr>
-            <w:r>
-              <w:t xml:space="preserve">p (corr)</w:t>
-            </w:r>
-          </w:p>
-        </w:tc>
-        <w:tc>
-          <w:tcPr/>
-          <w:p>
-            <w:pPr>
-              <w:pStyle w:val="Compact"/>
-              <w:jc w:val="right"/>
-            </w:pPr>
-            <w:r>
-              <w:t xml:space="preserve">b (volatility)</w:t>
-            </w:r>
-          </w:p>
-        </w:tc>
-        <w:tc>
-          <w:tcPr/>
-          <w:p>
-            <w:pPr>
-              <w:pStyle w:val="Compact"/>
-              <w:jc w:val="right"/>
-            </w:pPr>
-            <w:r>
-              <w:t xml:space="preserve">p (vol)</w:t>
-            </w:r>
-          </w:p>
-        </w:tc>
-        <w:tc>
-          <w:tcPr/>
-          <w:p>
-            <w:pPr>
-              <w:pStyle w:val="Compact"/>
-              <w:jc w:val="right"/>
-            </w:pPr>
-            <w:r>
-              <w:t xml:space="preserve">R²</w:t>
-            </w:r>
-          </w:p>
-        </w:tc>
-      </w:tr>
-      <w:tr>
-        <w:tc>
-          <w:tcPr/>
-          <w:p>
-            <w:pPr>
-              <w:pStyle w:val="Compact"/>
-            </w:pPr>
-            <w:r>
-              <w:t xml:space="preserve">Correlation only</w:t>
-            </w:r>
-          </w:p>
-        </w:tc>
-        <w:tc>
-          <w:tcPr/>
-          <w:p>
-            <w:pPr>
-              <w:pStyle w:val="Compact"/>
-              <w:jc w:val="right"/>
-            </w:pPr>
-            <w:r>
-              <w:rPr>
-                <w:b/>
-                <w:bCs/>
-              </w:rPr>
-              <w:t xml:space="preserve">+0.00190</w:t>
-            </w:r>
-          </w:p>
-        </w:tc>
-        <w:tc>
-          <w:tcPr/>
-          <w:p>
-            <w:pPr>
-              <w:pStyle w:val="Compact"/>
-              <w:jc w:val="right"/>
-            </w:pPr>
-            <w:r>
-              <w:rPr>
-                <w:b/>
-                <w:bCs/>
-              </w:rPr>
-              <w:t xml:space="preserve">0.017</w:t>
-            </w:r>
-          </w:p>
-        </w:tc>
-        <w:tc>
-          <w:tcPr/>
-          <w:p>
-            <w:pPr>
-              <w:pStyle w:val="Compact"/>
-              <w:jc w:val="right"/>
-            </w:pPr>
-            <w:r>
-              <w:t xml:space="preserve">—</w:t>
-            </w:r>
-          </w:p>
-        </w:tc>
-        <w:tc>
-          <w:tcPr/>
-          <w:p>
-            <w:pPr>
-              <w:pStyle w:val="Compact"/>
-              <w:jc w:val="right"/>
-            </w:pPr>
-            <w:r>
-              <w:t xml:space="preserve">—</w:t>
-            </w:r>
-          </w:p>
-        </w:tc>
-        <w:tc>
-          <w:tcPr/>
-          <w:p>
-            <w:pPr>
-              <w:pStyle w:val="Compact"/>
-              <w:jc w:val="right"/>
-            </w:pPr>
-            <w:r>
-              <w:t xml:space="preserve">0.045</w:t>
-            </w:r>
-          </w:p>
-        </w:tc>
-      </w:tr>
-      <w:tr>
-        <w:tc>
-          <w:tcPr/>
-          <w:p>
-            <w:pPr>
-              <w:pStyle w:val="Compact"/>
-            </w:pPr>
-            <w:r>
-              <w:t xml:space="preserve">Volatility only</w:t>
-            </w:r>
-          </w:p>
-        </w:tc>
-        <w:tc>
-          <w:tcPr/>
-          <w:p>
-            <w:pPr>
-              <w:pStyle w:val="Compact"/>
-              <w:jc w:val="right"/>
-            </w:pPr>
-            <w:r>
-              <w:t xml:space="preserve">—</w:t>
-            </w:r>
-          </w:p>
-        </w:tc>
-        <w:tc>
-          <w:tcPr/>
-          <w:p>
-            <w:pPr>
-              <w:pStyle w:val="Compact"/>
-              <w:jc w:val="right"/>
-            </w:pPr>
-            <w:r>
-              <w:t xml:space="preserve">—</w:t>
-            </w:r>
-          </w:p>
-        </w:tc>
-        <w:tc>
-          <w:tcPr/>
-          <w:p>
-            <w:pPr>
-              <w:pStyle w:val="Compact"/>
-              <w:jc w:val="right"/>
-            </w:pPr>
-            <w:r>
-              <w:rPr>
-                <w:b/>
-                <w:bCs/>
-              </w:rPr>
-              <w:t xml:space="preserve">+0.00309</w:t>
-            </w:r>
-          </w:p>
-        </w:tc>
-        <w:tc>
-          <w:tcPr/>
-          <w:p>
-            <w:pPr>
-              <w:pStyle w:val="Compact"/>
-              <w:jc w:val="right"/>
-            </w:pPr>
-            <w:r>
-              <w:rPr>
-                <w:b/>
-                <w:bCs/>
-              </w:rPr>
-              <w:t xml:space="preserve">5.3×10⁻⁵</w:t>
-            </w:r>
-          </w:p>
-        </w:tc>
-        <w:tc>
-          <w:tcPr/>
-          <w:p>
-            <w:pPr>
-              <w:pStyle w:val="Compact"/>
-              <w:jc w:val="right"/>
-            </w:pPr>
-            <w:r>
-              <w:t xml:space="preserve">0.119</w:t>
-            </w:r>
-          </w:p>
-        </w:tc>
-      </w:tr>
-      <w:tr>
-        <w:tc>
-          <w:tcPr/>
-          <w:p>
-            <w:pPr>
-              <w:pStyle w:val="Compact"/>
-            </w:pPr>
-            <w:r>
-              <w:t xml:space="preserve">Joint</w:t>
-            </w:r>
-          </w:p>
-        </w:tc>
-        <w:tc>
-          <w:tcPr/>
-          <w:p>
-            <w:pPr>
-              <w:pStyle w:val="Compact"/>
-              <w:jc w:val="right"/>
-            </w:pPr>
-            <w:r>
-              <w:rPr>
-                <w:b/>
-                <w:bCs/>
-              </w:rPr>
-              <w:t xml:space="preserve">−0.00015</w:t>
-            </w:r>
-          </w:p>
-        </w:tc>
-        <w:tc>
-          <w:tcPr/>
-          <w:p>
-            <w:pPr>
-              <w:pStyle w:val="Compact"/>
-              <w:jc w:val="right"/>
-            </w:pPr>
-            <w:r>
-              <w:rPr>
-                <w:b/>
-                <w:bCs/>
-              </w:rPr>
-              <w:t xml:space="preserve">0.794</w:t>
-            </w:r>
-          </w:p>
-        </w:tc>
-        <w:tc>
-          <w:tcPr/>
-          <w:p>
-            <w:pPr>
-              <w:pStyle w:val="Compact"/>
-              <w:jc w:val="right"/>
-            </w:pPr>
-            <w:r>
-              <w:rPr>
-                <w:b/>
-                <w:bCs/>
-              </w:rPr>
-              <w:t xml:space="preserve">+0.00319</w:t>
-            </w:r>
-          </w:p>
-        </w:tc>
-        <w:tc>
-          <w:tcPr/>
-          <w:p>
-            <w:pPr>
-              <w:pStyle w:val="Compact"/>
-              <w:jc w:val="right"/>
-            </w:pPr>
-            <w:r>
-              <w:rPr>
-                <w:b/>
-                <w:bCs/>
-              </w:rPr>
-              <w:t xml:space="preserve">6.0×10⁻⁶</w:t>
-            </w:r>
-          </w:p>
-        </w:tc>
-        <w:tc>
-          <w:tcPr/>
-          <w:p>
-            <w:pPr>
-              <w:pStyle w:val="Compact"/>
-              <w:jc w:val="right"/>
-            </w:pPr>
-            <w:r>
-              <w:t xml:space="preserve">0.119</w:t>
-            </w:r>
-          </w:p>
-        </w:tc>
-      </w:tr>
-    </w:tbl>
-    <w:p>
-      <w:pPr>
-        <w:pStyle w:val="BodyText"/>
-      </w:pPr>
-      <w:r>
-        <w:t xml:space="preserve">The pattern is the same for all five models: in the joint specification the</w:t>
-      </w:r>
-      <w:r>
-        <w:t xml:space="preserve"> </w:t>
-      </w:r>
-      <w:r>
-        <w:t xml:space="preserve">correlation coefficient is statistically insignificant (</w:t>
-      </w:r>
-      <w:r>
-        <w:rPr>
-          <w:b/>
-          <w:bCs/>
-        </w:rPr>
-        <w:t xml:space="preserve">p ≈ 0.72–0.79</w:t>
-      </w:r>
-      <w:r>
-        <w:t xml:space="preserve"> </w:t>
-      </w:r>
-      <w:r>
-        <w:t xml:space="preserve">across</w:t>
-      </w:r>
-      <w:r>
-        <w:t xml:space="preserve"> </w:t>
-      </w:r>
-      <w:r>
-        <w:t xml:space="preserve">models) and economically ≈ 0 (it even flips slightly negative), while volatility</w:t>
-      </w:r>
-      <w:r>
-        <w:t xml:space="preserve"> </w:t>
-      </w:r>
-      <w:r>
-        <w:t xml:space="preserve">remains highly significant (</w:t>
-      </w:r>
-      <w:r>
-        <w:rPr>
-          <w:b/>
-          <w:bCs/>
-        </w:rPr>
-        <w:t xml:space="preserve">p ≈ 3–6×10⁻⁶</w:t>
-      </w:r>
-      <w:r>
-        <w:t xml:space="preserve">). Adding correlation on top of</w:t>
-      </w:r>
-      <w:r>
-        <w:t xml:space="preserve"> </w:t>
-      </w:r>
-      <w:r>
-        <w:t xml:space="preserve">volatility moves R² by essentially nothing (0.1189 → 0.1190 for the linear model;</w:t>
-      </w:r>
-      <w:r>
-        <w:t xml:space="preserve"> </w:t>
-      </w:r>
-      <w:r>
-        <w:t xml:space="preserve">the joint R² ranges 0.109–0.119 across the five models). In plain terms:</w:t>
-      </w:r>
-      <w:r>
-        <w:t xml:space="preserve"> </w:t>
-      </w:r>
-      <w:r>
-        <w:rPr>
-          <w:b/>
-          <w:bCs/>
-        </w:rPr>
-        <w:t xml:space="preserve">once</w:t>
-      </w:r>
-      <w:r>
-        <w:rPr>
-          <w:b/>
-          <w:bCs/>
-        </w:rPr>
-        <w:t xml:space="preserve"> </w:t>
-      </w:r>
-      <w:r>
-        <w:rPr>
-          <w:b/>
-          <w:bCs/>
-        </w:rPr>
-        <w:t xml:space="preserve">volatility is accounted for, the correlation regime tells us nothing more about</w:t>
-      </w:r>
-      <w:r>
-        <w:rPr>
-          <w:b/>
-          <w:bCs/>
-        </w:rPr>
-        <w:t xml:space="preserve"> </w:t>
-      </w:r>
-      <w:r>
-        <w:rPr>
-          <w:b/>
-          <w:bCs/>
-        </w:rPr>
-        <w:t xml:space="preserve">the error magnitude.</w:t>
-      </w:r>
-      <w:r>
-        <w:t xml:space="preserve"> </w:t>
-      </w:r>
-      <w:r>
-        <w:t xml:space="preserve">The significant marginal association in Sections 4.1–4.2 is</w:t>
-      </w:r>
-      <w:r>
-        <w:t xml:space="preserve"> </w:t>
-      </w:r>
-      <w:r>
-        <w:t xml:space="preserve">a volatility effect wearing a correlation costume.</w:t>
-      </w:r>
-    </w:p>
-    <w:p>
-      <w:pPr>
-        <w:pStyle w:val="CaptionedFigure"/>
-      </w:pPr>
-      <w:r>
-        <w:drawing>
-          <wp:inline>
-            <wp:extent cx="5486400" cy="4497273"/>
-            <wp:effectExtent b="0" l="0" r="0" t="0"/>
-            <wp:docPr descr="Figure 9. Lagged correlation vs lagged volatility — the two are collinear (r = 0.64)." title="" id="55" name="Picture"/>
-            <a:graphic>
-              <a:graphicData uri="http://schemas.openxmlformats.org/drawingml/2006/picture">
-                <pic:pic>
-                  <pic:nvPicPr>
-                    <pic:cNvPr descr="../figures/10_corr_vs_vol_scatter.png" id="56" name="Picture"/>
-                    <pic:cNvPicPr>
-                      <a:picLocks noChangeArrowheads="1" noChangeAspect="1"/>
-                    </pic:cNvPicPr>
-                  </pic:nvPicPr>
-                  <pic:blipFill>
-                    <a:blip r:embed="rId54"/>
+                    <a:blip r:embed="rId41"/>
                     <a:stretch>
                       <a:fillRect/>
                     </a:stretch>
@@ -6130,131 +3110,344 @@
         <w:pStyle w:val="ImageCaption"/>
       </w:pPr>
       <w:r>
-        <w:t xml:space="preserve">Figure 9. Lagged correlation vs lagged volatility — the two are collinear (r = 0.64).</w:t>
+        <w:t xml:space="preserve">Figure 5. Lagged correlation against lagged volatility.</w:t>
+      </w:r>
+    </w:p>
+    <w:tbl>
+      <w:tblPr>
+        <w:tblStyle w:val="Table"/>
+        <w:tblW w:type="pct" w:w="5000"/>
+        <w:tblLayout w:type="fixed"/>
+        <w:tblLook w:firstRow="1" w:lastRow="0" w:firstColumn="0" w:lastColumn="0" w:noHBand="0" w:noVBand="0" w:val="0020"/>
+      </w:tblPr>
+      <w:tblGrid>
+        <w:gridCol w:w="1673"/>
+        <w:gridCol w:w="1896"/>
+        <w:gridCol w:w="1115"/>
+        <w:gridCol w:w="1784"/>
+        <w:gridCol w:w="1003"/>
+        <w:gridCol w:w="446"/>
+      </w:tblGrid>
+      <w:tr>
+        <w:trPr>
+          <w:tblHeader w:val="on"/>
+        </w:trPr>
+        <w:tc>
+          <w:tcPr/>
+          <w:p>
+            <w:pPr>
+              <w:pStyle w:val="Compact"/>
+            </w:pPr>
+            <w:r>
+              <w:t xml:space="preserve">Specification</w:t>
+            </w:r>
+          </w:p>
+        </w:tc>
+        <w:tc>
+          <w:tcPr/>
+          <w:p>
+            <w:pPr>
+              <w:pStyle w:val="Compact"/>
+              <w:jc w:val="right"/>
+            </w:pPr>
+            <w:r>
+              <w:t xml:space="preserve">b (correlation)</w:t>
+            </w:r>
+          </w:p>
+        </w:tc>
+        <w:tc>
+          <w:tcPr/>
+          <w:p>
+            <w:pPr>
+              <w:pStyle w:val="Compact"/>
+              <w:jc w:val="right"/>
+            </w:pPr>
+            <w:r>
+              <w:t xml:space="preserve">p (corr)</w:t>
+            </w:r>
+          </w:p>
+        </w:tc>
+        <w:tc>
+          <w:tcPr/>
+          <w:p>
+            <w:pPr>
+              <w:pStyle w:val="Compact"/>
+              <w:jc w:val="right"/>
+            </w:pPr>
+            <w:r>
+              <w:t xml:space="preserve">b (volatility)</w:t>
+            </w:r>
+          </w:p>
+        </w:tc>
+        <w:tc>
+          <w:tcPr/>
+          <w:p>
+            <w:pPr>
+              <w:pStyle w:val="Compact"/>
+              <w:jc w:val="right"/>
+            </w:pPr>
+            <w:r>
+              <w:t xml:space="preserve">p (vol)</w:t>
+            </w:r>
+          </w:p>
+        </w:tc>
+        <w:tc>
+          <w:tcPr/>
+          <w:p>
+            <w:pPr>
+              <w:pStyle w:val="Compact"/>
+              <w:jc w:val="right"/>
+            </w:pPr>
+            <w:r>
+              <w:t xml:space="preserve">R²</w:t>
+            </w:r>
+          </w:p>
+        </w:tc>
+      </w:tr>
+      <w:tr>
+        <w:tc>
+          <w:tcPr/>
+          <w:p>
+            <w:pPr>
+              <w:pStyle w:val="Compact"/>
+            </w:pPr>
+            <w:r>
+              <w:t xml:space="preserve">Correlation only</w:t>
+            </w:r>
+          </w:p>
+        </w:tc>
+        <w:tc>
+          <w:tcPr/>
+          <w:p>
+            <w:pPr>
+              <w:pStyle w:val="Compact"/>
+              <w:jc w:val="right"/>
+            </w:pPr>
+            <w:r>
+              <w:t xml:space="preserve">+0.00190</w:t>
+            </w:r>
+          </w:p>
+        </w:tc>
+        <w:tc>
+          <w:tcPr/>
+          <w:p>
+            <w:pPr>
+              <w:pStyle w:val="Compact"/>
+              <w:jc w:val="right"/>
+            </w:pPr>
+            <w:r>
+              <w:t xml:space="preserve">0.017</w:t>
+            </w:r>
+          </w:p>
+        </w:tc>
+        <w:tc>
+          <w:tcPr/>
+          <w:p>
+            <w:pPr>
+              <w:pStyle w:val="Compact"/>
+              <w:jc w:val="right"/>
+            </w:pPr>
+            <w:r>
+              <w:t xml:space="preserve">—</w:t>
+            </w:r>
+          </w:p>
+        </w:tc>
+        <w:tc>
+          <w:tcPr/>
+          <w:p>
+            <w:pPr>
+              <w:pStyle w:val="Compact"/>
+              <w:jc w:val="right"/>
+            </w:pPr>
+            <w:r>
+              <w:t xml:space="preserve">—</w:t>
+            </w:r>
+          </w:p>
+        </w:tc>
+        <w:tc>
+          <w:tcPr/>
+          <w:p>
+            <w:pPr>
+              <w:pStyle w:val="Compact"/>
+              <w:jc w:val="right"/>
+            </w:pPr>
+            <w:r>
+              <w:t xml:space="preserve">0.045</w:t>
+            </w:r>
+          </w:p>
+        </w:tc>
+      </w:tr>
+      <w:tr>
+        <w:tc>
+          <w:tcPr/>
+          <w:p>
+            <w:pPr>
+              <w:pStyle w:val="Compact"/>
+            </w:pPr>
+            <w:r>
+              <w:t xml:space="preserve">Volatility only</w:t>
+            </w:r>
+          </w:p>
+        </w:tc>
+        <w:tc>
+          <w:tcPr/>
+          <w:p>
+            <w:pPr>
+              <w:pStyle w:val="Compact"/>
+              <w:jc w:val="right"/>
+            </w:pPr>
+            <w:r>
+              <w:t xml:space="preserve">—</w:t>
+            </w:r>
+          </w:p>
+        </w:tc>
+        <w:tc>
+          <w:tcPr/>
+          <w:p>
+            <w:pPr>
+              <w:pStyle w:val="Compact"/>
+              <w:jc w:val="right"/>
+            </w:pPr>
+            <w:r>
+              <w:t xml:space="preserve">—</w:t>
+            </w:r>
+          </w:p>
+        </w:tc>
+        <w:tc>
+          <w:tcPr/>
+          <w:p>
+            <w:pPr>
+              <w:pStyle w:val="Compact"/>
+              <w:jc w:val="right"/>
+            </w:pPr>
+            <w:r>
+              <w:t xml:space="preserve">+0.00309</w:t>
+            </w:r>
+          </w:p>
+        </w:tc>
+        <w:tc>
+          <w:tcPr/>
+          <w:p>
+            <w:pPr>
+              <w:pStyle w:val="Compact"/>
+              <w:jc w:val="right"/>
+            </w:pPr>
+            <w:r>
+              <w:t xml:space="preserve">5.3×10⁻⁵</w:t>
+            </w:r>
+          </w:p>
+        </w:tc>
+        <w:tc>
+          <w:tcPr/>
+          <w:p>
+            <w:pPr>
+              <w:pStyle w:val="Compact"/>
+              <w:jc w:val="right"/>
+            </w:pPr>
+            <w:r>
+              <w:t xml:space="preserve">0.119</w:t>
+            </w:r>
+          </w:p>
+        </w:tc>
+      </w:tr>
+      <w:tr>
+        <w:tc>
+          <w:tcPr/>
+          <w:p>
+            <w:pPr>
+              <w:pStyle w:val="Compact"/>
+            </w:pPr>
+            <w:r>
+              <w:t xml:space="preserve">Both</w:t>
+            </w:r>
+          </w:p>
+        </w:tc>
+        <w:tc>
+          <w:tcPr/>
+          <w:p>
+            <w:pPr>
+              <w:pStyle w:val="Compact"/>
+              <w:jc w:val="right"/>
+            </w:pPr>
+            <w:r>
+              <w:t xml:space="preserve">−0.00015</w:t>
+            </w:r>
+          </w:p>
+        </w:tc>
+        <w:tc>
+          <w:tcPr/>
+          <w:p>
+            <w:pPr>
+              <w:pStyle w:val="Compact"/>
+              <w:jc w:val="right"/>
+            </w:pPr>
+            <w:r>
+              <w:t xml:space="preserve">0.794</w:t>
+            </w:r>
+          </w:p>
+        </w:tc>
+        <w:tc>
+          <w:tcPr/>
+          <w:p>
+            <w:pPr>
+              <w:pStyle w:val="Compact"/>
+              <w:jc w:val="right"/>
+            </w:pPr>
+            <w:r>
+              <w:t xml:space="preserve">+0.00319</w:t>
+            </w:r>
+          </w:p>
+        </w:tc>
+        <w:tc>
+          <w:tcPr/>
+          <w:p>
+            <w:pPr>
+              <w:pStyle w:val="Compact"/>
+              <w:jc w:val="right"/>
+            </w:pPr>
+            <w:r>
+              <w:t xml:space="preserve">6.0×10⁻⁶</w:t>
+            </w:r>
+          </w:p>
+        </w:tc>
+        <w:tc>
+          <w:tcPr/>
+          <w:p>
+            <w:pPr>
+              <w:pStyle w:val="Compact"/>
+              <w:jc w:val="right"/>
+            </w:pPr>
+            <w:r>
+              <w:t xml:space="preserve">0.119</w:t>
+            </w:r>
+          </w:p>
+        </w:tc>
+      </w:tr>
+    </w:tbl>
+    <w:p>
+      <w:pPr>
+        <w:pStyle w:val="BodyText"/>
+      </w:pPr>
+      <w:r>
+        <w:t xml:space="preserve">Correlation is significant on its own but drops to zero and loses significance once volatility is added, with a joint p between 0.72 and 0.79 across the five models. Volatility stays significant, with a joint p near 6×10⁻⁶. Adding correlation on top of volatility does not change the fit; R² is 0.119 either way, and ranges from 0.109 to 0.119 across models. Once volatility is in the regression, the correlation regime adds nothing to the error magnitude. The dependent variable here is still return error, which tracks move size, so the surviving volatility term is partly mechanical and should not be read as volatility predicting skill. Directional accuracy is tested below.</w:t>
+      </w:r>
+    </w:p>
+    <w:bookmarkEnd w:id="44"/>
+    <w:bookmarkStart w:id="48" w:name="double-sort"/>
+    <w:p>
+      <w:pPr>
+        <w:pStyle w:val="Heading3"/>
+      </w:pPr>
+      <w:r>
+        <w:t xml:space="preserve">Double sort</w:t>
       </w:r>
     </w:p>
     <w:p>
       <w:pPr>
-        <w:pStyle w:val="BodyText"/>
-      </w:pPr>
-      <w:r>
-        <w:t xml:space="preserve">One caveat we return to below: the dependent variable here is absolute return</w:t>
-      </w:r>
-      <w:r>
-        <w:t xml:space="preserve"> </w:t>
-      </w:r>
-      <w:r>
-        <w:t xml:space="preserve">error, which — because forecasts are near zero — is close to the size of the move</w:t>
-      </w:r>
-      <w:r>
-        <w:t xml:space="preserve"> </w:t>
-      </w:r>
-      <w:r>
-        <w:t xml:space="preserve">itself. So this regression establishes that the</w:t>
-      </w:r>
-      <w:r>
-        <w:t xml:space="preserve"> </w:t>
-      </w:r>
-      <w:r>
-        <w:rPr>
-          <w:i/>
-          <w:iCs/>
-        </w:rPr>
-        <w:t xml:space="preserve">correlation</w:t>
-      </w:r>
-      <w:r>
-        <w:t xml:space="preserve"> </w:t>
-      </w:r>
-      <w:r>
-        <w:t xml:space="preserve">effect is spurious,</w:t>
-      </w:r>
-      <w:r>
-        <w:t xml:space="preserve"> </w:t>
-      </w:r>
-      <w:r>
-        <w:t xml:space="preserve">but the surviving</w:t>
-      </w:r>
-      <w:r>
-        <w:t xml:space="preserve"> </w:t>
-      </w:r>
-      <w:r>
-        <w:rPr>
-          <w:i/>
-          <w:iCs/>
-        </w:rPr>
-        <w:t xml:space="preserve">volatility</w:t>
-      </w:r>
-      <w:r>
-        <w:t xml:space="preserve"> </w:t>
-      </w:r>
-      <w:r>
-        <w:t xml:space="preserve">coefficient is partly mechanical and should not be</w:t>
-      </w:r>
-      <w:r>
-        <w:t xml:space="preserve"> </w:t>
-      </w:r>
-      <w:r>
-        <w:t xml:space="preserve">read as</w:t>
-      </w:r>
-      <w:r>
-        <w:t xml:space="preserve"> </w:t>
-      </w:r>
-      <w:r>
-        <w:t xml:space="preserve">“volatility predicts skill.”</w:t>
-      </w:r>
-      <w:r>
-        <w:t xml:space="preserve"> </w:t>
-      </w:r>
-      <w:r>
-        <w:t xml:space="preserve">Section 4.5 puts that to a scale-free test.</w:t>
-      </w:r>
-    </w:p>
-    <w:bookmarkEnd w:id="57"/>
-    <w:bookmarkStart w:id="61" w:name="double-sort-volatility-held-fixed"/>
-    <w:p>
-      <w:pPr>
-        <w:pStyle w:val="Heading3"/>
-      </w:pPr>
-      <w:r>
-        <w:t xml:space="preserve">4.4 Double sort (volatility held fixed)</w:t>
-      </w:r>
-    </w:p>
-    <w:p>
-      <w:pPr>
         <w:pStyle w:val="FirstParagraph"/>
       </w:pPr>
       <w:r>
-        <w:t xml:space="preserve">The 2×2 sort tells the same story visually and numerically. Cells use lagged</w:t>
-      </w:r>
-      <w:r>
-        <w:t xml:space="preserve"> </w:t>
-      </w:r>
-      <w:r>
-        <w:t xml:space="preserve">correlation quartiles (thresholds 0.337 / 0.670) and a lagged-volatility median</w:t>
-      </w:r>
-      <w:r>
-        <w:t xml:space="preserve"> </w:t>
-      </w:r>
-      <w:r>
-        <w:t xml:space="preserve">split (0.137). LinearRegression shown (all models in</w:t>
-      </w:r>
-      <w:r>
-        <w:t xml:space="preserve"> </w:t>
-      </w:r>
-      <w:r>
-        <w:rPr>
-          <w:rStyle w:val="VerbatimChar"/>
-        </w:rPr>
-        <w:t xml:space="preserve">results/double_sort.csv</w:t>
-      </w:r>
-      <w:r>
-        <w:t xml:space="preserve">;</w:t>
-      </w:r>
-      <w:r>
-        <w:t xml:space="preserve"> </w:t>
-      </w:r>
-      <w:r>
-        <w:t xml:space="preserve">Figure 10):</w:t>
+        <w:t xml:space="preserve">The 2×2 sort shows the same thing with volatility held roughly fixed. Cells use the correlation quartile thresholds (0.337 and 0.670) and the lagged-volatility median (0.137). The linear-regression model is shown.</w:t>
       </w:r>
     </w:p>
     <w:tbl>
@@ -6313,10 +3506,6 @@
               <w:pStyle w:val="Compact"/>
             </w:pPr>
             <w:r>
-              <w:rPr>
-                <w:b/>
-                <w:bCs/>
-              </w:rPr>
               <w:t xml:space="preserve">Low correlation</w:t>
             </w:r>
           </w:p>
@@ -6329,7 +3518,7 @@
               <w:jc w:val="right"/>
             </w:pPr>
             <w:r>
-              <w:t xml:space="preserve">MAE 0.00734 (n=3,095)</w:t>
+              <w:t xml:space="preserve">MAE 0.00734 (n = 3,095)</w:t>
             </w:r>
           </w:p>
         </w:tc>
@@ -6341,7 +3530,7 @@
               <w:jc w:val="right"/>
             </w:pPr>
             <w:r>
-              <w:t xml:space="preserve">MAE 0.01032 (n=390)</w:t>
+              <w:t xml:space="preserve">MAE 0.01032 (n = 390)</w:t>
             </w:r>
           </w:p>
         </w:tc>
@@ -6354,10 +3543,6 @@
               <w:pStyle w:val="Compact"/>
             </w:pPr>
             <w:r>
-              <w:rPr>
-                <w:b/>
-                <w:bCs/>
-              </w:rPr>
               <w:t xml:space="preserve">High correlation</w:t>
             </w:r>
           </w:p>
@@ -6370,7 +3555,7 @@
               <w:jc w:val="right"/>
             </w:pPr>
             <w:r>
-              <w:t xml:space="preserve">MAE 0.00657 (n=250)</w:t>
+              <w:t xml:space="preserve">MAE 0.00657 (n = 250)</w:t>
             </w:r>
           </w:p>
         </w:tc>
@@ -6382,12 +3567,20 @@
               <w:jc w:val="right"/>
             </w:pPr>
             <w:r>
-              <w:t xml:space="preserve">MAE 0.01216 (n=2,760)</w:t>
+              <w:t xml:space="preserve">MAE 0.01216 (n = 2,760)</w:t>
             </w:r>
           </w:p>
         </w:tc>
       </w:tr>
     </w:tbl>
+    <w:p>
+      <w:pPr>
+        <w:pStyle w:val="BodyText"/>
+      </w:pPr>
+      <w:r>
+        <w:t xml:space="preserve">Moving from low to high volatility raises MAE within each correlation row, by 41 percent in the low row and 85 percent in the high row. Holding volatility fixed, correlation does not have a consistent effect: in the low-volatility row, high correlation has a lower MAE than low correlation, while in the high-volatility row it has a higher MAE. The two off-diagonal cells are small, at 250 and 390 days, because correlation and volatility move together, so those means are noisier (Figure 6).</w:t>
+      </w:r>
+    </w:p>
     <w:p>
       <w:pPr>
         <w:pStyle w:val="CaptionedFigure"/>
@@ -6397,18 +3590,18 @@
           <wp:inline>
             <wp:extent cx="5486400" cy="3372716"/>
             <wp:effectExtent b="0" l="0" r="0" t="0"/>
-            <wp:docPr descr="Figure 10. 2×2 double sort of mean absolute error — volatility dominates, not correlation." title="" id="59" name="Picture"/>
+            <wp:docPr descr="Figure 6. Mean absolute error by correlation and volatility cell." title="" id="46" name="Picture"/>
             <a:graphic>
               <a:graphicData uri="http://schemas.openxmlformats.org/drawingml/2006/picture">
                 <pic:pic>
                   <pic:nvPicPr>
-                    <pic:cNvPr descr="../figures/11_double_sort.png" id="60" name="Picture"/>
+                    <pic:cNvPr descr="../figures/11_double_sort.png" id="47" name="Picture"/>
                     <pic:cNvPicPr>
                       <a:picLocks noChangeArrowheads="1" noChangeAspect="1"/>
                     </pic:cNvPicPr>
                   </pic:nvPicPr>
                   <pic:blipFill>
-                    <a:blip r:embed="rId58"/>
+                    <a:blip r:embed="rId45"/>
                     <a:stretch>
                       <a:fillRect/>
                     </a:stretch>
@@ -6440,265 +3633,25 @@
         <w:pStyle w:val="ImageCaption"/>
       </w:pPr>
       <w:r>
-        <w:t xml:space="preserve">Figure 10. 2×2 double sort of mean absolute error — volatility dominates, not correlation.</w:t>
+        <w:t xml:space="preserve">Figure 6. Mean absolute error by correlation and volatility cell.</w:t>
+      </w:r>
+    </w:p>
+    <w:bookmarkEnd w:id="48"/>
+    <w:bookmarkStart w:id="52" w:name="directional-accuracy"/>
+    <w:p>
+      <w:pPr>
+        <w:pStyle w:val="Heading3"/>
+      </w:pPr>
+      <w:r>
+        <w:t xml:space="preserve">Directional accuracy</w:t>
       </w:r>
     </w:p>
     <w:p>
       <w:pPr>
-        <w:pStyle w:val="BodyText"/>
-      </w:pPr>
-      <w:r>
-        <w:t xml:space="preserve">Two things stand out. First,</w:t>
-      </w:r>
-      <w:r>
-        <w:t xml:space="preserve"> </w:t>
-      </w:r>
-      <w:r>
-        <w:rPr>
-          <w:b/>
-          <w:bCs/>
-        </w:rPr>
-        <w:t xml:space="preserve">volatility dominates</w:t>
-      </w:r>
-      <w:r>
-        <w:t xml:space="preserve">: moving from low to high</w:t>
-      </w:r>
-      <w:r>
-        <w:t xml:space="preserve"> </w:t>
-      </w:r>
-      <w:r>
-        <w:t xml:space="preserve">volatility roughly doubles MAE within each correlation column (e.g. within</w:t>
-      </w:r>
-      <w:r>
-        <w:t xml:space="preserve"> </w:t>
-      </w:r>
-      <w:r>
-        <w:t xml:space="preserve">low-correlation, +41%; within high-correlation, +85%). Second, the</w:t>
-      </w:r>
-      <w:r>
-        <w:t xml:space="preserve"> </w:t>
-      </w:r>
-      <w:r>
-        <w:rPr>
-          <w:b/>
-          <w:bCs/>
-        </w:rPr>
-        <w:t xml:space="preserve">correlation</w:t>
-      </w:r>
-      <w:r>
-        <w:rPr>
-          <w:b/>
-          <w:bCs/>
-        </w:rPr>
-        <w:t xml:space="preserve"> </w:t>
-      </w:r>
-      <w:r>
-        <w:rPr>
-          <w:b/>
-          <w:bCs/>
-        </w:rPr>
-        <w:t xml:space="preserve">effect is inconsistent once volatility is fixed</w:t>
-      </w:r>
-      <w:r>
-        <w:t xml:space="preserve">: within the</w:t>
-      </w:r>
-      <w:r>
-        <w:t xml:space="preserve"> </w:t>
-      </w:r>
-      <w:r>
-        <w:rPr>
-          <w:i/>
-          <w:iCs/>
-        </w:rPr>
-        <w:t xml:space="preserve">low-volatility</w:t>
-      </w:r>
-      <w:r>
-        <w:t xml:space="preserve"> </w:t>
-      </w:r>
-      <w:r>
-        <w:t xml:space="preserve">row, high correlation actually has a</w:t>
-      </w:r>
-      <w:r>
-        <w:t xml:space="preserve"> </w:t>
-      </w:r>
-      <w:r>
-        <w:rPr>
-          <w:i/>
-          <w:iCs/>
-        </w:rPr>
-        <w:t xml:space="preserve">lower</w:t>
-      </w:r>
-      <w:r>
-        <w:t xml:space="preserve"> </w:t>
-      </w:r>
-      <w:r>
-        <w:t xml:space="preserve">MAE than low correlation</w:t>
-      </w:r>
-      <w:r>
-        <w:t xml:space="preserve"> </w:t>
-      </w:r>
-      <w:r>
-        <w:t xml:space="preserve">(0.00657 vs 0.00734), whereas within the</w:t>
-      </w:r>
-      <w:r>
-        <w:t xml:space="preserve"> </w:t>
-      </w:r>
-      <w:r>
-        <w:rPr>
-          <w:i/>
-          <w:iCs/>
-        </w:rPr>
-        <w:t xml:space="preserve">high-volatility</w:t>
-      </w:r>
-      <w:r>
-        <w:t xml:space="preserve"> </w:t>
-      </w:r>
-      <w:r>
-        <w:t xml:space="preserve">row it is somewhat</w:t>
-      </w:r>
-      <w:r>
-        <w:t xml:space="preserve"> </w:t>
-      </w:r>
-      <w:r>
-        <w:t xml:space="preserve">higher (0.01216 vs 0.01032). The sign flips — the hallmark of a variable with no</w:t>
-      </w:r>
-      <w:r>
-        <w:t xml:space="preserve"> </w:t>
-      </w:r>
-      <w:r>
-        <w:t xml:space="preserve">robust independent effect.</w:t>
-      </w:r>
-    </w:p>
-    <w:p>
-      <w:pPr>
-        <w:pStyle w:val="BodyText"/>
-      </w:pPr>
-      <w:r>
-        <w:t xml:space="preserve">Two honest caveats on the double sort: (i) the off-diagonal cells are thin</w:t>
-      </w:r>
-      <w:r>
-        <w:t xml:space="preserve"> </w:t>
-      </w:r>
-      <w:r>
-        <w:t xml:space="preserve">(n = 250 and 390) precisely because correlation and volatility co-move, so those</w:t>
-      </w:r>
-      <w:r>
-        <w:t xml:space="preserve"> </w:t>
-      </w:r>
-      <w:r>
-        <w:t xml:space="preserve">means are noisier; and (ii) within the coarse</w:t>
-      </w:r>
-      <w:r>
-        <w:t xml:space="preserve"> </w:t>
-      </w:r>
-      <w:r>
-        <w:t xml:space="preserve">“high-volatility”</w:t>
-      </w:r>
-      <w:r>
-        <w:t xml:space="preserve"> </w:t>
-      </w:r>
-      <w:r>
-        <w:t xml:space="preserve">bucket the</w:t>
-      </w:r>
-      <w:r>
-        <w:t xml:space="preserve"> </w:t>
-      </w:r>
-      <w:r>
-        <w:t xml:space="preserve">high-correlation days still tend to be the very highest-volatility days, which is</w:t>
-      </w:r>
-      <w:r>
-        <w:t xml:space="preserve"> </w:t>
-      </w:r>
-      <w:r>
-        <w:t xml:space="preserve">why a residual gap remains there. The continuous-control regression in Section 4.3,</w:t>
-      </w:r>
-      <w:r>
-        <w:t xml:space="preserve"> </w:t>
-      </w:r>
-      <w:r>
-        <w:t xml:space="preserve">which does not suffer from a coarse split, is the cleaner test and attributes that</w:t>
-      </w:r>
-      <w:r>
-        <w:t xml:space="preserve"> </w:t>
-      </w:r>
-      <w:r>
-        <w:t xml:space="preserve">residual gap to volatility. But note again that all of these cells are measured in</w:t>
-      </w:r>
-      <w:r>
-        <w:t xml:space="preserve"> </w:t>
-      </w:r>
-      <w:r>
-        <w:t xml:space="preserve">MAE — the metric that tracks move size. Section 4.5 asks whether the pattern</w:t>
-      </w:r>
-      <w:r>
-        <w:t xml:space="preserve"> </w:t>
-      </w:r>
-      <w:r>
-        <w:t xml:space="preserve">survives on a metric that does not.</w:t>
-      </w:r>
-    </w:p>
-    <w:bookmarkEnd w:id="61"/>
-    <w:bookmarkStart w:id="65" w:name="X24fd95661d3f591f73910738b9f68c3f158a3a5"/>
-    <w:p>
-      <w:pPr>
-        <w:pStyle w:val="Heading3"/>
-      </w:pPr>
-      <w:r>
-        <w:t xml:space="preserve">4.5 Directional accuracy: the scale-free test (the load-bearing result)</w:t>
-      </w:r>
-    </w:p>
-    <w:p>
-      <w:pPr>
         <w:pStyle w:val="FirstParagraph"/>
       </w:pPr>
       <w:r>
-        <w:t xml:space="preserve">MAE is contaminated by the mechanical link to move size, so the honest question is</w:t>
-      </w:r>
-      <w:r>
-        <w:t xml:space="preserve"> </w:t>
-      </w:r>
-      <w:r>
-        <w:t xml:space="preserve">whether the models get the</w:t>
-      </w:r>
-      <w:r>
-        <w:t xml:space="preserve"> </w:t>
-      </w:r>
-      <w:r>
-        <w:rPr>
-          <w:i/>
-          <w:iCs/>
-        </w:rPr>
-        <w:t xml:space="preserve">direction</w:t>
-      </w:r>
-      <w:r>
-        <w:t xml:space="preserve"> </w:t>
-      </w:r>
-      <w:r>
-        <w:t xml:space="preserve">right more often in any regime — a metric</w:t>
-      </w:r>
-      <w:r>
-        <w:t xml:space="preserve"> </w:t>
-      </w:r>
-      <w:r>
-        <w:t xml:space="preserve">that does not inflate with volatility. We re-ran the 2×2 double sort using</w:t>
-      </w:r>
-      <w:r>
-        <w:t xml:space="preserve"> </w:t>
-      </w:r>
-      <w:r>
-        <w:t xml:space="preserve">directional accuracy for all five models (full table in</w:t>
-      </w:r>
-      <w:r>
-        <w:t xml:space="preserve"> </w:t>
-      </w:r>
-      <w:r>
-        <w:rPr>
-          <w:rStyle w:val="VerbatimChar"/>
-        </w:rPr>
-        <w:t xml:space="preserve">results/double_sort.csv</w:t>
-      </w:r>
-      <w:r>
-        <w:t xml:space="preserve">):</w:t>
+        <w:t xml:space="preserve">Return MAE tracks move size, so the test that does not is whether the models get the direction right in any regime. The 2×2 directional accuracy for all five models is:</w:t>
       </w:r>
     </w:p>
     <w:tbl>
@@ -6738,7 +3691,7 @@
               <w:jc w:val="right"/>
             </w:pPr>
             <w:r>
-              <w:t xml:space="preserve">Low-corr / Low-vol</w:t>
+              <w:t xml:space="preserve">Low corr, low vol</w:t>
             </w:r>
           </w:p>
         </w:tc>
@@ -6750,7 +3703,7 @@
               <w:jc w:val="right"/>
             </w:pPr>
             <w:r>
-              <w:t xml:space="preserve">Low-corr / High-vol</w:t>
+              <w:t xml:space="preserve">Low corr, high vol</w:t>
             </w:r>
           </w:p>
         </w:tc>
@@ -6762,7 +3715,7 @@
               <w:jc w:val="right"/>
             </w:pPr>
             <w:r>
-              <w:t xml:space="preserve">High-corr / Low-vol</w:t>
+              <w:t xml:space="preserve">High corr, low vol</w:t>
             </w:r>
           </w:p>
         </w:tc>
@@ -6774,7 +3727,7 @@
               <w:jc w:val="right"/>
             </w:pPr>
             <w:r>
-              <w:t xml:space="preserve">High-corr / High-vol</w:t>
+              <w:t xml:space="preserve">High corr, high vol</w:t>
             </w:r>
           </w:p>
         </w:tc>
@@ -6787,7 +3740,7 @@
               <w:pStyle w:val="Compact"/>
             </w:pPr>
             <w:r>
-              <w:t xml:space="preserve">RandomWalk</w:t>
+              <w:t xml:space="preserve">Random walk</w:t>
             </w:r>
           </w:p>
         </w:tc>
@@ -6909,7 +3862,7 @@
               <w:pStyle w:val="Compact"/>
             </w:pPr>
             <w:r>
-              <w:t xml:space="preserve">LinearRegression</w:t>
+              <w:t xml:space="preserve">Linear regression</w:t>
             </w:r>
           </w:p>
         </w:tc>
@@ -7090,206 +4043,7 @@
         <w:pStyle w:val="BodyText"/>
       </w:pPr>
       <w:r>
-        <w:rPr>
-          <w:b/>
-          <w:bCs/>
-        </w:rPr>
-        <w:t xml:space="preserve">Here the strong story dissolves.</w:t>
-      </w:r>
-      <w:r>
-        <w:t xml:space="preserve"> </w:t>
-      </w:r>
-      <w:r>
-        <w:t xml:space="preserve">Every number sits between 45% and 54% — a</w:t>
-      </w:r>
-      <w:r>
-        <w:t xml:space="preserve"> </w:t>
-      </w:r>
-      <w:r>
-        <w:t xml:space="preserve">whisker around the 50% coin-flip. No model is meaningfully skillful in any cell,</w:t>
-      </w:r>
-      <w:r>
-        <w:t xml:space="preserve"> </w:t>
-      </w:r>
-      <w:r>
-        <w:t xml:space="preserve">and the naive random walk’s direction rule is actually</w:t>
-      </w:r>
-      <w:r>
-        <w:t xml:space="preserve"> </w:t>
-      </w:r>
-      <w:r>
-        <w:rPr>
-          <w:i/>
-          <w:iCs/>
-        </w:rPr>
-        <w:t xml:space="preserve">below</w:t>
-      </w:r>
-      <w:r>
-        <w:t xml:space="preserve"> </w:t>
-      </w:r>
-      <w:r>
-        <w:t xml:space="preserve">50% in three of</w:t>
-      </w:r>
-      <w:r>
-        <w:t xml:space="preserve"> </w:t>
-      </w:r>
-      <w:r>
-        <w:t xml:space="preserve">four cells. Crucially, the clean volatility ordering that dominated the MAE</w:t>
-      </w:r>
-      <w:r>
-        <w:t xml:space="preserve"> </w:t>
-      </w:r>
-      <w:r>
-        <w:t xml:space="preserve">results</w:t>
-      </w:r>
-      <w:r>
-        <w:t xml:space="preserve"> </w:t>
-      </w:r>
-      <w:r>
-        <w:rPr>
-          <w:b/>
-          <w:bCs/>
-        </w:rPr>
-        <w:t xml:space="preserve">does not reappear</w:t>
-      </w:r>
-      <w:r>
-        <w:t xml:space="preserve">: for Ridge and Lasso the</w:t>
-      </w:r>
-      <w:r>
-        <w:t xml:space="preserve"> </w:t>
-      </w:r>
-      <w:r>
-        <w:rPr>
-          <w:i/>
-          <w:iCs/>
-        </w:rPr>
-        <w:t xml:space="preserve">worst</w:t>
-      </w:r>
-      <w:r>
-        <w:t xml:space="preserve"> </w:t>
-      </w:r>
-      <w:r>
-        <w:t xml:space="preserve">cell is</w:t>
-      </w:r>
-      <w:r>
-        <w:t xml:space="preserve"> </w:t>
-      </w:r>
-      <w:r>
-        <w:t xml:space="preserve">high-correlation/</w:t>
-      </w:r>
-      <w:r>
-        <w:rPr>
-          <w:b/>
-          <w:bCs/>
-        </w:rPr>
-        <w:t xml:space="preserve">low</w:t>
-      </w:r>
-      <w:r>
-        <w:t xml:space="preserve">-volatility (48.4%), not a high-volatility cell, and AR(1)</w:t>
-      </w:r>
-      <w:r>
-        <w:t xml:space="preserve"> </w:t>
-      </w:r>
-      <w:r>
-        <w:t xml:space="preserve">is essentially flat everywhere. Because correlation and volatility are collinear,</w:t>
-      </w:r>
-      <w:r>
-        <w:t xml:space="preserve"> </w:t>
-      </w:r>
-      <w:r>
-        <w:t xml:space="preserve">their marginal orderings coincide (both</w:t>
-      </w:r>
-      <w:r>
-        <w:t xml:space="preserve"> </w:t>
-      </w:r>
-      <w:r>
-        <w:t xml:space="preserve">“low”</w:t>
-      </w:r>
-      <w:r>
-        <w:t xml:space="preserve"> </w:t>
-      </w:r>
-      <w:r>
-        <w:t xml:space="preserve">cells edge out their</w:t>
-      </w:r>
-      <w:r>
-        <w:t xml:space="preserve"> </w:t>
-      </w:r>
-      <w:r>
-        <w:t xml:space="preserve">“high”</w:t>
-      </w:r>
-      <w:r>
-        <w:t xml:space="preserve"> </w:t>
-      </w:r>
-      <w:r>
-        <w:t xml:space="preserve">counterparts by ~1–5 percentage points), and this scale-free metric cannot cleanly</w:t>
-      </w:r>
-      <w:r>
-        <w:t xml:space="preserve"> </w:t>
-      </w:r>
-      <w:r>
-        <w:t xml:space="preserve">credit either one.</w:t>
-      </w:r>
-    </w:p>
-    <w:p>
-      <w:pPr>
-        <w:pStyle w:val="BodyText"/>
-      </w:pPr>
-      <w:r>
-        <w:t xml:space="preserve">The honest reading is therefore weaker than the MAE tables suggest, and we state</w:t>
-      </w:r>
-      <w:r>
-        <w:t xml:space="preserve"> </w:t>
-      </w:r>
-      <w:r>
-        <w:t xml:space="preserve">it plainly:</w:t>
-      </w:r>
-      <w:r>
-        <w:t xml:space="preserve"> </w:t>
-      </w:r>
-      <w:r>
-        <w:rPr>
-          <w:b/>
-          <w:bCs/>
-        </w:rPr>
-        <w:t xml:space="preserve">on the metric that is not mechanically inflated by volatility, there</w:t>
-      </w:r>
-      <w:r>
-        <w:rPr>
-          <w:b/>
-          <w:bCs/>
-        </w:rPr>
-        <w:t xml:space="preserve"> </w:t>
-      </w:r>
-      <w:r>
-        <w:rPr>
-          <w:b/>
-          <w:bCs/>
-        </w:rPr>
-        <w:t xml:space="preserve">is little genuine directional skill to allocate to any regime.</w:t>
-      </w:r>
-      <w:r>
-        <w:t xml:space="preserve"> </w:t>
-      </w:r>
-      <w:r>
-        <w:t xml:space="preserve">The models are</w:t>
-      </w:r>
-      <w:r>
-        <w:t xml:space="preserve"> </w:t>
-      </w:r>
-      <w:r>
-        <w:t xml:space="preserve">near coin-flips throughout. This is the load-bearing evidence, and it disciplines</w:t>
-      </w:r>
-      <w:r>
-        <w:t xml:space="preserve"> </w:t>
-      </w:r>
-      <w:r>
-        <w:t xml:space="preserve">every claim in the Discussion. Figure 11 shows the directional accuracy by model</w:t>
-      </w:r>
-      <w:r>
-        <w:t xml:space="preserve"> </w:t>
-      </w:r>
-      <w:r>
-        <w:t xml:space="preserve">and regime.</w:t>
+        <w:t xml:space="preserve">Every value is between 45 and 54 percent. No model has a clear edge in any cell, and the random walk direction is below 50 percent in three of four cells. The volatility ordering from the MAE tables does not carry over: for Ridge and Lasso the worst cell is high correlation with low volatility, and AR(1) is flat. Because correlation and volatility move together, their marginal orderings coincide and are small, about 1 to 5 percentage points, and the metric cannot assign the difference to one or the other. On a metric that does not scale with volatility, there is little sign skill to attribute in any regime (Figure 7).</w:t>
       </w:r>
     </w:p>
     <w:p>
@@ -7301,18 +4055,18 @@
           <wp:inline>
             <wp:extent cx="5486400" cy="3334162"/>
             <wp:effectExtent b="0" l="0" r="0" t="0"/>
-            <wp:docPr descr="Figure 11. Directional accuracy by model and correlation regime (dashed line = 50% chance)." title="" id="63" name="Picture"/>
+            <wp:docPr descr="Figure 7. Directional accuracy by model and regime." title="" id="50" name="Picture"/>
             <a:graphic>
               <a:graphicData uri="http://schemas.openxmlformats.org/drawingml/2006/picture">
                 <pic:pic>
                   <pic:nvPicPr>
-                    <pic:cNvPr descr="../figures/09_directional_accuracy.png" id="64" name="Picture"/>
+                    <pic:cNvPr descr="../figures/09_directional_accuracy.png" id="51" name="Picture"/>
                     <pic:cNvPicPr>
                       <a:picLocks noChangeArrowheads="1" noChangeAspect="1"/>
                     </pic:cNvPicPr>
                   </pic:nvPicPr>
                   <pic:blipFill>
-                    <a:blip r:embed="rId62"/>
+                    <a:blip r:embed="rId49"/>
                     <a:stretch>
                       <a:fillRect/>
                     </a:stretch>
@@ -7344,17 +4098,17 @@
         <w:pStyle w:val="ImageCaption"/>
       </w:pPr>
       <w:r>
-        <w:t xml:space="preserve">Figure 11. Directional accuracy by model and correlation regime (dashed line = 50% chance).</w:t>
+        <w:t xml:space="preserve">Figure 7. Directional accuracy by model and regime.</w:t>
       </w:r>
     </w:p>
-    <w:bookmarkEnd w:id="65"/>
-    <w:bookmarkStart w:id="66" w:name="alpha-robustness"/>
+    <w:bookmarkEnd w:id="52"/>
+    <w:bookmarkStart w:id="53" w:name="penalty-robustness"/>
     <w:p>
       <w:pPr>
         <w:pStyle w:val="Heading3"/>
       </w:pPr>
       <w:r>
-        <w:t xml:space="preserve">4.6 Alpha robustness</w:t>
+        <w:t xml:space="preserve">Penalty robustness</w:t>
       </w:r>
     </w:p>
     <w:p>
@@ -7362,25 +4116,7 @@
         <w:pStyle w:val="FirstParagraph"/>
       </w:pPr>
       <w:r>
-        <w:t xml:space="preserve">To confirm the regularized-model results are not an artifact of the chosen</w:t>
-      </w:r>
-      <w:r>
-        <w:t xml:space="preserve"> </w:t>
-      </w:r>
-      <w:r>
-        <w:t xml:space="preserve">penalties, we re-ran Ridge and Lasso on SPY across an alpha grid (full table in</w:t>
-      </w:r>
-      <w:r>
-        <w:t xml:space="preserve"> </w:t>
-      </w:r>
-      <w:r>
-        <w:rPr>
-          <w:rStyle w:val="VerbatimChar"/>
-        </w:rPr>
-        <w:t xml:space="preserve">results/alpha_robustness.csv</w:t>
-      </w:r>
-      <w:r>
-        <w:t xml:space="preserve">). The high/low-regime MAE ratio is flat:</w:t>
+        <w:t xml:space="preserve">To check that the Ridge and Lasso results do not depend on the chosen penalty, both were rerun on SPY across a penalty grid. The ratio of high-regime to low-regime MAE is flat.</w:t>
       </w:r>
     </w:p>
     <w:tbl>
@@ -7427,7 +4163,7 @@
               <w:pStyle w:val="Compact"/>
             </w:pPr>
             <w:r>
-              <w:t xml:space="preserve">high/low MAE ratio</w:t>
+              <w:t xml:space="preserve">High/low MAE ratio</w:t>
             </w:r>
           </w:p>
         </w:tc>
@@ -7508,25 +4244,7 @@
         <w:pStyle w:val="BodyText"/>
       </w:pPr>
       <w:r>
-        <w:t xml:space="preserve">The descriptive regime gap is essentially invariant to the penalty, so nothing in</w:t>
-      </w:r>
-      <w:r>
-        <w:t xml:space="preserve"> </w:t>
-      </w:r>
-      <w:r>
-        <w:t xml:space="preserve">the paper depends on a specific tuned alpha. (These SPY-only ratios differ in</w:t>
-      </w:r>
-      <w:r>
-        <w:t xml:space="preserve"> </w:t>
-      </w:r>
-      <w:r>
-        <w:t xml:space="preserve">level from the pooled five-asset figures because they cover a single asset; the</w:t>
-      </w:r>
-      <w:r>
-        <w:t xml:space="preserve"> </w:t>
-      </w:r>
-      <w:r>
-        <w:t xml:space="preserve">point is their stability across α.)</w:t>
+        <w:t xml:space="preserve">The regime gap does not depend on the penalty. These ratios are for SPY alone, so they differ in level from the pooled five-asset figures.</w:t>
       </w:r>
     </w:p>
     <w:p>
@@ -7536,15 +4254,15 @@
         </w:pict>
       </w:r>
     </w:p>
-    <w:bookmarkEnd w:id="66"/>
-    <w:bookmarkEnd w:id="67"/>
-    <w:bookmarkStart w:id="70" w:name="discussion"/>
+    <w:bookmarkEnd w:id="53"/>
+    <w:bookmarkEnd w:id="54"/>
+    <w:bookmarkStart w:id="56" w:name="discussion"/>
     <w:p>
       <w:pPr>
         <w:pStyle w:val="Heading2"/>
       </w:pPr>
       <w:r>
-        <w:t xml:space="preserve">5. Discussion</w:t>
+        <w:t xml:space="preserve">Discussion</w:t>
       </w:r>
     </w:p>
     <w:p>
@@ -7552,13 +4270,7 @@
         <w:pStyle w:val="FirstParagraph"/>
       </w:pPr>
       <w:r>
-        <w:t xml:space="preserve">These results have to be read carefully, because two different things are true at</w:t>
-      </w:r>
-      <w:r>
-        <w:t xml:space="preserve"> </w:t>
-      </w:r>
-      <w:r>
-        <w:t xml:space="preserve">two different levels of rigor.</w:t>
+        <w:t xml:space="preserve">Two statements hold at once. On error size, the correlation effect is a volatility effect. Errors are about 60 percent larger in the high-correlation regime, but the effect disappears once volatility is controlled with a lagged proxy, and the double sort shows the correlation effect changing sign across volatility levels. This matches Forbes and Rigobon (2002): measured correlation rises with volatility, so a correlation-regime effect can be a volatility effect. Their work was on cross-country contagion; the same bias is applied here to a cross-sector, forecasting setting.</w:t>
       </w:r>
     </w:p>
     <w:p>
@@ -7566,105 +4278,7 @@
         <w:pStyle w:val="BodyText"/>
       </w:pPr>
       <w:r>
-        <w:rPr>
-          <w:b/>
-          <w:bCs/>
-        </w:rPr>
-        <w:t xml:space="preserve">On error magnitude, the correlation effect is a volatility artifact.</w:t>
-      </w:r>
-      <w:r>
-        <w:t xml:space="preserve"> </w:t>
-      </w:r>
-      <w:r>
-        <w:t xml:space="preserve">The</w:t>
-      </w:r>
-      <w:r>
-        <w:t xml:space="preserve"> </w:t>
-      </w:r>
-      <w:r>
-        <w:t xml:space="preserve">descriptive regime effect is real — errors genuinely are ~60% larger in</w:t>
-      </w:r>
-      <w:r>
-        <w:t xml:space="preserve"> </w:t>
-      </w:r>
-      <w:r>
-        <w:t xml:space="preserve">high-correlation regimes — but it is not evidence of a correlation mechanism. Once</w:t>
-      </w:r>
-      <w:r>
-        <w:t xml:space="preserve"> </w:t>
-      </w:r>
-      <w:r>
-        <w:t xml:space="preserve">we control for volatility with a lagged, look-ahead-free proxy, the correlation</w:t>
-      </w:r>
-      <w:r>
-        <w:t xml:space="preserve"> </w:t>
-      </w:r>
-      <w:r>
-        <w:t xml:space="preserve">regime adds no explanatory power (joint p ≈ 0.72–0.79), and the double sort shows</w:t>
-      </w:r>
-      <w:r>
-        <w:t xml:space="preserve"> </w:t>
-      </w:r>
-      <w:r>
-        <w:t xml:space="preserve">the correlation effect changing sign across volatility buckets. This is exactly the</w:t>
-      </w:r>
-      <w:r>
-        <w:t xml:space="preserve"> </w:t>
-      </w:r>
-      <w:r>
-        <w:t xml:space="preserve">trap Forbes and Rigobon (2002) identified: because measured correlation is</w:t>
-      </w:r>
-      <w:r>
-        <w:t xml:space="preserve"> </w:t>
-      </w:r>
-      <w:r>
-        <w:t xml:space="preserve">mechanically higher when volatility is higher, an apparent</w:t>
-      </w:r>
-      <w:r>
-        <w:t xml:space="preserve"> </w:t>
-      </w:r>
-      <w:r>
-        <w:t xml:space="preserve">“correlation regime</w:t>
-      </w:r>
-      <w:r>
-        <w:t xml:space="preserve"> </w:t>
-      </w:r>
-      <w:r>
-        <w:t xml:space="preserve">effect”</w:t>
-      </w:r>
-      <w:r>
-        <w:t xml:space="preserve"> </w:t>
-      </w:r>
-      <w:r>
-        <w:t xml:space="preserve">can be a volatility effect in disguise. Forbes and Rigobon studied</w:t>
-      </w:r>
-      <w:r>
-        <w:t xml:space="preserve"> </w:t>
-      </w:r>
-      <w:r>
-        <w:rPr>
-          <w:i/>
-          <w:iCs/>
-        </w:rPr>
-        <w:t xml:space="preserve">cross-country</w:t>
-      </w:r>
-      <w:r>
-        <w:t xml:space="preserve"> </w:t>
-      </w:r>
-      <w:r>
-        <w:t xml:space="preserve">contagion rather than cross-sector co-movement; we extend their</w:t>
-      </w:r>
-      <w:r>
-        <w:t xml:space="preserve"> </w:t>
-      </w:r>
-      <w:r>
-        <w:t xml:space="preserve">heteroskedasticity-bias mechanism to a cross-sector, forecasting setting, which is</w:t>
-      </w:r>
-      <w:r>
-        <w:t xml:space="preserve"> </w:t>
-      </w:r>
-      <w:r>
-        <w:t xml:space="preserve">a natural analogy rather than a like-for-like replication of their result.</w:t>
+        <w:t xml:space="preserve">The volatility side should not be overstated either. The surviving volatility term is measured on return error, and since the forecasts are near zero, that error is close to move size, so the link is partly mechanical. This is why the analysis relies on directional accuracy, which does not scale with move size. On that metric, accuracy is between 45 and 54 percent in every cell, and neither correlation nor volatility produces a clean ordering. There is little short-horizon sign skill in any regime, which is consistent with the out-of-sample predictability literature (Welch and Goyal, 2008; Campbell and Thompson, 2008).</w:t>
       </w:r>
     </w:p>
     <w:p>
@@ -7672,557 +4286,24 @@
         <w:pStyle w:val="BodyText"/>
       </w:pPr>
       <w:r>
-        <w:rPr>
-          <w:b/>
-          <w:bCs/>
-        </w:rPr>
-        <w:t xml:space="preserve">But we must not over-claim the volatility side either.</w:t>
-      </w:r>
-      <w:r>
-        <w:t xml:space="preserve"> </w:t>
-      </w:r>
-      <w:r>
-        <w:t xml:space="preserve">The surviving volatility</w:t>
-      </w:r>
-      <w:r>
-        <w:t xml:space="preserve"> </w:t>
-      </w:r>
-      <w:r>
-        <w:t xml:space="preserve">coefficient is measured on absolute return error, and because our forecasts are</w:t>
-      </w:r>
-      <w:r>
-        <w:t xml:space="preserve"> </w:t>
-      </w:r>
-      <w:r>
-        <w:t xml:space="preserve">near zero, that error is close to the size of the move itself — so</w:t>
-      </w:r>
-      <w:r>
-        <w:t xml:space="preserve"> </w:t>
-      </w:r>
-      <w:r>
-        <w:t xml:space="preserve">“volatility</w:t>
-      </w:r>
-      <w:r>
-        <w:t xml:space="preserve"> </w:t>
-      </w:r>
-      <w:r>
-        <w:t xml:space="preserve">explains the error”</w:t>
-      </w:r>
-      <w:r>
-        <w:t xml:space="preserve"> </w:t>
-      </w:r>
-      <w:r>
-        <w:t xml:space="preserve">is partly</w:t>
-      </w:r>
-      <w:r>
-        <w:t xml:space="preserve"> </w:t>
-      </w:r>
-      <w:r>
-        <w:rPr>
-          <w:i/>
-          <w:iCs/>
-        </w:rPr>
-        <w:t xml:space="preserve">mechanical</w:t>
-      </w:r>
-      <w:r>
-        <w:t xml:space="preserve">, not a discovery about forecast skill.</w:t>
-      </w:r>
-      <w:r>
-        <w:t xml:space="preserve"> </w:t>
-      </w:r>
-      <w:r>
-        <w:t xml:space="preserve">This is precisely why we lean on directional accuracy (Section 4.5), a metric that</w:t>
-      </w:r>
-      <w:r>
-        <w:t xml:space="preserve"> </w:t>
-      </w:r>
-      <w:r>
-        <w:t xml:space="preserve">is invariant to move size. On that metric the strong story evaporates: skill sits</w:t>
-      </w:r>
-      <w:r>
-        <w:t xml:space="preserve"> </w:t>
-      </w:r>
-      <w:r>
-        <w:t xml:space="preserve">between 45% and 54% in every cell, the volatility ordering does not cleanly</w:t>
-      </w:r>
-      <w:r>
-        <w:t xml:space="preserve"> </w:t>
-      </w:r>
-      <w:r>
-        <w:t xml:space="preserve">reappear (for Ridge/Lasso the worst cell is low-volatility), and neither</w:t>
-      </w:r>
-      <w:r>
-        <w:t xml:space="preserve"> </w:t>
-      </w:r>
-      <w:r>
-        <w:t xml:space="preserve">correlation nor volatility earns a robust edge. In other words, there is little</w:t>
-      </w:r>
-      <w:r>
-        <w:t xml:space="preserve"> </w:t>
-      </w:r>
-      <w:r>
-        <w:t xml:space="preserve">genuine directional predictability in</w:t>
-      </w:r>
-      <w:r>
-        <w:t xml:space="preserve"> </w:t>
-      </w:r>
-      <w:r>
-        <w:rPr>
-          <w:i/>
-          <w:iCs/>
-        </w:rPr>
-        <w:t xml:space="preserve">any</w:t>
-      </w:r>
-      <w:r>
-        <w:t xml:space="preserve"> </w:t>
-      </w:r>
-      <w:r>
-        <w:t xml:space="preserve">regime to begin with — consistent with</w:t>
-      </w:r>
-      <w:r>
-        <w:t xml:space="preserve"> </w:t>
-      </w:r>
-      <w:r>
-        <w:t xml:space="preserve">the broader evidence that short-horizon equity returns are hard to forecast out of</w:t>
-      </w:r>
-      <w:r>
-        <w:t xml:space="preserve"> </w:t>
-      </w:r>
-      <w:r>
-        <w:t xml:space="preserve">sample (Welch and Goyal, 2008; Campbell and Thompson, 2008). The signal-to-noise</w:t>
-      </w:r>
-      <w:r>
-        <w:t xml:space="preserve"> </w:t>
-      </w:r>
-      <w:r>
-        <w:t xml:space="preserve">intuition from the introduction is best restated as a null: the sector-specific</w:t>
-      </w:r>
-      <w:r>
-        <w:t xml:space="preserve"> </w:t>
-      </w:r>
-      <w:r>
-        <w:t xml:space="preserve">signal these linear models can exploit is faint everywhere, and no regime turns it</w:t>
-      </w:r>
-      <w:r>
-        <w:t xml:space="preserve"> </w:t>
-      </w:r>
-      <w:r>
-        <w:t xml:space="preserve">into a reliable edge.</w:t>
+        <w:t xml:space="preserve">The usable point is narrow. Volatility, observable the day before, tracks how large errors will be, and correlation adds nothing beyond it. Large errors are not the same as lost skill, and on a scale-free basis the models are near a coin flip in every regime. A single headline accuracy number is misleading, but the variable that matters for error size is volatility, not correlation.</w:t>
+      </w:r>
+    </w:p>
+    <w:bookmarkStart w:id="55" w:name="limitations"/>
+    <w:p>
+      <w:pPr>
+        <w:pStyle w:val="Heading3"/>
+      </w:pPr>
+      <w:r>
+        <w:t xml:space="preserve">Limitations</w:t>
       </w:r>
     </w:p>
     <w:p>
       <w:pPr>
-        <w:pStyle w:val="BodyText"/>
-      </w:pPr>
-      <w:r>
-        <w:rPr>
-          <w:b/>
-          <w:bCs/>
-        </w:rPr>
-        <w:t xml:space="preserve">Practical implication.</w:t>
-      </w:r>
-      <w:r>
-        <w:t xml:space="preserve"> </w:t>
-      </w:r>
-      <w:r>
-        <w:t xml:space="preserve">The usable takeaway is modest and honest. Volatility is</w:t>
-      </w:r>
-      <w:r>
-        <w:t xml:space="preserve"> </w:t>
-      </w:r>
-      <w:r>
-        <w:t xml:space="preserve">the right variable to watch for</w:t>
-      </w:r>
-      <w:r>
-        <w:t xml:space="preserve"> </w:t>
-      </w:r>
-      <w:r>
-        <w:rPr>
-          <w:i/>
-          <w:iCs/>
-        </w:rPr>
-        <w:t xml:space="preserve">how large forecast errors will be</w:t>
-      </w:r>
-      <w:r>
-        <w:t xml:space="preserve"> </w:t>
-      </w:r>
-      <w:r>
-        <w:t xml:space="preserve">— it is</w:t>
-      </w:r>
-      <w:r>
-        <w:t xml:space="preserve"> </w:t>
-      </w:r>
-      <w:r>
-        <w:t xml:space="preserve">observable at</w:t>
-      </w:r>
-      <w:r>
-        <w:t xml:space="preserve"> </w:t>
-      </w:r>
-      <w:r>
-        <w:rPr>
-          <w:i/>
-          <w:iCs/>
-        </w:rPr>
-        <w:t xml:space="preserve">t−1</w:t>
-      </w:r>
-      <w:r>
-        <w:t xml:space="preserve"> </w:t>
-      </w:r>
-      <w:r>
-        <w:t xml:space="preserve">and dominates the error magnitude — and cross-sector</w:t>
-      </w:r>
-      <w:r>
-        <w:t xml:space="preserve"> </w:t>
-      </w:r>
-      <w:r>
-        <w:t xml:space="preserve">correlation adds nothing beyond it. But large errors are not the same as lost</w:t>
-      </w:r>
-      <w:r>
-        <w:t xml:space="preserve"> </w:t>
-      </w:r>
-      <w:r>
-        <w:t xml:space="preserve">skill: on a scale-free basis the models are near coin-flips regardless of regime,</w:t>
-      </w:r>
-      <w:r>
-        <w:t xml:space="preserve"> </w:t>
-      </w:r>
-      <w:r>
-        <w:t xml:space="preserve">so neither correlation nor volatility should be sold as a switch that turns</w:t>
-      </w:r>
-      <w:r>
-        <w:t xml:space="preserve"> </w:t>
-      </w:r>
-      <w:r>
-        <w:t xml:space="preserve">short-horizon forecasts on or off. The most defensible advice is to size positions</w:t>
-      </w:r>
-      <w:r>
-        <w:t xml:space="preserve"> </w:t>
-      </w:r>
-      <w:r>
-        <w:t xml:space="preserve">by volatility and to distrust any single headline accuracy number.</w:t>
-      </w:r>
-    </w:p>
-    <w:bookmarkStart w:id="68" w:name="limitations"/>
-    <w:p>
-      <w:pPr>
-        <w:pStyle w:val="Heading3"/>
-      </w:pPr>
-      <w:r>
-        <w:t xml:space="preserve">5.1 Limitations</w:t>
-      </w:r>
-    </w:p>
-    <w:p>
-      <w:pPr>
-        <w:pStyle w:val="Compact"/>
-        <w:numPr>
-          <w:ilvl w:val="0"/>
-          <w:numId w:val="1003"/>
-        </w:numPr>
-      </w:pPr>
-      <w:r>
-        <w:rPr>
-          <w:b/>
-          <w:bCs/>
-        </w:rPr>
-        <w:t xml:space="preserve">Correlation and volatility cannot be fully separated observationally.</w:t>
-      </w:r>
-      <w:r>
-        <w:t xml:space="preserve"> </w:t>
-      </w:r>
-      <w:r>
-        <w:t xml:space="preserve">They</w:t>
-      </w:r>
-      <w:r>
-        <w:t xml:space="preserve"> </w:t>
-      </w:r>
-      <w:r>
-        <w:t xml:space="preserve">are collinear by nature (r = 0.64), and the cells that would most cleanly</w:t>
-      </w:r>
-      <w:r>
-        <w:t xml:space="preserve"> </w:t>
-      </w:r>
-      <w:r>
-        <w:t xml:space="preserve">separate them (high-vol/low-corr, low-vol/high-corr) are the sparsest (n = 390,</w:t>
-      </w:r>
-      <w:r>
-        <w:t xml:space="preserve"> </w:t>
-      </w:r>
-      <w:r>
-        <w:t xml:space="preserve">250). Our conclusion — no independent correlation effect — is well supported by</w:t>
-      </w:r>
-      <w:r>
-        <w:t xml:space="preserve"> </w:t>
-      </w:r>
-      <w:r>
-        <w:t xml:space="preserve">the continuous-control regression, but the double sort’s thin off-diagonal cells</w:t>
-      </w:r>
-      <w:r>
-        <w:t xml:space="preserve"> </w:t>
-      </w:r>
-      <w:r>
-        <w:t xml:space="preserve">are a genuine data limitation.</w:t>
-      </w:r>
-    </w:p>
-    <w:p>
-      <w:pPr>
-        <w:pStyle w:val="Compact"/>
-        <w:numPr>
-          <w:ilvl w:val="0"/>
-          <w:numId w:val="1003"/>
-        </w:numPr>
-      </w:pPr>
-      <w:r>
-        <w:rPr>
-          <w:b/>
-          <w:bCs/>
-        </w:rPr>
-        <w:t xml:space="preserve">One volatility proxy.</w:t>
-      </w:r>
-      <w:r>
-        <w:t xml:space="preserve"> </w:t>
-      </w:r>
-      <w:r>
-        <w:t xml:space="preserve">We use 90-day realized volatility of SPY. Alternative</w:t>
-      </w:r>
-      <w:r>
-        <w:t xml:space="preserve"> </w:t>
-      </w:r>
-      <w:r>
-        <w:t xml:space="preserve">proxies (VIX, GARCH-based conditional volatility) could shift the exact</w:t>
-      </w:r>
-      <w:r>
-        <w:t xml:space="preserve"> </w:t>
-      </w:r>
-      <w:r>
-        <w:t xml:space="preserve">coefficients, though the collinearity and the direction of the result are</w:t>
-      </w:r>
-      <w:r>
-        <w:t xml:space="preserve"> </w:t>
-      </w:r>
-      <w:r>
-        <w:t xml:space="preserve">unlikely to reverse.</w:t>
-      </w:r>
-    </w:p>
-    <w:p>
-      <w:pPr>
-        <w:pStyle w:val="Compact"/>
-        <w:numPr>
-          <w:ilvl w:val="0"/>
-          <w:numId w:val="1003"/>
-        </w:numPr>
-      </w:pPr>
-      <w:r>
-        <w:rPr>
-          <w:b/>
-          <w:bCs/>
-        </w:rPr>
-        <w:t xml:space="preserve">Linear, short-horizon models only.</w:t>
-      </w:r>
-      <w:r>
-        <w:t xml:space="preserve"> </w:t>
-      </w:r>
-      <w:r>
-        <w:t xml:space="preserve">Non-linear models (gradient boosting,</w:t>
-      </w:r>
-      <w:r>
-        <w:t xml:space="preserve"> </w:t>
-      </w:r>
-      <w:r>
-        <w:t xml:space="preserve">LSTMs) might behave differently, though they face the same noisy data in</w:t>
-      </w:r>
-      <w:r>
-        <w:t xml:space="preserve"> </w:t>
-      </w:r>
-      <w:r>
-        <w:t xml:space="preserve">high-volatility states.</w:t>
-      </w:r>
-    </w:p>
-    <w:p>
-      <w:pPr>
-        <w:pStyle w:val="Compact"/>
-        <w:numPr>
-          <w:ilvl w:val="0"/>
-          <w:numId w:val="1003"/>
-        </w:numPr>
-      </w:pPr>
-      <w:r>
-        <w:rPr>
-          <w:b/>
-          <w:bCs/>
-        </w:rPr>
-        <w:t xml:space="preserve">Equity ETFs, U.S. only, 2015–2026.</w:t>
-      </w:r>
-      <w:r>
-        <w:t xml:space="preserve"> </w:t>
-      </w:r>
-      <w:r>
-        <w:t xml:space="preserve">Generalization to other asset classes,</w:t>
-      </w:r>
-      <w:r>
-        <w:t xml:space="preserve"> </w:t>
-      </w:r>
-      <w:r>
-        <w:t xml:space="preserve">horizons, or periods is untested.</w:t>
-      </w:r>
-    </w:p>
-    <w:p>
-      <w:pPr>
-        <w:pStyle w:val="Compact"/>
-        <w:numPr>
-          <w:ilvl w:val="0"/>
-          <w:numId w:val="1003"/>
-        </w:numPr>
-      </w:pPr>
-      <w:r>
-        <w:rPr>
-          <w:b/>
-          <w:bCs/>
-        </w:rPr>
-        <w:t xml:space="preserve">Overlapping, dependent observations.</w:t>
-      </w:r>
-      <w:r>
-        <w:t xml:space="preserve"> </w:t>
-      </w:r>
-      <w:r>
-        <w:t xml:space="preserve">The Section 4.2 p-values overstate</w:t>
-      </w:r>
-      <w:r>
-        <w:t xml:space="preserve"> </w:t>
-      </w:r>
-      <w:r>
-        <w:t xml:space="preserve">certainty; the HAC-based Section 4.3 inference is the reliable one.</w:t>
-      </w:r>
-    </w:p>
-    <w:p>
-      <w:pPr>
-        <w:pStyle w:val="Compact"/>
-        <w:numPr>
-          <w:ilvl w:val="0"/>
-          <w:numId w:val="1003"/>
-        </w:numPr>
-      </w:pPr>
-      <w:r>
-        <w:rPr>
-          <w:b/>
-          <w:bCs/>
-        </w:rPr>
-        <w:t xml:space="preserve">MAE is partly mechanical.</w:t>
-      </w:r>
-      <w:r>
-        <w:t xml:space="preserve"> </w:t>
-      </w:r>
-      <w:r>
-        <w:t xml:space="preserve">Because forecasts are near zero, absolute return</w:t>
-      </w:r>
-      <w:r>
-        <w:t xml:space="preserve"> </w:t>
-      </w:r>
-      <w:r>
-        <w:t xml:space="preserve">error ≈ move size, so the volatility result on MAE is partly definitional. We</w:t>
-      </w:r>
-      <w:r>
-        <w:t xml:space="preserve"> </w:t>
-      </w:r>
-      <w:r>
-        <w:t xml:space="preserve">rely on directional accuracy (Section 4.5) to avoid this trap — but that metric,</w:t>
-      </w:r>
-      <w:r>
-        <w:t xml:space="preserve"> </w:t>
-      </w:r>
-      <w:r>
-        <w:t xml:space="preserve">being near 50% everywhere, offers little skill to explain in the first place.</w:t>
-      </w:r>
-    </w:p>
-    <w:bookmarkEnd w:id="68"/>
-    <w:bookmarkStart w:id="69" w:name="future-work"/>
-    <w:p>
-      <w:pPr>
-        <w:pStyle w:val="Heading3"/>
-      </w:pPr>
-      <w:r>
-        <w:t xml:space="preserve">5.2 Future work</w:t>
-      </w:r>
-    </w:p>
-    <w:p>
-      <w:pPr>
         <w:pStyle w:val="FirstParagraph"/>
       </w:pPr>
       <w:r>
-        <w:t xml:space="preserve">Promising extensions: (i) a heteroskedasticity-corrected correlation measure à la</w:t>
-      </w:r>
-      <w:r>
-        <w:t xml:space="preserve"> </w:t>
-      </w:r>
-      <w:r>
-        <w:t xml:space="preserve">Forbes and Rigobon to test whether</w:t>
-      </w:r>
-      <w:r>
-        <w:t xml:space="preserve"> </w:t>
-      </w:r>
-      <w:r>
-        <w:rPr>
-          <w:i/>
-          <w:iCs/>
-        </w:rPr>
-        <w:t xml:space="preserve">volatility-adjusted</w:t>
-      </w:r>
-      <w:r>
-        <w:t xml:space="preserve"> </w:t>
-      </w:r>
-      <w:r>
-        <w:t xml:space="preserve">correlation has any</w:t>
-      </w:r>
-      <w:r>
-        <w:t xml:space="preserve"> </w:t>
-      </w:r>
-      <w:r>
-        <w:t xml:space="preserve">residual predictive content; (ii) a regime-switching / HMM regime definition</w:t>
-      </w:r>
-      <w:r>
-        <w:t xml:space="preserve"> </w:t>
-      </w:r>
-      <w:r>
-        <w:t xml:space="preserve">(Hamilton, 1989; Ang and Bekaert, 2002) instead of static quartiles; (iii) adding</w:t>
-      </w:r>
-      <w:r>
-        <w:t xml:space="preserve"> </w:t>
-      </w:r>
-      <w:r>
-        <w:t xml:space="preserve">non-linear forecasters and forecast-combination schemes, which have improved</w:t>
-      </w:r>
-      <w:r>
-        <w:t xml:space="preserve"> </w:t>
-      </w:r>
-      <w:r>
-        <w:t xml:space="preserve">out-of-sample equity prediction elsewhere (Rapach, Strauss, and Zhou, 2010); and</w:t>
-      </w:r>
-      <w:r>
-        <w:t xml:space="preserve"> </w:t>
-      </w:r>
-      <w:r>
-        <w:t xml:space="preserve">(iv) testing whether a</w:t>
-      </w:r>
-      <w:r>
-        <w:t xml:space="preserve"> </w:t>
-      </w:r>
-      <w:r>
-        <w:rPr>
-          <w:b/>
-          <w:bCs/>
-        </w:rPr>
-        <w:t xml:space="preserve">volatility-aware</w:t>
-      </w:r>
-      <w:r>
-        <w:t xml:space="preserve"> </w:t>
-      </w:r>
-      <w:r>
-        <w:t xml:space="preserve">meta-model (scaling back forecasts in</w:t>
-      </w:r>
-      <w:r>
-        <w:t xml:space="preserve"> </w:t>
-      </w:r>
-      <w:r>
-        <w:t xml:space="preserve">high-volatility states) improves realized accuracy.</w:t>
+        <w:t xml:space="preserve">Correlation and volatility cannot be fully separated in this sample, since they move together and the cells that would separate them are the smallest. One volatility proxy is used; a different proxy such as VIX or a GARCH estimate could shift the coefficients but is unlikely to reverse the sign of the result. The models are linear and short-horizon; nonlinear models could behave differently, though they face the same noisy data. The sample is U.S. equity ETFs from 2015 to 2026. The regime-test p-values overstate certainty because the observations overlap; the HAC regression is the reliable test.</w:t>
       </w:r>
     </w:p>
     <w:p>
@@ -8232,15 +4313,15 @@
         </w:pict>
       </w:r>
     </w:p>
-    <w:bookmarkEnd w:id="69"/>
-    <w:bookmarkEnd w:id="70"/>
-    <w:bookmarkStart w:id="71" w:name="conclusion"/>
+    <w:bookmarkEnd w:id="55"/>
+    <w:bookmarkEnd w:id="56"/>
+    <w:bookmarkStart w:id="57" w:name="conclusion"/>
     <w:p>
       <w:pPr>
         <w:pStyle w:val="Heading2"/>
       </w:pPr>
       <w:r>
-        <w:t xml:space="preserve">6. Conclusion</w:t>
+        <w:t xml:space="preserve">Conclusion</w:t>
       </w:r>
     </w:p>
     <w:p>
@@ -8248,439 +4329,7 @@
         <w:pStyle w:val="FirstParagraph"/>
       </w:pPr>
       <w:r>
-        <w:t xml:space="preserve">This study set out to test whether cross-sector correlation regimes shape the</w:t>
-      </w:r>
-      <w:r>
-        <w:t xml:space="preserve"> </w:t>
-      </w:r>
-      <w:r>
-        <w:t xml:space="preserve">accuracy of equity forecasting models. The answer is more interesting than a</w:t>
-      </w:r>
-      <w:r>
-        <w:t xml:space="preserve"> </w:t>
-      </w:r>
-      <w:r>
-        <w:t xml:space="preserve">simple yes: correlation regimes</w:t>
-      </w:r>
-      <w:r>
-        <w:t xml:space="preserve"> </w:t>
-      </w:r>
-      <w:r>
-        <w:rPr>
-          <w:i/>
-          <w:iCs/>
-        </w:rPr>
-        <w:t xml:space="preserve">appear</w:t>
-      </w:r>
-      <w:r>
-        <w:t xml:space="preserve"> </w:t>
-      </w:r>
-      <w:r>
-        <w:t xml:space="preserve">to matter enormously, but that appearance</w:t>
-      </w:r>
-      <w:r>
-        <w:t xml:space="preserve"> </w:t>
-      </w:r>
-      <w:r>
-        <w:t xml:space="preserve">is a mirage — and the lesson is in how the mirage forms and how cheaply it</w:t>
-      </w:r>
-      <w:r>
-        <w:t xml:space="preserve"> </w:t>
-      </w:r>
-      <w:r>
-        <w:t xml:space="preserve">dissolves.</w:t>
-      </w:r>
-    </w:p>
-    <w:p>
-      <w:pPr>
-        <w:pStyle w:val="BodyText"/>
-      </w:pPr>
-      <w:r>
-        <w:t xml:space="preserve">Three findings, in order of what they teach:</w:t>
-      </w:r>
-    </w:p>
-    <w:p>
-      <w:pPr>
-        <w:numPr>
-          <w:ilvl w:val="0"/>
-          <w:numId w:val="1004"/>
-        </w:numPr>
-      </w:pPr>
-      <w:r>
-        <w:rPr>
-          <w:b/>
-          <w:bCs/>
-        </w:rPr>
-        <w:t xml:space="preserve">The naive result is striking and real — descriptively.</w:t>
-      </w:r>
-      <w:r>
-        <w:t xml:space="preserve"> </w:t>
-      </w:r>
-      <w:r>
-        <w:t xml:space="preserve">Across five models</w:t>
-      </w:r>
-      <w:r>
-        <w:t xml:space="preserve"> </w:t>
-      </w:r>
-      <w:r>
-        <w:t xml:space="preserve">and eleven years of data, short-horizon forecast errors are ~58–62% larger and</w:t>
-      </w:r>
-      <w:r>
-        <w:t xml:space="preserve"> </w:t>
-      </w:r>
-      <w:r>
-        <w:t xml:space="preserve">directional accuracy falls to chance in high cross-sector correlation regimes.</w:t>
-      </w:r>
-      <w:r>
-        <w:t xml:space="preserve"> </w:t>
-      </w:r>
-      <w:r>
-        <w:t xml:space="preserve">Every parametric and non-parametric test rejects the null that accuracy is</w:t>
-      </w:r>
-      <w:r>
-        <w:t xml:space="preserve"> </w:t>
-      </w:r>
-      <w:r>
-        <w:t xml:space="preserve">independent of the regime. Taken alone, this looks like a clean, publishable</w:t>
-      </w:r>
-      <w:r>
-        <w:t xml:space="preserve"> </w:t>
-      </w:r>
-      <w:r>
-        <w:t xml:space="preserve">“correlation kills predictability”</w:t>
-      </w:r>
-      <w:r>
-        <w:t xml:space="preserve"> </w:t>
-      </w:r>
-      <w:r>
-        <w:t xml:space="preserve">story.</w:t>
-      </w:r>
-    </w:p>
-    <w:p>
-      <w:pPr>
-        <w:numPr>
-          <w:ilvl w:val="0"/>
-          <w:numId w:val="1004"/>
-        </w:numPr>
-      </w:pPr>
-      <w:r>
-        <w:rPr>
-          <w:b/>
-          <w:bCs/>
-        </w:rPr>
-        <w:t xml:space="preserve">That story does not survive contact with its own confound.</w:t>
-      </w:r>
-      <w:r>
-        <w:t xml:space="preserve"> </w:t>
-      </w:r>
-      <w:r>
-        <w:t xml:space="preserve">High</w:t>
-      </w:r>
-      <w:r>
-        <w:t xml:space="preserve"> </w:t>
-      </w:r>
-      <w:r>
-        <w:t xml:space="preserve">correlation is collinear with high volatility (r = 0.64), and estimated</w:t>
-      </w:r>
-      <w:r>
-        <w:t xml:space="preserve"> </w:t>
-      </w:r>
-      <w:r>
-        <w:t xml:space="preserve">correlation is itself inflated by volatility (Forbes and Rigobon, 2002). When we</w:t>
-      </w:r>
-      <w:r>
-        <w:t xml:space="preserve"> </w:t>
-      </w:r>
-      <w:r>
-        <w:t xml:space="preserve">control for a lagged, look-ahead-free volatility proxy, the correlation regime’s</w:t>
-      </w:r>
-      <w:r>
-        <w:t xml:space="preserve"> </w:t>
-      </w:r>
-      <w:r>
-        <w:t xml:space="preserve">explanatory power vanishes — its coefficient falls to zero and loses</w:t>
-      </w:r>
-      <w:r>
-        <w:t xml:space="preserve"> </w:t>
-      </w:r>
-      <w:r>
-        <w:t xml:space="preserve">significance (joint-regression p ≈ 0.72–0.79 across all models; R² unchanged),</w:t>
-      </w:r>
-      <w:r>
-        <w:t xml:space="preserve"> </w:t>
-      </w:r>
-      <w:r>
-        <w:t xml:space="preserve">while volatility stays overwhelmingly significant (p ≈ 3–6×10⁻⁶). The double</w:t>
-      </w:r>
-      <w:r>
-        <w:t xml:space="preserve"> </w:t>
-      </w:r>
-      <w:r>
-        <w:t xml:space="preserve">sort drives the point home: hold volatility fixed and the correlation effect</w:t>
-      </w:r>
-      <w:r>
-        <w:t xml:space="preserve"> </w:t>
-      </w:r>
-      <w:r>
-        <w:t xml:space="preserve">shrinks to noise and even flips sign.</w:t>
-      </w:r>
-    </w:p>
-    <w:p>
-      <w:pPr>
-        <w:numPr>
-          <w:ilvl w:val="0"/>
-          <w:numId w:val="1004"/>
-        </w:numPr>
-      </w:pPr>
-      <w:r>
-        <w:rPr>
-          <w:b/>
-          <w:bCs/>
-        </w:rPr>
-        <w:t xml:space="preserve">What survives is a caveat, not a new predictor.</w:t>
-      </w:r>
-      <w:r>
-        <w:t xml:space="preserve"> </w:t>
-      </w:r>
-      <w:r>
-        <w:t xml:space="preserve">Stripping away the</w:t>
-      </w:r>
-      <w:r>
-        <w:t xml:space="preserve"> </w:t>
-      </w:r>
-      <w:r>
-        <w:t xml:space="preserve">correlation mirage does</w:t>
-      </w:r>
-      <w:r>
-        <w:t xml:space="preserve"> </w:t>
-      </w:r>
-      <w:r>
-        <w:rPr>
-          <w:i/>
-          <w:iCs/>
-        </w:rPr>
-        <w:t xml:space="preserve">not</w:t>
-      </w:r>
-      <w:r>
-        <w:t xml:space="preserve"> </w:t>
-      </w:r>
-      <w:r>
-        <w:t xml:space="preserve">leave a shiny</w:t>
-      </w:r>
-      <w:r>
-        <w:t xml:space="preserve"> </w:t>
-      </w:r>
-      <w:r>
-        <w:t xml:space="preserve">“volatility predicts skill”</w:t>
-      </w:r>
-      <w:r>
-        <w:t xml:space="preserve"> </w:t>
-      </w:r>
-      <w:r>
-        <w:t xml:space="preserve">result</w:t>
-      </w:r>
-      <w:r>
-        <w:t xml:space="preserve"> </w:t>
-      </w:r>
-      <w:r>
-        <w:t xml:space="preserve">in its place — and claiming one would repeat the very mistake the paper warns</w:t>
-      </w:r>
-      <w:r>
-        <w:t xml:space="preserve"> </w:t>
-      </w:r>
-      <w:r>
-        <w:t xml:space="preserve">against. Volatility dominates the</w:t>
-      </w:r>
-      <w:r>
-        <w:t xml:space="preserve"> </w:t>
-      </w:r>
-      <w:r>
-        <w:rPr>
-          <w:i/>
-          <w:iCs/>
-        </w:rPr>
-        <w:t xml:space="preserve">error magnitude</w:t>
-      </w:r>
-      <w:r>
-        <w:t xml:space="preserve">, but that is partly</w:t>
-      </w:r>
-      <w:r>
-        <w:t xml:space="preserve"> </w:t>
-      </w:r>
-      <w:r>
-        <w:t xml:space="preserve">mechanical: with forecasts near zero, absolute error is essentially move size.</w:t>
-      </w:r>
-      <w:r>
-        <w:t xml:space="preserve"> </w:t>
-      </w:r>
-      <w:r>
-        <w:t xml:space="preserve">On directional accuracy — the metric that does not inflate with volatility —</w:t>
-      </w:r>
-      <w:r>
-        <w:t xml:space="preserve"> </w:t>
-      </w:r>
-      <w:r>
-        <w:t xml:space="preserve">skill is 45–54% in every regime, a whisker from a coin flip, with no clean</w:t>
-      </w:r>
-      <w:r>
-        <w:t xml:space="preserve"> </w:t>
-      </w:r>
-      <w:r>
-        <w:t xml:space="preserve">ordering by volatility or correlation. The blunt truth is that there is little</w:t>
-      </w:r>
-      <w:r>
-        <w:t xml:space="preserve"> </w:t>
-      </w:r>
-      <w:r>
-        <w:t xml:space="preserve">short-horizon directional predictability here for</w:t>
-      </w:r>
-      <w:r>
-        <w:t xml:space="preserve"> </w:t>
-      </w:r>
-      <w:r>
-        <w:rPr>
-          <w:i/>
-          <w:iCs/>
-        </w:rPr>
-        <w:t xml:space="preserve">any</w:t>
-      </w:r>
-      <w:r>
-        <w:t xml:space="preserve"> </w:t>
-      </w:r>
-      <w:r>
-        <w:t xml:space="preserve">regime to switch on or</w:t>
-      </w:r>
-      <w:r>
-        <w:t xml:space="preserve"> </w:t>
-      </w:r>
-      <w:r>
-        <w:t xml:space="preserve">off, exactly as the out-of-sample predictability literature would lead us to</w:t>
-      </w:r>
-      <w:r>
-        <w:t xml:space="preserve"> </w:t>
-      </w:r>
-      <w:r>
-        <w:t xml:space="preserve">expect (Welch and Goyal, 2008; Campbell and Thompson, 2008).</w:t>
-      </w:r>
-    </w:p>
-    <w:p>
-      <w:pPr>
-        <w:pStyle w:val="FirstParagraph"/>
-      </w:pPr>
-      <w:r>
-        <w:rPr>
-          <w:b/>
-          <w:bCs/>
-        </w:rPr>
-        <w:t xml:space="preserve">The real contribution is methodological, and it is the headline.</w:t>
-      </w:r>
-      <w:r>
-        <w:t xml:space="preserve"> </w:t>
-      </w:r>
-      <w:r>
-        <w:t xml:space="preserve">A</w:t>
-      </w:r>
-      <w:r>
-        <w:t xml:space="preserve"> </w:t>
-      </w:r>
-      <w:r>
-        <w:t xml:space="preserve">correlation-regime effect that looked statistically bulletproof — a ~60% error gap,</w:t>
-      </w:r>
-      <w:r>
-        <w:t xml:space="preserve"> </w:t>
-      </w:r>
-      <w:r>
-        <w:t xml:space="preserve">p ≪ 0.001, replicated across five models and two tests — turned out to be a</w:t>
-      </w:r>
-      <w:r>
-        <w:t xml:space="preserve"> </w:t>
-      </w:r>
-      <w:r>
-        <w:t xml:space="preserve">volatility shadow. The cure was cheap and decisive: add one lagged volatility</w:t>
-      </w:r>
-      <w:r>
-        <w:t xml:space="preserve"> </w:t>
-      </w:r>
-      <w:r>
-        <w:t xml:space="preserve">control and read the coefficient (it fell to zero), then re-check on a scale-free</w:t>
-      </w:r>
-      <w:r>
-        <w:t xml:space="preserve"> </w:t>
-      </w:r>
-      <w:r>
-        <w:t xml:space="preserve">metric (the pattern vanished). This generalizes. Regime studies that sort on</w:t>
-      </w:r>
-      <w:r>
-        <w:t xml:space="preserve"> </w:t>
-      </w:r>
-      <w:r>
-        <w:t xml:space="preserve">correlation, dispersion, or breadth are all exposed to the same volatility</w:t>
-      </w:r>
-      <w:r>
-        <w:t xml:space="preserve"> </w:t>
-      </w:r>
-      <w:r>
-        <w:t xml:space="preserve">confound, and often to a mechanical-metric trap on top of it.</w:t>
-      </w:r>
-      <w:r>
-        <w:t xml:space="preserve"> </w:t>
-      </w:r>
-      <w:r>
-        <w:rPr>
-          <w:b/>
-          <w:bCs/>
-        </w:rPr>
-        <w:t xml:space="preserve">A tiny p-value</w:t>
-      </w:r>
-      <w:r>
-        <w:rPr>
-          <w:b/>
-          <w:bCs/>
-        </w:rPr>
-        <w:t xml:space="preserve"> </w:t>
-      </w:r>
-      <w:r>
-        <w:rPr>
-          <w:b/>
-          <w:bCs/>
-        </w:rPr>
-        <w:t xml:space="preserve">certifies neither a real effect nor genuine forecast skill.</w:t>
-      </w:r>
-      <w:r>
-        <w:t xml:space="preserve"> </w:t>
-      </w:r>
-      <w:r>
-        <w:t xml:space="preserve">Before believing a</w:t>
-      </w:r>
-      <w:r>
-        <w:t xml:space="preserve"> </w:t>
-      </w:r>
-      <w:r>
-        <w:t xml:space="preserve">regime</w:t>
-      </w:r>
-      <w:r>
-        <w:t xml:space="preserve"> </w:t>
-      </w:r>
-      <w:r>
-        <w:t xml:space="preserve">“controls”</w:t>
-      </w:r>
-      <w:r>
-        <w:t xml:space="preserve"> </w:t>
-      </w:r>
-      <w:r>
-        <w:t xml:space="preserve">predictability, control for volatility and test on a metric that</w:t>
-      </w:r>
-      <w:r>
-        <w:t xml:space="preserve"> </w:t>
-      </w:r>
-      <w:r>
-        <w:t xml:space="preserve">move size cannot inflate. When we did both, the impressive result dissolved — and</w:t>
-      </w:r>
-      <w:r>
-        <w:t xml:space="preserve"> </w:t>
-      </w:r>
-      <w:r>
-        <w:t xml:space="preserve">saying so plainly is the point.</w:t>
+        <w:t xml:space="preserve">A correlation-regime effect that looks strong turns out to be a volatility effect. Return errors are 58 to 62 percent larger in the high-correlation regime, with p &lt; 0.001 across five models and two tests, but the effect does not survive a lagged volatility control: the correlation term drops to zero and loses significance while volatility stays significant. On directional accuracy, which does not scale with move size, the models are near a coin flip in every regime. The result generalizes to other regime studies. When a variable such as correlation is sorted on, it can stand in for volatility, and a small p-value on an error metric does not separate the two. The check is to add a lagged volatility control and to test on a metric that move size cannot inflate. Here, both remove the effect.</w:t>
       </w:r>
     </w:p>
     <w:p>
@@ -8690,8 +4339,8 @@
         </w:pict>
       </w:r>
     </w:p>
-    <w:bookmarkEnd w:id="71"/>
-    <w:bookmarkStart w:id="72" w:name="references"/>
+    <w:bookmarkEnd w:id="57"/>
+    <w:bookmarkStart w:id="58" w:name="references"/>
     <w:p>
       <w:pPr>
         <w:pStyle w:val="Heading2"/>
@@ -8711,13 +4360,7 @@
         <w:t xml:space="preserve"> </w:t>
       </w:r>
       <w:r>
-        <w:t xml:space="preserve">“Modeling and</w:t>
-      </w:r>
-      <w:r>
-        <w:t xml:space="preserve"> </w:t>
-      </w:r>
-      <w:r>
-        <w:t xml:space="preserve">Forecasting Realized Volatility.”</w:t>
+        <w:t xml:space="preserve">“Modeling and Forecasting Realized Volatility.”</w:t>
       </w:r>
       <w:r>
         <w:t xml:space="preserve"> </w:t>
@@ -8733,13 +4376,7 @@
         <w:t xml:space="preserve"> </w:t>
       </w:r>
       <w:r>
-        <w:t xml:space="preserve">71 (2): 579–625.</w:t>
-      </w:r>
-      <w:r>
-        <w:t xml:space="preserve"> </w:t>
-      </w:r>
-      <w:r>
-        <w:t xml:space="preserve">https://doi.org/10.1111/1468-0262.00418</w:t>
+        <w:t xml:space="preserve">71 (2): 579–625. https://doi.org/10.1111/1468-0262.00418</w:t>
       </w:r>
     </w:p>
     <w:p>
@@ -8753,13 +4390,7 @@
         <w:t xml:space="preserve"> </w:t>
       </w:r>
       <w:r>
-        <w:t xml:space="preserve">“International Asset Allocation With Regime</w:t>
-      </w:r>
-      <w:r>
-        <w:t xml:space="preserve"> </w:t>
-      </w:r>
-      <w:r>
-        <w:t xml:space="preserve">Shifts.”</w:t>
+        <w:t xml:space="preserve">“International Asset Allocation With Regime Shifts.”</w:t>
       </w:r>
       <w:r>
         <w:t xml:space="preserve"> </w:t>
@@ -8775,13 +4406,7 @@
         <w:t xml:space="preserve"> </w:t>
       </w:r>
       <w:r>
-        <w:t xml:space="preserve">15 (4): 1137–1187.</w:t>
-      </w:r>
-      <w:r>
-        <w:t xml:space="preserve"> </w:t>
-      </w:r>
-      <w:r>
-        <w:t xml:space="preserve">https://doi.org/10.1093/rfs/15.4.1137</w:t>
+        <w:t xml:space="preserve">15 (4): 1137–1187. https://doi.org/10.1093/rfs/15.4.1137</w:t>
       </w:r>
     </w:p>
     <w:p>
@@ -8811,13 +4436,7 @@
         <w:t xml:space="preserve"> </w:t>
       </w:r>
       <w:r>
-        <w:t xml:space="preserve">63 (3): 443–494.</w:t>
-      </w:r>
-      <w:r>
-        <w:t xml:space="preserve"> </w:t>
-      </w:r>
-      <w:r>
-        <w:t xml:space="preserve">https://doi.org/10.1016/S0304-405X(02)00068-5</w:t>
+        <w:t xml:space="preserve">63 (3): 443–494. https://doi.org/10.1016/S0304-405X(02)00068-5</w:t>
       </w:r>
     </w:p>
     <w:p>
@@ -8847,13 +4466,7 @@
         <w:t xml:space="preserve"> </w:t>
       </w:r>
       <w:r>
-        <w:t xml:space="preserve">31 (3): 307–327.</w:t>
-      </w:r>
-      <w:r>
-        <w:t xml:space="preserve"> </w:t>
-      </w:r>
-      <w:r>
-        <w:t xml:space="preserve">https://doi.org/10.1016/0304-4076(86)90063-1</w:t>
+        <w:t xml:space="preserve">31 (3): 307–327. https://doi.org/10.1016/0304-4076(86)90063-1</w:t>
       </w:r>
     </w:p>
     <w:p>
@@ -8867,13 +4480,7 @@
         <w:t xml:space="preserve"> </w:t>
       </w:r>
       <w:r>
-        <w:t xml:space="preserve">“Predicting Excess Stock Returns Out of</w:t>
-      </w:r>
-      <w:r>
-        <w:t xml:space="preserve"> </w:t>
-      </w:r>
-      <w:r>
-        <w:t xml:space="preserve">Sample: Can Anything Beat the Historical Average?”</w:t>
+        <w:t xml:space="preserve">“Predicting Excess Stock Returns Out of Sample: Can Anything Beat the Historical Average?”</w:t>
       </w:r>
       <w:r>
         <w:t xml:space="preserve"> </w:t>
@@ -8883,21 +4490,7 @@
           <w:i/>
           <w:iCs/>
         </w:rPr>
-        <w:t xml:space="preserve">The Review of Financial</w:t>
-      </w:r>
-      <w:r>
-        <w:rPr>
-          <w:i/>
-          <w:iCs/>
-        </w:rPr>
-        <w:t xml:space="preserve"> </w:t>
-      </w:r>
-      <w:r>
-        <w:rPr>
-          <w:i/>
-          <w:iCs/>
-        </w:rPr>
-        <w:t xml:space="preserve">Studies</w:t>
+        <w:t xml:space="preserve">The Review of Financial Studies</w:t>
       </w:r>
       <w:r>
         <w:t xml:space="preserve"> </w:t>
@@ -8917,13 +4510,7 @@
         <w:t xml:space="preserve"> </w:t>
       </w:r>
       <w:r>
-        <w:t xml:space="preserve">“Empirical Properties of Asset Returns: Stylized Facts and</w:t>
-      </w:r>
-      <w:r>
-        <w:t xml:space="preserve"> </w:t>
-      </w:r>
-      <w:r>
-        <w:t xml:space="preserve">Statistical Issues.”</w:t>
+        <w:t xml:space="preserve">“Empirical Properties of Asset Returns: Stylized Facts and Statistical Issues.”</w:t>
       </w:r>
       <w:r>
         <w:t xml:space="preserve"> </w:t>
@@ -8939,13 +4526,7 @@
         <w:t xml:space="preserve"> </w:t>
       </w:r>
       <w:r>
-        <w:t xml:space="preserve">1 (2): 223–236.</w:t>
-      </w:r>
-      <w:r>
-        <w:t xml:space="preserve"> </w:t>
-      </w:r>
-      <w:r>
-        <w:t xml:space="preserve">https://doi.org/10.1088/1469-7688/1/2/304</w:t>
+        <w:t xml:space="preserve">1 (2): 223–236. https://doi.org/10.1088/1469-7688/1/2/304</w:t>
       </w:r>
     </w:p>
     <w:p>
@@ -8969,33 +4550,13 @@
           <w:i/>
           <w:iCs/>
         </w:rPr>
-        <w:t xml:space="preserve">Journal</w:t>
-      </w:r>
-      <w:r>
-        <w:rPr>
-          <w:i/>
-          <w:iCs/>
-        </w:rPr>
+        <w:t xml:space="preserve">Journal of Business &amp; Economic Statistics</w:t>
+      </w:r>
+      <w:r>
         <w:t xml:space="preserve"> </w:t>
       </w:r>
       <w:r>
-        <w:rPr>
-          <w:i/>
-          <w:iCs/>
-        </w:rPr>
-        <w:t xml:space="preserve">of Business &amp; Economic Statistics</w:t>
-      </w:r>
-      <w:r>
-        <w:t xml:space="preserve"> </w:t>
-      </w:r>
-      <w:r>
-        <w:t xml:space="preserve">13 (3): 253–263.</w:t>
-      </w:r>
-      <w:r>
-        <w:t xml:space="preserve"> </w:t>
-      </w:r>
-      <w:r>
-        <w:t xml:space="preserve">https://doi.org/10.1080/07350015.1995.10524599</w:t>
+        <w:t xml:space="preserve">13 (3): 253–263. https://doi.org/10.1080/07350015.1995.10524599</w:t>
       </w:r>
     </w:p>
     <w:p>
@@ -9009,13 +4570,7 @@
         <w:t xml:space="preserve"> </w:t>
       </w:r>
       <w:r>
-        <w:t xml:space="preserve">“Autoregressive Conditional Heteroscedasticity with Estimates</w:t>
-      </w:r>
-      <w:r>
-        <w:t xml:space="preserve"> </w:t>
-      </w:r>
-      <w:r>
-        <w:t xml:space="preserve">of the Variance of United Kingdom Inflation.”</w:t>
+        <w:t xml:space="preserve">“Autoregressive Conditional Heteroscedasticity with Estimates of the Variance of United Kingdom Inflation.”</w:t>
       </w:r>
       <w:r>
         <w:t xml:space="preserve"> </w:t>
@@ -9031,13 +4586,7 @@
         <w:t xml:space="preserve"> </w:t>
       </w:r>
       <w:r>
-        <w:t xml:space="preserve">50 (4): 987–1008.</w:t>
-      </w:r>
-      <w:r>
-        <w:t xml:space="preserve"> </w:t>
-      </w:r>
-      <w:r>
-        <w:t xml:space="preserve">https://doi.org/10.2307/1912773</w:t>
+        <w:t xml:space="preserve">50 (4): 987–1008. https://doi.org/10.2307/1912773</w:t>
       </w:r>
     </w:p>
     <w:p>
@@ -9051,13 +4600,7 @@
         <w:t xml:space="preserve"> </w:t>
       </w:r>
       <w:r>
-        <w:t xml:space="preserve">“No Contagion, Only Interdependence:</w:t>
-      </w:r>
-      <w:r>
-        <w:t xml:space="preserve"> </w:t>
-      </w:r>
-      <w:r>
-        <w:t xml:space="preserve">Measuring Stock Market Comovements.”</w:t>
+        <w:t xml:space="preserve">“No Contagion, Only Interdependence: Measuring Stock Market Comovements.”</w:t>
       </w:r>
       <w:r>
         <w:t xml:space="preserve"> </w:t>
@@ -9073,13 +4616,7 @@
         <w:t xml:space="preserve"> </w:t>
       </w:r>
       <w:r>
-        <w:t xml:space="preserve">57 (5): 2223–2261.</w:t>
-      </w:r>
-      <w:r>
-        <w:t xml:space="preserve"> </w:t>
-      </w:r>
-      <w:r>
-        <w:t xml:space="preserve">https://doi.org/10.1111/0022-1082.00494</w:t>
+        <w:t xml:space="preserve">57 (5): 2223–2261. https://doi.org/10.1111/0022-1082.00494</w:t>
       </w:r>
     </w:p>
     <w:p>
@@ -9093,13 +4630,7 @@
         <w:t xml:space="preserve"> </w:t>
       </w:r>
       <w:r>
-        <w:t xml:space="preserve">“Empirical Asset Pricing via Machine</w:t>
-      </w:r>
-      <w:r>
-        <w:t xml:space="preserve"> </w:t>
-      </w:r>
-      <w:r>
-        <w:t xml:space="preserve">Learning.”</w:t>
+        <w:t xml:space="preserve">“Empirical Asset Pricing via Machine Learning.”</w:t>
       </w:r>
       <w:r>
         <w:t xml:space="preserve"> </w:t>
@@ -9115,13 +4646,7 @@
         <w:t xml:space="preserve"> </w:t>
       </w:r>
       <w:r>
-        <w:t xml:space="preserve">33 (5): 2223–2273.</w:t>
-      </w:r>
-      <w:r>
-        <w:t xml:space="preserve"> </w:t>
-      </w:r>
-      <w:r>
-        <w:t xml:space="preserve">https://doi.org/10.1093/rfs/hhaa009</w:t>
+        <w:t xml:space="preserve">33 (5): 2223–2273. https://doi.org/10.1093/rfs/hhaa009</w:t>
       </w:r>
     </w:p>
     <w:p>
@@ -9135,13 +4660,7 @@
         <w:t xml:space="preserve"> </w:t>
       </w:r>
       <w:r>
-        <w:t xml:space="preserve">“A New Approach to the Economic Analysis of Nonstationary</w:t>
-      </w:r>
-      <w:r>
-        <w:t xml:space="preserve"> </w:t>
-      </w:r>
-      <w:r>
-        <w:t xml:space="preserve">Time Series and the Business Cycle.”</w:t>
+        <w:t xml:space="preserve">“A New Approach to the Economic Analysis of Nonstationary Time Series and the Business Cycle.”</w:t>
       </w:r>
       <w:r>
         <w:t xml:space="preserve"> </w:t>
@@ -9157,13 +4676,7 @@
         <w:t xml:space="preserve"> </w:t>
       </w:r>
       <w:r>
-        <w:t xml:space="preserve">57 (2): 357–384.</w:t>
-      </w:r>
-      <w:r>
-        <w:t xml:space="preserve"> </w:t>
-      </w:r>
-      <w:r>
-        <w:t xml:space="preserve">https://doi.org/10.2307/1912559</w:t>
+        <w:t xml:space="preserve">57 (2): 357–384. https://doi.org/10.2307/1912559</w:t>
       </w:r>
     </w:p>
     <w:p>
@@ -9177,13 +4690,7 @@
         <w:t xml:space="preserve"> </w:t>
       </w:r>
       <w:r>
-        <w:t xml:space="preserve">“A Simple, Positive Semi-Definite,</w:t>
-      </w:r>
-      <w:r>
-        <w:t xml:space="preserve"> </w:t>
-      </w:r>
-      <w:r>
-        <w:t xml:space="preserve">Heteroskedasticity and Autocorrelation Consistent Covariance Matrix.”</w:t>
+        <w:t xml:space="preserve">“A Simple, Positive Semi-Definite, Heteroskedasticity and Autocorrelation Consistent Covariance Matrix.”</w:t>
       </w:r>
       <w:r>
         <w:t xml:space="preserve"> </w:t>
@@ -9213,13 +4720,7 @@
         <w:t xml:space="preserve"> </w:t>
       </w:r>
       <w:r>
-        <w:t xml:space="preserve">“A Simple Nonparametric Test of</w:t>
-      </w:r>
-      <w:r>
-        <w:t xml:space="preserve"> </w:t>
-      </w:r>
-      <w:r>
-        <w:t xml:space="preserve">Predictive Performance.”</w:t>
+        <w:t xml:space="preserve">“A Simple Nonparametric Test of Predictive Performance.”</w:t>
       </w:r>
       <w:r>
         <w:t xml:space="preserve"> </w:t>
@@ -9235,13 +4736,7 @@
         <w:t xml:space="preserve"> </w:t>
       </w:r>
       <w:r>
-        <w:t xml:space="preserve">10 (4):</w:t>
-      </w:r>
-      <w:r>
-        <w:t xml:space="preserve"> </w:t>
-      </w:r>
-      <w:r>
-        <w:t xml:space="preserve">461–465. https://doi.org/10.1080/07350015.1992.10509922</w:t>
+        <w:t xml:space="preserve">10 (4): 461–465. https://doi.org/10.1080/07350015.1992.10509922</w:t>
       </w:r>
     </w:p>
     <w:p>
@@ -9255,63 +4750,7 @@
         <w:t xml:space="preserve"> </w:t>
       </w:r>
       <w:r>
-        <w:t xml:space="preserve">“Out-of-Sample Equity Premium</w:t>
-      </w:r>
-      <w:r>
-        <w:t xml:space="preserve"> </w:t>
-      </w:r>
-      <w:r>
-        <w:t xml:space="preserve">Prediction: Combination Forecasts and Links to the Real Economy.”</w:t>
-      </w:r>
-      <w:r>
-        <w:t xml:space="preserve"> </w:t>
-      </w:r>
-      <w:r>
-        <w:rPr>
-          <w:i/>
-          <w:iCs/>
-        </w:rPr>
-        <w:t xml:space="preserve">The Review of</w:t>
-      </w:r>
-      <w:r>
-        <w:rPr>
-          <w:i/>
-          <w:iCs/>
-        </w:rPr>
-        <w:t xml:space="preserve"> </w:t>
-      </w:r>
-      <w:r>
-        <w:rPr>
-          <w:i/>
-          <w:iCs/>
-        </w:rPr>
-        <w:t xml:space="preserve">Financial Studies</w:t>
-      </w:r>
-      <w:r>
-        <w:t xml:space="preserve"> </w:t>
-      </w:r>
-      <w:r>
-        <w:t xml:space="preserve">23 (2): 821–862. https://doi.org/10.1093/rfs/hhp063</w:t>
-      </w:r>
-    </w:p>
-    <w:p>
-      <w:pPr>
-        <w:pStyle w:val="BodyText"/>
-      </w:pPr>
-      <w:r>
-        <w:t xml:space="preserve">Welch, I., and A. Goyal. 2008.</w:t>
-      </w:r>
-      <w:r>
-        <w:t xml:space="preserve"> </w:t>
-      </w:r>
-      <w:r>
-        <w:t xml:space="preserve">“A Comprehensive Look at the Empirical Performance</w:t>
-      </w:r>
-      <w:r>
-        <w:t xml:space="preserve"> </w:t>
-      </w:r>
-      <w:r>
-        <w:t xml:space="preserve">of Equity Premium Prediction.”</w:t>
+        <w:t xml:space="preserve">“Out-of-Sample Equity Premium Prediction: Combination Forecasts and Links to the Real Economy.”</w:t>
       </w:r>
       <w:r>
         <w:t xml:space="preserve"> </w:t>
@@ -9327,67 +4766,37 @@
         <w:t xml:space="preserve"> </w:t>
       </w:r>
       <w:r>
-        <w:t xml:space="preserve">21 (4):</w:t>
-      </w:r>
-      <w:r>
-        <w:t xml:space="preserve"> </w:t>
-      </w:r>
-      <w:r>
-        <w:t xml:space="preserve">1455–1508. https://doi.org/10.1093/rfs/hhm014</w:t>
+        <w:t xml:space="preserve">23 (2): 821–862. https://doi.org/10.1093/rfs/hhp063</w:t>
       </w:r>
     </w:p>
     <w:p>
       <w:pPr>
-        <w:pStyle w:val="BlockText"/>
-      </w:pPr>
+        <w:pStyle w:val="BodyText"/>
+      </w:pPr>
+      <w:r>
+        <w:t xml:space="preserve">Welch, I., and A. Goyal. 2008.</w:t>
+      </w:r>
+      <w:r>
+        <w:t xml:space="preserve"> </w:t>
+      </w:r>
+      <w:r>
+        <w:t xml:space="preserve">“A Comprehensive Look at the Empirical Performance of Equity Premium Prediction.”</w:t>
+      </w:r>
+      <w:r>
+        <w:t xml:space="preserve"> </w:t>
+      </w:r>
       <w:r>
         <w:rPr>
-          <w:b/>
-          <w:bCs/>
+          <w:i/>
+          <w:iCs/>
         </w:rPr>
-        <w:t xml:space="preserve">Note on citations.</w:t>
+        <w:t xml:space="preserve">The Review of Financial Studies</w:t>
       </w:r>
       <w:r>
         <w:t xml:space="preserve"> </w:t>
       </w:r>
       <w:r>
-        <w:t xml:space="preserve">All fifteen references were verified against publisher,</w:t>
-      </w:r>
-      <w:r>
-        <w:t xml:space="preserve"> </w:t>
-      </w:r>
-      <w:r>
-        <w:t xml:space="preserve">Econometric Society, Wiley, or RePEc records, and each carries a resolvable DOI;</w:t>
-      </w:r>
-      <w:r>
-        <w:t xml:space="preserve"> </w:t>
-      </w:r>
-      <w:r>
-        <w:t xml:space="preserve">every reference is attached to a specific claim it directly supports. Two page</w:t>
-      </w:r>
-      <w:r>
-        <w:t xml:space="preserve"> </w:t>
-      </w:r>
-      <w:r>
-        <w:t xml:space="preserve">ranges that appear inconsistently across secondary indexes were resolved to the</w:t>
-      </w:r>
-      <w:r>
-        <w:t xml:space="preserve"> </w:t>
-      </w:r>
-      <w:r>
-        <w:t xml:space="preserve">journal of record: Pesaran and Timmermann (1992) is 461–465 (the Taylor &amp;</w:t>
-      </w:r>
-      <w:r>
-        <w:t xml:space="preserve"> </w:t>
-      </w:r>
-      <w:r>
-        <w:t xml:space="preserve">Francis record; a RePEc handle mis-encodes it as 561–565), and Engle (1982) is</w:t>
-      </w:r>
-      <w:r>
-        <w:t xml:space="preserve"> </w:t>
-      </w:r>
-      <w:r>
-        <w:t xml:space="preserve">987–1008 (the Econometric Society closing page; some JSTOR headers show 987–1007).</w:t>
+        <w:t xml:space="preserve">21 (4): 1455–1508. https://doi.org/10.1093/rfs/hhm014</w:t>
       </w:r>
     </w:p>
     <w:p>
@@ -9397,123 +4806,49 @@
         </w:pict>
       </w:r>
     </w:p>
-    <w:bookmarkEnd w:id="72"/>
-    <w:bookmarkStart w:id="73" w:name="appendix-a-reproducibility"/>
+    <w:bookmarkEnd w:id="58"/>
+    <w:bookmarkStart w:id="59" w:name="data-and-code"/>
     <w:p>
       <w:pPr>
         <w:pStyle w:val="Heading2"/>
       </w:pPr>
       <w:r>
-        <w:t xml:space="preserve">Appendix A — Reproducibility</w:t>
+        <w:t xml:space="preserve">Data and code</w:t>
       </w:r>
     </w:p>
     <w:p>
       <w:pPr>
-        <w:pStyle w:val="SourceCode"/>
-      </w:pPr>
+        <w:pStyle w:val="FirstParagraph"/>
+      </w:pPr>
+      <w:r>
+        <w:t xml:space="preserve">The data, code, and figures are available at github.com/zikobob/stock-research. The full analysis reproduces from</w:t>
+      </w:r>
+      <w:r>
+        <w:t xml:space="preserve"> </w:t>
+      </w:r>
       <w:r>
         <w:rPr>
-          <w:rStyle w:val="ExtensionTok"/>
+          <w:rStyle w:val="VerbatimChar"/>
         </w:rPr>
-        <w:t xml:space="preserve">pip</w:t>
+        <w:t xml:space="preserve">python -m src.main</w:t>
+      </w:r>
+      <w:r>
+        <w:t xml:space="preserve"> </w:t>
+      </w:r>
+      <w:r>
+        <w:t xml:space="preserve">and</w:t>
+      </w:r>
+      <w:r>
+        <w:t xml:space="preserve"> </w:t>
       </w:r>
       <w:r>
         <w:rPr>
-          <w:rStyle w:val="NormalTok"/>
+          <w:rStyle w:val="VerbatimChar"/>
         </w:rPr>
-        <w:t xml:space="preserve"> install </w:t>
-      </w:r>
-      <w:r>
-        <w:rPr>
-          <w:rStyle w:val="AttributeTok"/>
-        </w:rPr>
-        <w:t xml:space="preserve">-r</w:t>
-      </w:r>
-      <w:r>
-        <w:rPr>
-          <w:rStyle w:val="NormalTok"/>
-        </w:rPr>
-        <w:t xml:space="preserve"> requirements.txt</w:t>
-      </w:r>
-      <w:r>
-        <w:br/>
-      </w:r>
-      <w:r>
-        <w:rPr>
-          <w:rStyle w:val="ExtensionTok"/>
-        </w:rPr>
-        <w:t xml:space="preserve">python</w:t>
-      </w:r>
-      <w:r>
-        <w:rPr>
-          <w:rStyle w:val="NormalTok"/>
-        </w:rPr>
-        <w:t xml:space="preserve"> </w:t>
-      </w:r>
-      <w:r>
-        <w:rPr>
-          <w:rStyle w:val="AttributeTok"/>
-        </w:rPr>
-        <w:t xml:space="preserve">-m</w:t>
-      </w:r>
-      <w:r>
-        <w:rPr>
-          <w:rStyle w:val="NormalTok"/>
-        </w:rPr>
-        <w:t xml:space="preserve"> src.main               </w:t>
-      </w:r>
-      <w:r>
-        <w:rPr>
-          <w:rStyle w:val="CommentTok"/>
-        </w:rPr>
-        <w:t xml:space="preserve"># main pipeline: data, regimes, models, metrics, tests, figures</w:t>
-      </w:r>
-      <w:r>
-        <w:br/>
-      </w:r>
-      <w:r>
-        <w:rPr>
-          <w:rStyle w:val="ExtensionTok"/>
-        </w:rPr>
-        <w:t xml:space="preserve">python</w:t>
-      </w:r>
-      <w:r>
-        <w:rPr>
-          <w:rStyle w:val="NormalTok"/>
-        </w:rPr>
-        <w:t xml:space="preserve"> </w:t>
-      </w:r>
-      <w:r>
-        <w:rPr>
-          <w:rStyle w:val="AttributeTok"/>
-        </w:rPr>
-        <w:t xml:space="preserve">-m</w:t>
-      </w:r>
-      <w:r>
-        <w:rPr>
-          <w:rStyle w:val="NormalTok"/>
-        </w:rPr>
-        <w:t xml:space="preserve"> src.confound_analysis  </w:t>
-      </w:r>
-      <w:r>
-        <w:rPr>
-          <w:rStyle w:val="CommentTok"/>
-        </w:rPr>
-        <w:t xml:space="preserve"># volatility-confound regressions, double sort, alpha robustness</w:t>
-      </w:r>
-    </w:p>
-    <w:p>
-      <w:pPr>
-        <w:pStyle w:val="FirstParagraph"/>
-      </w:pPr>
-      <w:r>
-        <w:t xml:space="preserve">Key parameters (date range, correlation window, regime quantiles, model</w:t>
-      </w:r>
-      <w:r>
-        <w:t xml:space="preserve"> </w:t>
-      </w:r>
-      <w:r>
-        <w:t xml:space="preserve">hyperparameters) are centralized in</w:t>
+        <w:t xml:space="preserve">python -m src.confound_analysis</w:t>
+      </w:r>
+      <w:r>
+        <w:t xml:space="preserve">. Parameters are set in</w:t>
       </w:r>
       <w:r>
         <w:t xml:space="preserve"> </w:t>
@@ -9525,434 +4860,10 @@
         <w:t xml:space="preserve">src/config.py</w:t>
       </w:r>
       <w:r>
-        <w:t xml:space="preserve">. The annotated notebook</w:t>
-      </w:r>
-      <w:r>
-        <w:t xml:space="preserve"> </w:t>
-      </w:r>
-      <w:r>
-        <w:rPr>
-          <w:rStyle w:val="VerbatimChar"/>
-        </w:rPr>
-        <w:t xml:space="preserve">notebooks/research_analysis.ipynb</w:t>
-      </w:r>
-      <w:r>
-        <w:t xml:space="preserve"> </w:t>
-      </w:r>
-      <w:r>
-        <w:t xml:space="preserve">walks through the analysis interactively.</w:t>
+        <w:t xml:space="preserve">.</w:t>
       </w:r>
     </w:p>
-    <w:bookmarkEnd w:id="73"/>
-    <w:bookmarkStart w:id="74" w:name="appendix-b-output-artifacts"/>
-    <w:p>
-      <w:pPr>
-        <w:pStyle w:val="Heading2"/>
-      </w:pPr>
-      <w:r>
-        <w:t xml:space="preserve">Appendix B — Output artifacts</w:t>
-      </w:r>
-    </w:p>
-    <w:tbl>
-      <w:tblPr>
-        <w:tblStyle w:val="Table"/>
-        <w:tblW w:type="pct" w:w="5000"/>
-        <w:tblLayout w:type="fixed"/>
-        <w:tblLook w:firstRow="1" w:lastRow="0" w:firstColumn="0" w:lastColumn="0" w:noHBand="0" w:noVBand="0" w:val="0020"/>
-      </w:tblPr>
-      <w:tblGrid>
-        <w:gridCol w:w="3960"/>
-        <w:gridCol w:w="3960"/>
-      </w:tblGrid>
-      <w:tr>
-        <w:trPr>
-          <w:tblHeader w:val="on"/>
-        </w:trPr>
-        <w:tc>
-          <w:tcPr/>
-          <w:p>
-            <w:pPr>
-              <w:pStyle w:val="Compact"/>
-            </w:pPr>
-            <w:r>
-              <w:t xml:space="preserve">Artifact</w:t>
-            </w:r>
-          </w:p>
-        </w:tc>
-        <w:tc>
-          <w:tcPr/>
-          <w:p>
-            <w:pPr>
-              <w:pStyle w:val="Compact"/>
-            </w:pPr>
-            <w:r>
-              <w:t xml:space="preserve">Location</w:t>
-            </w:r>
-          </w:p>
-        </w:tc>
-      </w:tr>
-      <w:tr>
-        <w:tc>
-          <w:tcPr/>
-          <w:p>
-            <w:pPr>
-              <w:pStyle w:val="Compact"/>
-            </w:pPr>
-            <w:r>
-              <w:t xml:space="preserve">Raw adjusted-close prices</w:t>
-            </w:r>
-          </w:p>
-        </w:tc>
-        <w:tc>
-          <w:tcPr/>
-          <w:p>
-            <w:pPr>
-              <w:pStyle w:val="Compact"/>
-            </w:pPr>
-            <w:r>
-              <w:rPr>
-                <w:rStyle w:val="VerbatimChar"/>
-              </w:rPr>
-              <w:t xml:space="preserve">data/raw/adj_close_prices.csv</w:t>
-            </w:r>
-          </w:p>
-        </w:tc>
-      </w:tr>
-      <w:tr>
-        <w:tc>
-          <w:tcPr/>
-          <w:p>
-            <w:pPr>
-              <w:pStyle w:val="Compact"/>
-            </w:pPr>
-            <w:r>
-              <w:t xml:space="preserve">Cleaned prices &amp; log returns</w:t>
-            </w:r>
-          </w:p>
-        </w:tc>
-        <w:tc>
-          <w:tcPr/>
-          <w:p>
-            <w:pPr>
-              <w:pStyle w:val="Compact"/>
-            </w:pPr>
-            <w:r>
-              <w:rPr>
-                <w:rStyle w:val="VerbatimChar"/>
-              </w:rPr>
-              <w:t xml:space="preserve">data/processed/</w:t>
-            </w:r>
-          </w:p>
-        </w:tc>
-      </w:tr>
-      <w:tr>
-        <w:tc>
-          <w:tcPr/>
-          <w:p>
-            <w:pPr>
-              <w:pStyle w:val="Compact"/>
-            </w:pPr>
-            <w:r>
-              <w:t xml:space="preserve">Rolling correlations &amp; regimes</w:t>
-            </w:r>
-          </w:p>
-        </w:tc>
-        <w:tc>
-          <w:tcPr/>
-          <w:p>
-            <w:pPr>
-              <w:pStyle w:val="Compact"/>
-            </w:pPr>
-            <w:r>
-              <w:rPr>
-                <w:rStyle w:val="VerbatimChar"/>
-              </w:rPr>
-              <w:t xml:space="preserve">data/processed/regimes.csv</w:t>
-            </w:r>
-            <w:r>
-              <w:t xml:space="preserve">,</w:t>
-            </w:r>
-            <w:r>
-              <w:t xml:space="preserve"> </w:t>
-            </w:r>
-            <w:r>
-              <w:rPr>
-                <w:rStyle w:val="VerbatimChar"/>
-              </w:rPr>
-              <w:t xml:space="preserve">rolling_pairwise_corr.csv</w:t>
-            </w:r>
-          </w:p>
-        </w:tc>
-      </w:tr>
-      <w:tr>
-        <w:tc>
-          <w:tcPr/>
-          <w:p>
-            <w:pPr>
-              <w:pStyle w:val="Compact"/>
-            </w:pPr>
-            <w:r>
-              <w:t xml:space="preserve">Lagged predictors (corr, vol)</w:t>
-            </w:r>
-          </w:p>
-        </w:tc>
-        <w:tc>
-          <w:tcPr/>
-          <w:p>
-            <w:pPr>
-              <w:pStyle w:val="Compact"/>
-            </w:pPr>
-            <w:r>
-              <w:rPr>
-                <w:rStyle w:val="VerbatimChar"/>
-              </w:rPr>
-              <w:t xml:space="preserve">data/processed/lagged_predictors.csv</w:t>
-            </w:r>
-          </w:p>
-        </w:tc>
-      </w:tr>
-      <w:tr>
-        <w:tc>
-          <w:tcPr/>
-          <w:p>
-            <w:pPr>
-              <w:pStyle w:val="Compact"/>
-            </w:pPr>
-            <w:r>
-              <w:t xml:space="preserve">Summary statistics</w:t>
-            </w:r>
-          </w:p>
-        </w:tc>
-        <w:tc>
-          <w:tcPr/>
-          <w:p>
-            <w:pPr>
-              <w:pStyle w:val="Compact"/>
-            </w:pPr>
-            <w:r>
-              <w:rPr>
-                <w:rStyle w:val="VerbatimChar"/>
-              </w:rPr>
-              <w:t xml:space="preserve">results/summary_statistics.csv</w:t>
-            </w:r>
-          </w:p>
-        </w:tc>
-      </w:tr>
-      <w:tr>
-        <w:tc>
-          <w:tcPr/>
-          <w:p>
-            <w:pPr>
-              <w:pStyle w:val="Compact"/>
-            </w:pPr>
-            <w:r>
-              <w:t xml:space="preserve">Accuracy by regime / per asset</w:t>
-            </w:r>
-          </w:p>
-        </w:tc>
-        <w:tc>
-          <w:tcPr/>
-          <w:p>
-            <w:pPr>
-              <w:pStyle w:val="Compact"/>
-            </w:pPr>
-            <w:r>
-              <w:rPr>
-                <w:rStyle w:val="VerbatimChar"/>
-              </w:rPr>
-              <w:t xml:space="preserve">results/metrics_by_regime.csv</w:t>
-            </w:r>
-            <w:r>
-              <w:t xml:space="preserve">,</w:t>
-            </w:r>
-            <w:r>
-              <w:t xml:space="preserve"> </w:t>
-            </w:r>
-            <w:r>
-              <w:rPr>
-                <w:rStyle w:val="VerbatimChar"/>
-              </w:rPr>
-              <w:t xml:space="preserve">metrics_per_asset.csv</w:t>
-            </w:r>
-          </w:p>
-        </w:tc>
-      </w:tr>
-      <w:tr>
-        <w:tc>
-          <w:tcPr/>
-          <w:p>
-            <w:pPr>
-              <w:pStyle w:val="Compact"/>
-            </w:pPr>
-            <w:r>
-              <w:t xml:space="preserve">Hypothesis tests</w:t>
-            </w:r>
-          </w:p>
-        </w:tc>
-        <w:tc>
-          <w:tcPr/>
-          <w:p>
-            <w:pPr>
-              <w:pStyle w:val="Compact"/>
-            </w:pPr>
-            <w:r>
-              <w:rPr>
-                <w:rStyle w:val="VerbatimChar"/>
-              </w:rPr>
-              <w:t xml:space="preserve">results/hypothesis_tests.csv</w:t>
-            </w:r>
-          </w:p>
-        </w:tc>
-      </w:tr>
-      <w:tr>
-        <w:tc>
-          <w:tcPr/>
-          <w:p>
-            <w:pPr>
-              <w:pStyle w:val="Compact"/>
-            </w:pPr>
-            <w:r>
-              <w:rPr>
-                <w:b/>
-                <w:bCs/>
-              </w:rPr>
-              <w:t xml:space="preserve">Confound regressions</w:t>
-            </w:r>
-          </w:p>
-        </w:tc>
-        <w:tc>
-          <w:tcPr/>
-          <w:p>
-            <w:pPr>
-              <w:pStyle w:val="Compact"/>
-            </w:pPr>
-            <w:r>
-              <w:rPr>
-                <w:rStyle w:val="VerbatimChar"/>
-              </w:rPr>
-              <w:t xml:space="preserve">results/confound_regression.csv</w:t>
-            </w:r>
-          </w:p>
-        </w:tc>
-      </w:tr>
-      <w:tr>
-        <w:tc>
-          <w:tcPr/>
-          <w:p>
-            <w:pPr>
-              <w:pStyle w:val="Compact"/>
-            </w:pPr>
-            <w:r>
-              <w:rPr>
-                <w:b/>
-                <w:bCs/>
-              </w:rPr>
-              <w:t xml:space="preserve">2×2 double sort</w:t>
-            </w:r>
-          </w:p>
-        </w:tc>
-        <w:tc>
-          <w:tcPr/>
-          <w:p>
-            <w:pPr>
-              <w:pStyle w:val="Compact"/>
-            </w:pPr>
-            <w:r>
-              <w:rPr>
-                <w:rStyle w:val="VerbatimChar"/>
-              </w:rPr>
-              <w:t xml:space="preserve">results/double_sort.csv</w:t>
-            </w:r>
-          </w:p>
-        </w:tc>
-      </w:tr>
-      <w:tr>
-        <w:tc>
-          <w:tcPr/>
-          <w:p>
-            <w:pPr>
-              <w:pStyle w:val="Compact"/>
-            </w:pPr>
-            <w:r>
-              <w:rPr>
-                <w:b/>
-                <w:bCs/>
-              </w:rPr>
-              <w:t xml:space="preserve">Alpha robustness</w:t>
-            </w:r>
-          </w:p>
-        </w:tc>
-        <w:tc>
-          <w:tcPr/>
-          <w:p>
-            <w:pPr>
-              <w:pStyle w:val="Compact"/>
-            </w:pPr>
-            <w:r>
-              <w:rPr>
-                <w:rStyle w:val="VerbatimChar"/>
-              </w:rPr>
-              <w:t xml:space="preserve">results/alpha_robustness.csv</w:t>
-            </w:r>
-          </w:p>
-        </w:tc>
-      </w:tr>
-      <w:tr>
-        <w:tc>
-          <w:tcPr/>
-          <w:p>
-            <w:pPr>
-              <w:pStyle w:val="Compact"/>
-            </w:pPr>
-            <w:r>
-              <w:t xml:space="preserve">PCA variance</w:t>
-            </w:r>
-          </w:p>
-        </w:tc>
-        <w:tc>
-          <w:tcPr/>
-          <w:p>
-            <w:pPr>
-              <w:pStyle w:val="Compact"/>
-            </w:pPr>
-            <w:r>
-              <w:rPr>
-                <w:rStyle w:val="VerbatimChar"/>
-              </w:rPr>
-              <w:t xml:space="preserve">results/pca_static_variance.csv</w:t>
-            </w:r>
-          </w:p>
-        </w:tc>
-      </w:tr>
-      <w:tr>
-        <w:tc>
-          <w:tcPr/>
-          <w:p>
-            <w:pPr>
-              <w:pStyle w:val="Compact"/>
-            </w:pPr>
-            <w:r>
-              <w:t xml:space="preserve">Figures 1–11 (inline in the paper; source PNGs)</w:t>
-            </w:r>
-          </w:p>
-        </w:tc>
-        <w:tc>
-          <w:tcPr/>
-          <w:p>
-            <w:pPr>
-              <w:pStyle w:val="Compact"/>
-            </w:pPr>
-            <w:r>
-              <w:rPr>
-                <w:rStyle w:val="VerbatimChar"/>
-              </w:rPr>
-              <w:t xml:space="preserve">figures/</w:t>
-            </w:r>
-          </w:p>
-        </w:tc>
-      </w:tr>
-    </w:tbl>
-    <w:bookmarkEnd w:id="74"/>
+    <w:bookmarkEnd w:id="59"/>
     <w:sectPr>
       <w:headerReference r:id="rId9" w:type="default"/>
       <w:footerReference r:id="rId10" w:type="default"/>
@@ -10281,194 +5192,6 @@
     <w:lvl w:ilvl="8">
       <w:numFmt w:val="bullet"/>
       <w:lvlText w:val=" "/>
-      <w:lvlJc w:val="left"/>
-      <w:pPr>
-        <w:ind w:left="6480" w:hanging="360"/>
-      </w:pPr>
-    </w:lvl>
-  </w:abstractNum>
-  <w:abstractNum w:abstractNumId="991">
-    <w:nsid w:val="0000A991"/>
-    <w:multiLevelType w:val="multilevel"/>
-    <w:lvl w:ilvl="0">
-      <w:numFmt w:val="bullet"/>
-      <w:lvlText w:val=""/>
-      <w:lvlJc w:val="left"/>
-      <w:pPr>
-        <w:ind w:left="720" w:hanging="360"/>
-      </w:pPr>
-      <w:rPr>
-        <w:rFonts w:ascii="Symbol" w:hAnsi="Symbol" w:cs="Symbol" w:hint="default"/>
-      </w:rPr>
-    </w:lvl>
-    <w:lvl w:ilvl="1">
-      <w:numFmt w:val="bullet"/>
-      <w:lvlText w:val="o"/>
-      <w:lvlJc w:val="left"/>
-      <w:pPr>
-        <w:ind w:left="1440" w:hanging="360"/>
-      </w:pPr>
-      <w:rPr>
-        <w:rFonts w:ascii="Courier New" w:hAnsi="Courier New" w:cs="Courier New" w:hint="default"/>
-      </w:rPr>
-    </w:lvl>
-    <w:lvl w:ilvl="2">
-      <w:numFmt w:val="bullet"/>
-      <w:lvlText w:val=""/>
-      <w:lvlJc w:val="left"/>
-      <w:pPr>
-        <w:ind w:left="2160" w:hanging="360"/>
-      </w:pPr>
-      <w:rPr>
-        <w:rFonts w:ascii="Wingdings" w:hAnsi="Wingdings" w:cs="Wingdings" w:hint="default"/>
-      </w:rPr>
-    </w:lvl>
-    <w:lvl w:ilvl="3">
-      <w:numFmt w:val="bullet"/>
-      <w:lvlText w:val=""/>
-      <w:lvlJc w:val="left"/>
-      <w:pPr>
-        <w:ind w:left="2880" w:hanging="360"/>
-      </w:pPr>
-      <w:rPr>
-        <w:rFonts w:ascii="Symbol" w:hAnsi="Symbol" w:cs="Symbol" w:hint="default"/>
-      </w:rPr>
-    </w:lvl>
-    <w:lvl w:ilvl="4">
-      <w:numFmt w:val="bullet"/>
-      <w:lvlText w:val="o"/>
-      <w:lvlJc w:val="left"/>
-      <w:pPr>
-        <w:ind w:left="3600" w:hanging="360"/>
-      </w:pPr>
-      <w:rPr>
-        <w:rFonts w:ascii="Courier New" w:hAnsi="Courier New" w:cs="Courier New" w:hint="default"/>
-      </w:rPr>
-    </w:lvl>
-    <w:lvl w:ilvl="5">
-      <w:numFmt w:val="bullet"/>
-      <w:lvlText w:val=""/>
-      <w:lvlJc w:val="left"/>
-      <w:pPr>
-        <w:ind w:left="4320" w:hanging="360"/>
-      </w:pPr>
-      <w:rPr>
-        <w:rFonts w:ascii="Wingdings" w:hAnsi="Wingdings" w:cs="Wingdings" w:hint="default"/>
-      </w:rPr>
-    </w:lvl>
-    <w:lvl w:ilvl="6">
-      <w:numFmt w:val="bullet"/>
-      <w:lvlText w:val=""/>
-      <w:lvlJc w:val="left"/>
-      <w:pPr>
-        <w:ind w:left="5040" w:hanging="360"/>
-      </w:pPr>
-      <w:rPr>
-        <w:rFonts w:ascii="Symbol" w:hAnsi="Symbol" w:cs="Symbol" w:hint="default"/>
-      </w:rPr>
-    </w:lvl>
-    <w:lvl w:ilvl="7">
-      <w:numFmt w:val="bullet"/>
-      <w:lvlText w:val="o"/>
-      <w:lvlJc w:val="left"/>
-      <w:pPr>
-        <w:ind w:left="5760" w:hanging="360"/>
-      </w:pPr>
-      <w:rPr>
-        <w:rFonts w:ascii="Courier New" w:hAnsi="Courier New" w:cs="Courier New" w:hint="default"/>
-      </w:rPr>
-    </w:lvl>
-    <w:lvl w:ilvl="8">
-      <w:numFmt w:val="bullet"/>
-      <w:lvlText w:val=""/>
-      <w:lvlJc w:val="left"/>
-      <w:pPr>
-        <w:ind w:left="6480" w:hanging="360"/>
-      </w:pPr>
-      <w:rPr>
-        <w:rFonts w:ascii="Wingdings" w:hAnsi="Wingdings" w:cs="Wingdings" w:hint="default"/>
-      </w:rPr>
-    </w:lvl>
-  </w:abstractNum>
-  <w:abstractNum w:abstractNumId="99411">
-    <w:nsid w:val="00A99411"/>
-    <w:multiLevelType w:val="multilevel"/>
-    <w:lvl w:ilvl="0">
-      <w:start w:val="1"/>
-      <w:numFmt w:val="decimal"/>
-      <w:lvlText w:val="%1."/>
-      <w:lvlJc w:val="left"/>
-      <w:pPr>
-        <w:ind w:left="720" w:hanging="360"/>
-      </w:pPr>
-    </w:lvl>
-    <w:lvl w:ilvl="1">
-      <w:start w:val="1"/>
-      <w:numFmt w:val="decimal"/>
-      <w:lvlText w:val="%2."/>
-      <w:lvlJc w:val="left"/>
-      <w:pPr>
-        <w:ind w:left="1440" w:hanging="360"/>
-      </w:pPr>
-    </w:lvl>
-    <w:lvl w:ilvl="2">
-      <w:start w:val="1"/>
-      <w:numFmt w:val="decimal"/>
-      <w:lvlText w:val="%3."/>
-      <w:lvlJc w:val="left"/>
-      <w:pPr>
-        <w:ind w:left="2160" w:hanging="360"/>
-      </w:pPr>
-    </w:lvl>
-    <w:lvl w:ilvl="3">
-      <w:start w:val="1"/>
-      <w:numFmt w:val="decimal"/>
-      <w:lvlText w:val="%4."/>
-      <w:lvlJc w:val="left"/>
-      <w:pPr>
-        <w:ind w:left="2880" w:hanging="360"/>
-      </w:pPr>
-    </w:lvl>
-    <w:lvl w:ilvl="4">
-      <w:start w:val="1"/>
-      <w:numFmt w:val="decimal"/>
-      <w:lvlText w:val="%5."/>
-      <w:lvlJc w:val="left"/>
-      <w:pPr>
-        <w:ind w:left="3600" w:hanging="360"/>
-      </w:pPr>
-    </w:lvl>
-    <w:lvl w:ilvl="5">
-      <w:start w:val="1"/>
-      <w:numFmt w:val="decimal"/>
-      <w:lvlText w:val="%6."/>
-      <w:lvlJc w:val="left"/>
-      <w:pPr>
-        <w:ind w:left="4320" w:hanging="360"/>
-      </w:pPr>
-    </w:lvl>
-    <w:lvl w:ilvl="6">
-      <w:start w:val="1"/>
-      <w:numFmt w:val="decimal"/>
-      <w:lvlText w:val="%7."/>
-      <w:lvlJc w:val="left"/>
-      <w:pPr>
-        <w:ind w:left="5040" w:hanging="360"/>
-      </w:pPr>
-    </w:lvl>
-    <w:lvl w:ilvl="7">
-      <w:start w:val="1"/>
-      <w:numFmt w:val="decimal"/>
-      <w:lvlText w:val="%8."/>
-      <w:lvlJc w:val="left"/>
-      <w:pPr>
-        <w:ind w:left="5760" w:hanging="360"/>
-      </w:pPr>
-    </w:lvl>
-    <w:lvl w:ilvl="8">
-      <w:start w:val="1"/>
-      <w:numFmt w:val="decimal"/>
-      <w:lvlText w:val="%9."/>
       <w:lvlJc w:val="left"/>
       <w:pPr>
         <w:ind w:left="6480" w:hanging="360"/>
@@ -10504,72 +5227,6 @@
   </w:num>
   <w:num w:numId="1000">
     <w:abstractNumId w:val="990"/>
-  </w:num>
-  <w:num w:numId="1001">
-    <w:abstractNumId w:val="991"/>
-  </w:num>
-  <w:num w:numId="1002">
-    <w:abstractNumId w:val="99411"/>
-    <w:lvlOverride w:ilvl="0">
-      <w:startOverride w:val="1"/>
-    </w:lvlOverride>
-    <w:lvlOverride w:ilvl="1">
-      <w:startOverride w:val="1"/>
-    </w:lvlOverride>
-    <w:lvlOverride w:ilvl="2">
-      <w:startOverride w:val="1"/>
-    </w:lvlOverride>
-    <w:lvlOverride w:ilvl="3">
-      <w:startOverride w:val="1"/>
-    </w:lvlOverride>
-    <w:lvlOverride w:ilvl="4">
-      <w:startOverride w:val="1"/>
-    </w:lvlOverride>
-    <w:lvlOverride w:ilvl="5">
-      <w:startOverride w:val="1"/>
-    </w:lvlOverride>
-    <w:lvlOverride w:ilvl="6">
-      <w:startOverride w:val="1"/>
-    </w:lvlOverride>
-    <w:lvlOverride w:ilvl="7">
-      <w:startOverride w:val="1"/>
-    </w:lvlOverride>
-    <w:lvlOverride w:ilvl="8">
-      <w:startOverride w:val="1"/>
-    </w:lvlOverride>
-  </w:num>
-  <w:num w:numId="1003">
-    <w:abstractNumId w:val="991"/>
-  </w:num>
-  <w:num w:numId="1004">
-    <w:abstractNumId w:val="99411"/>
-    <w:lvlOverride w:ilvl="0">
-      <w:startOverride w:val="1"/>
-    </w:lvlOverride>
-    <w:lvlOverride w:ilvl="1">
-      <w:startOverride w:val="1"/>
-    </w:lvlOverride>
-    <w:lvlOverride w:ilvl="2">
-      <w:startOverride w:val="1"/>
-    </w:lvlOverride>
-    <w:lvlOverride w:ilvl="3">
-      <w:startOverride w:val="1"/>
-    </w:lvlOverride>
-    <w:lvlOverride w:ilvl="4">
-      <w:startOverride w:val="1"/>
-    </w:lvlOverride>
-    <w:lvlOverride w:ilvl="5">
-      <w:startOverride w:val="1"/>
-    </w:lvlOverride>
-    <w:lvlOverride w:ilvl="6">
-      <w:startOverride w:val="1"/>
-    </w:lvlOverride>
-    <w:lvlOverride w:ilvl="7">
-      <w:startOverride w:val="1"/>
-    </w:lvlOverride>
-    <w:lvlOverride w:ilvl="8">
-      <w:startOverride w:val="1"/>
-    </w:lvlOverride>
   </w:num>
 </w:numbering>
 </file>

--- a/paper/research_paper.docx
+++ b/paper/research_paper.docx
@@ -4340,7 +4340,32 @@
       </w:r>
     </w:p>
     <w:bookmarkEnd w:id="57"/>
-    <w:bookmarkStart w:id="58" w:name="references"/>
+    <w:bookmarkStart w:id="58" w:name="use-of-ai-tools"/>
+    <w:p>
+      <w:pPr>
+        <w:pStyle w:val="Heading2"/>
+      </w:pPr>
+      <w:r>
+        <w:t xml:space="preserve">Use of AI tools</w:t>
+      </w:r>
+    </w:p>
+    <w:p>
+      <w:pPr>
+        <w:pStyle w:val="FirstParagraph"/>
+      </w:pPr>
+      <w:r>
+        <w:t xml:space="preserve">The author used Claude (Anthropic), an AI assistant, to help write and debug the Python analysis code, run the statistical analyses, generate the figures, and draft and revise the manuscript. All results were reproduced from the code, and the author is responsible for the final content.</w:t>
+      </w:r>
+    </w:p>
+    <w:p>
+      <w:r>
+        <w:pict>
+          <v:rect style="width:0;height:1.5pt" o:hralign="center" o:hrstd="t" o:hr="t"/>
+        </w:pict>
+      </w:r>
+    </w:p>
+    <w:bookmarkEnd w:id="58"/>
+    <w:bookmarkStart w:id="59" w:name="references"/>
     <w:p>
       <w:pPr>
         <w:pStyle w:val="Heading2"/>
@@ -4806,8 +4831,8 @@
         </w:pict>
       </w:r>
     </w:p>
-    <w:bookmarkEnd w:id="58"/>
-    <w:bookmarkStart w:id="59" w:name="data-and-code"/>
+    <w:bookmarkEnd w:id="59"/>
+    <w:bookmarkStart w:id="60" w:name="data-and-code"/>
     <w:p>
       <w:pPr>
         <w:pStyle w:val="Heading2"/>
@@ -4863,7 +4888,7 @@
         <w:t xml:space="preserve">.</w:t>
       </w:r>
     </w:p>
-    <w:bookmarkEnd w:id="59"/>
+    <w:bookmarkEnd w:id="60"/>
     <w:sectPr>
       <w:headerReference r:id="rId9" w:type="default"/>
       <w:footerReference r:id="rId10" w:type="default"/>
